--- a/docs/paper_v2/eswa_paper_v2_zh.docx
+++ b/docs/paper_v2/eswa_paper_v2_zh.docx
@@ -77,7 +77,7 @@
         <w:rPr>
           <w:rFonts w:ascii="宋体" w:hAnsi="宋体" w:eastAsia="宋体"/>
         </w:rPr>
-        <w:t>条致因标注。标注采用三层证据分级方案：逐字证据编码、语义归纳编码与领域先验推断编码，三者分字段存储、分口径统计。管道集成了多源采集、</w:t>
+        <w:t>条致因标注。标注采用三层证据分级方案：逐字证据编码、语义归纳编码与领域先验推断编码，三者分字段存储、分口径统计。管道集成了网络门户与事故汇编数字化构成的双轨采集、</w:t>
       </w:r>
       <w:r>
         <w:t xml:space="preserve">LLM </w:t>
@@ -300,7 +300,7 @@
         <w:rPr>
           <w:rFonts w:ascii="宋体" w:hAnsi="宋体" w:eastAsia="宋体"/>
         </w:rPr>
-        <w:t>建筑业仍是全球最危险的行业之一。每起施工亡人事故都会产生调查报告与新闻报道，记录发生了什么、如何发生、为何发生。这些文本承载着数十年间积累的致因信息，却以非结构化自然语言存在，难以系统分析。在中国，事故叙述分散于安全信息门户、地方应急管理局与新闻媒体，人工汇编成本高昂，自动汇编则是一个反复出现的工程挑战（</w:t>
+        <w:t>建筑业仍是全球最危险的行业之一。每起施工亡人事故都会产生调查报告与新闻报道，记录发生了什么、如何发生、为何发生。这些文本承载着数十年间积累的致因信息，却以非结构化自然语言存在，难以系统分析。在中国，事故叙述分散于安全信息门户、地方应急管理局、新闻媒体与公开事故汇编，人工汇编成本高昂，自动汇编则是一个反复出现的工程挑战（</w:t>
       </w:r>
       <w:r>
         <w:t>Kong and Ahn, 2024</w:t>
@@ -426,19 +426,19 @@
         <w:rPr>
           <w:rFonts w:ascii="宋体" w:hAnsi="宋体" w:eastAsia="宋体"/>
         </w:rPr>
-        <w:t>条记录、</w:t>
-      </w:r>
-      <w:r>
-        <w:t xml:space="preserve">33 </w:t>
-      </w:r>
-      <w:r>
-        <w:rPr>
-          <w:rFonts w:ascii="宋体" w:hAnsi="宋体" w:eastAsia="宋体"/>
-        </w:rPr>
-        <w:t>字段、</w:t>
-      </w:r>
-      <w:r>
-        <w:t xml:space="preserve">17,364 </w:t>
+        <w:t>条记录，采集自网络爬取公开门户与公开事故汇编数字化构成的双轨方案，含</w:t>
+      </w:r>
+      <w:r>
+        <w:t xml:space="preserve"> 33 </w:t>
+      </w:r>
+      <w:r>
+        <w:rPr>
+          <w:rFonts w:ascii="宋体" w:hAnsi="宋体" w:eastAsia="宋体"/>
+        </w:rPr>
+        <w:t>字段与</w:t>
+      </w:r>
+      <w:r>
+        <w:t xml:space="preserve"> 17,364 </w:t>
       </w:r>
       <w:r>
         <w:rPr>
@@ -628,7 +628,7 @@
         <w:rPr>
           <w:rFonts w:ascii="宋体" w:hAnsi="宋体" w:eastAsia="宋体"/>
         </w:rPr>
-        <w:t>节描述证据分级方案、</w:t>
+        <w:t>节描述数据来源与语料构建、证据分级方案、</w:t>
       </w:r>
       <w:r>
         <w:t xml:space="preserve">CAICS </w:t>
@@ -1733,13 +1733,14 @@
         <w:rPr>
           <w:color w:val="000000"/>
         </w:rPr>
-        <w:t>3.2 CAICS</w:t>
-      </w:r>
-      <w:r>
-        <w:rPr>
+        <w:t xml:space="preserve">3.2 </w:t>
+      </w:r>
+      <w:r>
+        <w:rPr>
+          <w:rFonts w:ascii="宋体" w:hAnsi="宋体" w:eastAsia="宋体"/>
           <w:color w:val="000000"/>
         </w:rPr>
-        <w:t>：操作性编码方案</w:t>
+        <w:t>数据来源与语料构建</w:t>
       </w:r>
     </w:p>
     <w:p>
@@ -1747,682 +1748,164 @@
         <w:rPr>
           <w:rFonts w:ascii="宋体" w:hAnsi="宋体" w:eastAsia="宋体"/>
         </w:rPr>
-        <w:t>建筑施工事故综合致因系统（</w:t>
-      </w:r>
-      <w:r>
-        <w:t>CAICS</w:t>
-      </w:r>
-      <w:r>
-        <w:t>）是面向施工事故叙述的</w:t>
-      </w:r>
-      <w:r>
-        <w:t xml:space="preserve"> 5 </w:t>
-      </w:r>
-      <w:r>
-        <w:rPr>
-          <w:rFonts w:ascii="宋体" w:hAnsi="宋体" w:eastAsia="宋体"/>
-        </w:rPr>
-        <w:t>层</w:t>
-      </w:r>
-      <w:r>
-        <w:t xml:space="preserve"> 19 </w:t>
-      </w:r>
-      <w:r>
-        <w:rPr>
-          <w:rFonts w:ascii="宋体" w:hAnsi="宋体" w:eastAsia="宋体"/>
-        </w:rPr>
-        <w:t>类编码方案。其层级遵循因果泄漏模型：管理层（</w:t>
-      </w:r>
-      <w:r>
-        <w:t>M</w:t>
-      </w:r>
-      <w:r>
-        <w:t>）回答为何该工地易出事故；防线层（</w:t>
-      </w:r>
-      <w:r>
-        <w:t>F</w:t>
-      </w:r>
-      <w:r>
-        <w:t>）回答为何物理屏障失效；触发层（</w:t>
-      </w:r>
-      <w:r>
-        <w:t>T</w:t>
-      </w:r>
-      <w:r>
-        <w:t>）回答何种物质条件引发事件；人的行为层（</w:t>
-      </w:r>
-      <w:r>
-        <w:t>H</w:t>
-      </w:r>
-      <w:r>
-        <w:t>）回答何种不安全行为在前；后果层（</w:t>
-      </w:r>
-      <w:r>
-        <w:t>C</w:t>
-      </w:r>
-      <w:r>
-        <w:t>）回答为何后果超出预期。表</w:t>
-      </w:r>
-      <w:r>
-        <w:t xml:space="preserve"> 1 </w:t>
-      </w:r>
-      <w:r>
-        <w:rPr>
-          <w:rFonts w:ascii="宋体" w:hAnsi="宋体" w:eastAsia="宋体"/>
-        </w:rPr>
-        <w:t>列出十九类及其操作定义与典型证据关键词。</w:t>
+        <w:t>本文报告的每一项结果都受语料内容的约束，而该语料是</w:t>
+      </w:r>
+      <w:r>
+        <w:rPr>
+          <w:rFonts w:ascii="宋体" w:hAnsi="宋体" w:eastAsia="宋体"/>
+          <w:b/>
+        </w:rPr>
+        <w:t>汇集</w:t>
+      </w:r>
+      <w:r>
+        <w:rPr>
+          <w:rFonts w:ascii="宋体" w:hAnsi="宋体" w:eastAsia="宋体"/>
+        </w:rPr>
+        <w:t>而成、并非抽样得来。本节说明</w:t>
+      </w:r>
+      <w:r>
+        <w:t xml:space="preserve"> 2,623 </w:t>
+      </w:r>
+      <w:r>
+        <w:rPr>
+          <w:rFonts w:ascii="宋体" w:hAnsi="宋体" w:eastAsia="宋体"/>
+        </w:rPr>
+        <w:t>条记录的来源，以及建模之前对其施加的四项处理</w:t>
+      </w:r>
+      <w:r>
+        <w:t>——</w:t>
+      </w:r>
+      <w:r>
+        <w:rPr>
+          <w:rFonts w:ascii="宋体" w:hAnsi="宋体" w:eastAsia="宋体"/>
+        </w:rPr>
+        <w:t>采集、清洗、相关性筛选与整合。这些流程细化了管道架构的阶段</w:t>
+      </w:r>
+      <w:r>
+        <w:t xml:space="preserve"> 1</w:t>
+      </w:r>
+      <w:r>
+        <w:t>（</w:t>
+      </w:r>
+      <w:r>
+        <w:t xml:space="preserve">3.4 </w:t>
+      </w:r>
+      <w:r>
+        <w:rPr>
+          <w:rFonts w:ascii="宋体" w:hAnsi="宋体" w:eastAsia="宋体"/>
+        </w:rPr>
+        <w:t>节）及其原本仅以一句话概括的预处理。我们不惜篇幅加以说明，是因为在端到端数据工程管道中，输入的性质会传播至每一项下游统计：读者若不了解采集了什么、丢弃了什么，便无从判断第</w:t>
+      </w:r>
+      <w:r>
+        <w:t xml:space="preserve"> 4 </w:t>
+      </w:r>
+      <w:r>
+        <w:rPr>
+          <w:rFonts w:ascii="宋体" w:hAnsi="宋体" w:eastAsia="宋体"/>
+        </w:rPr>
+        <w:t>节的结果。</w:t>
       </w:r>
     </w:p>
     <w:p>
       <w:r>
-        <w:rPr>
-          <w:rFonts w:ascii="宋体" w:hAnsi="宋体" w:eastAsia="宋体"/>
-          <w:b/>
-        </w:rPr>
-        <w:t>表 1. CAICS 编码方案：操作定义</w:t>
+        <w:t xml:space="preserve">#### 3.2.1 </w:t>
+      </w:r>
+      <w:r>
+        <w:rPr>
+          <w:rFonts w:ascii="宋体" w:hAnsi="宋体" w:eastAsia="宋体"/>
+        </w:rPr>
+        <w:t>双轨语料</w:t>
       </w:r>
     </w:p>
     <w:p>
       <w:r>
-        <w:t>[</w:t>
-      </w:r>
-      <w:r>
-        <w:rPr>
-          <w:rFonts w:ascii="宋体" w:hAnsi="宋体" w:eastAsia="宋体"/>
-        </w:rPr>
-        <w:t>表</w:t>
-      </w:r>
-      <w:r>
-        <w:t>1</w:t>
-      </w:r>
-      <w:r>
-        <w:rPr>
-          <w:rFonts w:ascii="宋体" w:hAnsi="宋体" w:eastAsia="宋体"/>
-        </w:rPr>
-        <w:t>占位：待手绘</w:t>
-      </w:r>
-      <w:r>
-        <w:t xml:space="preserve"> — 5 </w:t>
-      </w:r>
-      <w:r>
-        <w:rPr>
-          <w:rFonts w:ascii="宋体" w:hAnsi="宋体" w:eastAsia="宋体"/>
-        </w:rPr>
-        <w:t>层</w:t>
-      </w:r>
-      <w:r>
-        <w:t xml:space="preserve"> 19 </w:t>
-      </w:r>
-      <w:r>
-        <w:rPr>
-          <w:rFonts w:ascii="宋体" w:hAnsi="宋体" w:eastAsia="宋体"/>
-        </w:rPr>
-        <w:t>类操作定义表</w:t>
-      </w:r>
-      <w:r>
-        <w:t>]</w:t>
+        <w:rPr>
+          <w:rFonts w:ascii="宋体" w:hAnsi="宋体" w:eastAsia="宋体"/>
+        </w:rPr>
+        <w:t>语料由两条结构不同的采集轨道组成。</w:t>
+      </w:r>
+      <w:r>
+        <w:rPr>
+          <w:rFonts w:ascii="宋体" w:hAnsi="宋体" w:eastAsia="宋体"/>
+          <w:b/>
+        </w:rPr>
+        <w:t>网络采集轨</w:t>
+      </w:r>
+      <w:r>
+        <w:rPr>
+          <w:rFonts w:ascii="宋体" w:hAnsi="宋体" w:eastAsia="宋体"/>
+        </w:rPr>
+        <w:t>贡献</w:t>
+      </w:r>
+      <w:r>
+        <w:t xml:space="preserve"> 1,728 </w:t>
+      </w:r>
+      <w:r>
+        <w:rPr>
+          <w:rFonts w:ascii="宋体" w:hAnsi="宋体" w:eastAsia="宋体"/>
+        </w:rPr>
+        <w:t>条记录（</w:t>
+      </w:r>
+      <w:r>
+        <w:t>65.9%</w:t>
+      </w:r>
+      <w:r>
+        <w:t>），由专用爬虫自公开门户检索获得。</w:t>
+      </w:r>
+      <w:r>
+        <w:rPr>
+          <w:rFonts w:ascii="宋体" w:hAnsi="宋体" w:eastAsia="宋体"/>
+          <w:b/>
+        </w:rPr>
+        <w:t>文献数字化轨</w:t>
+      </w:r>
+      <w:r>
+        <w:rPr>
+          <w:rFonts w:ascii="宋体" w:hAnsi="宋体" w:eastAsia="宋体"/>
+        </w:rPr>
+        <w:t>贡献</w:t>
+      </w:r>
+      <w:r>
+        <w:t xml:space="preserve"> 895 </w:t>
+      </w:r>
+      <w:r>
+        <w:rPr>
+          <w:rFonts w:ascii="宋体" w:hAnsi="宋体" w:eastAsia="宋体"/>
+        </w:rPr>
+        <w:t>条记录（</w:t>
+      </w:r>
+      <w:r>
+        <w:t>34.1%</w:t>
+      </w:r>
+      <w:r>
+        <w:t>），来自以</w:t>
+      </w:r>
+      <w:r>
+        <w:t xml:space="preserve"> PDF </w:t>
+      </w:r>
+      <w:r>
+        <w:rPr>
+          <w:rFonts w:ascii="宋体" w:hAnsi="宋体" w:eastAsia="宋体"/>
+        </w:rPr>
+        <w:t>形式发行的公开事故汇编。表</w:t>
+      </w:r>
+      <w:r>
+        <w:t xml:space="preserve"> 1 </w:t>
+      </w:r>
+      <w:r>
+        <w:rPr>
+          <w:rFonts w:ascii="宋体" w:hAnsi="宋体" w:eastAsia="宋体"/>
+        </w:rPr>
+        <w:t>报告两条轨道的构成。</w:t>
       </w:r>
     </w:p>
     <w:p>
       <w:r>
-        <w:t xml:space="preserve">CAICS </w:t>
-      </w:r>
-      <w:r>
-        <w:rPr>
-          <w:rFonts w:ascii="宋体" w:hAnsi="宋体" w:eastAsia="宋体"/>
-        </w:rPr>
-        <w:t>与源自航空领域的</w:t>
-      </w:r>
-      <w:r>
-        <w:t xml:space="preserve"> HFACS </w:t>
-      </w:r>
-      <w:r>
-        <w:rPr>
-          <w:rFonts w:ascii="宋体" w:hAnsi="宋体" w:eastAsia="宋体"/>
-        </w:rPr>
-        <w:t>改编（</w:t>
-      </w:r>
-      <w:r>
-        <w:t>Shappell and Wiegmann, 2000; Liu et al., 2025a</w:t>
-      </w:r>
-      <w:r>
-        <w:t>）有两个设计差异：</w:t>
-      </w:r>
-      <w:r>
-        <w:t xml:space="preserve">F </w:t>
-      </w:r>
-      <w:r>
-        <w:rPr>
-          <w:rFonts w:ascii="宋体" w:hAnsi="宋体" w:eastAsia="宋体"/>
-        </w:rPr>
-        <w:t>层刻画施工领域普遍的物理防护失效，</w:t>
-      </w:r>
-      <w:r>
-        <w:t xml:space="preserve">C </w:t>
-      </w:r>
-      <w:r>
-        <w:rPr>
-          <w:rFonts w:ascii="宋体" w:hAnsi="宋体" w:eastAsia="宋体"/>
-        </w:rPr>
-        <w:t>层记录迟报瞒报等后果放大因素。方案经泄漏模型指导下的语料驱动归纳得出：从语料抽取因果表述、聚类为候选类别、整合为五层，频次低于下限的类别合并或删除；保留类别均配有操作定义与语料归纳的证据关键词。我们强调该声明的范围：推导协议是迭代式工程流程而非正式的内容效度研究，且尚未在独立数据上与</w:t>
-      </w:r>
-      <w:r>
-        <w:t xml:space="preserve"> 24Model</w:t>
-      </w:r>
-      <w:r>
-        <w:t>（</w:t>
-      </w:r>
-      <w:r>
-        <w:t>Xuecai et al., 2024</w:t>
-      </w:r>
-      <w:r>
-        <w:t>）、</w:t>
-      </w:r>
-      <w:r>
-        <w:t xml:space="preserve">Accimap </w:t>
-      </w:r>
-      <w:r>
-        <w:rPr>
-          <w:rFonts w:ascii="宋体" w:hAnsi="宋体" w:eastAsia="宋体"/>
-        </w:rPr>
-        <w:t>或</w:t>
-      </w:r>
-      <w:r>
-        <w:t xml:space="preserve"> HFACS </w:t>
-      </w:r>
-      <w:r>
-        <w:rPr>
-          <w:rFonts w:ascii="宋体" w:hAnsi="宋体" w:eastAsia="宋体"/>
-        </w:rPr>
-        <w:t>做对比验证。因此本文将</w:t>
-      </w:r>
-      <w:r>
-        <w:t xml:space="preserve"> CAICS </w:t>
-      </w:r>
-      <w:r>
-        <w:rPr>
-          <w:rFonts w:ascii="宋体" w:hAnsi="宋体" w:eastAsia="宋体"/>
-        </w:rPr>
-        <w:t>定位为本数据库的操作性方案</w:t>
-      </w:r>
-      <w:r>
-        <w:t>——</w:t>
-      </w:r>
-      <w:r>
-        <w:rPr>
-          <w:rFonts w:ascii="宋体" w:hAnsi="宋体" w:eastAsia="宋体"/>
-        </w:rPr>
-        <w:t>面向</w:t>
-      </w:r>
-      <w:r>
-        <w:t xml:space="preserve"> LLM </w:t>
-      </w:r>
-      <w:r>
-        <w:rPr>
-          <w:rFonts w:ascii="宋体" w:hAnsi="宋体" w:eastAsia="宋体"/>
-        </w:rPr>
-        <w:t>的有限编码框架，配显式定义</w:t>
-      </w:r>
-      <w:r>
-        <w:t>——</w:t>
-      </w:r>
-      <w:r>
-        <w:rPr>
-          <w:rFonts w:ascii="宋体" w:hAnsi="宋体" w:eastAsia="宋体"/>
-        </w:rPr>
-        <w:t>而非已经确立的致因理论。其可用性证据包括</w:t>
-      </w:r>
-      <w:r>
-        <w:t xml:space="preserve"> 100 </w:t>
-      </w:r>
-      <w:r>
-        <w:rPr>
-          <w:rFonts w:ascii="宋体" w:hAnsi="宋体" w:eastAsia="宋体"/>
-        </w:rPr>
-        <w:t>条策略样本上的专家标注一致性（</w:t>
-      </w:r>
-      <w:r>
-        <w:t xml:space="preserve">Fleiss' kappa </w:t>
-      </w:r>
-      <w:r>
-        <w:rPr>
-          <w:rFonts w:ascii="宋体" w:hAnsi="宋体" w:eastAsia="宋体"/>
-        </w:rPr>
-        <w:t>各层</w:t>
-      </w:r>
-      <w:r>
-        <w:t xml:space="preserve"> 0.859–1.000</w:t>
-      </w:r>
-      <w:r>
-        <w:t>，见</w:t>
-      </w:r>
-      <w:r>
-        <w:t xml:space="preserve"> 4.1 </w:t>
-      </w:r>
-      <w:r>
-        <w:rPr>
-          <w:rFonts w:ascii="宋体" w:hAnsi="宋体" w:eastAsia="宋体"/>
-        </w:rPr>
-        <w:t>节）。</w:t>
-      </w:r>
-    </w:p>
-    <w:p>
-      <w:pPr>
-        <w:pStyle w:val="Heading2"/>
-      </w:pPr>
-      <w:r>
-        <w:rPr>
-          <w:color w:val="000000"/>
-        </w:rPr>
-        <w:t xml:space="preserve">3.3 </w:t>
-      </w:r>
-      <w:r>
-        <w:rPr>
-          <w:rFonts w:ascii="宋体" w:hAnsi="宋体" w:eastAsia="宋体"/>
-          <w:color w:val="000000"/>
-        </w:rPr>
-        <w:t>管道架构</w:t>
-      </w:r>
-    </w:p>
-    <w:p>
-      <w:r>
-        <w:rPr>
-          <w:rFonts w:ascii="宋体" w:hAnsi="宋体" w:eastAsia="宋体"/>
-        </w:rPr>
-        <w:t>图</w:t>
-      </w:r>
-      <w:r>
-        <w:t xml:space="preserve"> 1 </w:t>
-      </w:r>
-      <w:r>
-        <w:rPr>
-          <w:rFonts w:ascii="宋体" w:hAnsi="宋体" w:eastAsia="宋体"/>
-        </w:rPr>
-        <w:t>展示总体架构。管道由六个处理阶段与随后的存储、访问层构成。</w:t>
-      </w:r>
-    </w:p>
-    <w:p>
-      <w:r>
         <w:rPr>
           <w:rFonts w:ascii="宋体" w:hAnsi="宋体" w:eastAsia="宋体"/>
           <w:b/>
         </w:rPr>
-        <w:t>图 1. CAIEMS 系统架构</w:t>
-      </w:r>
-    </w:p>
-    <w:p>
-      <w:pPr>
-        <w:ind w:left="432"/>
-      </w:pPr>
-      <w:r>
-        <w:rPr>
-          <w:i/>
-          <w:color w:val="7F8C8D"/>
-        </w:rPr>
-        <w:t>▢ [图1占位：待手绘 — 系统架构图]</w:t>
-      </w:r>
-    </w:p>
-    <w:p>
-      <w:r>
-        <w:rPr>
-          <w:rFonts w:ascii="宋体" w:hAnsi="宋体" w:eastAsia="宋体"/>
-          <w:b/>
-        </w:rPr>
-        <w:t>阶段 1：多源采集。</w:t>
-      </w:r>
-      <w:r>
-        <w:t xml:space="preserve"> </w:t>
-      </w:r>
-      <w:r>
-        <w:rPr>
-          <w:rFonts w:ascii="宋体" w:hAnsi="宋体" w:eastAsia="宋体"/>
-        </w:rPr>
-        <w:t>爬虫从公共安全信息门户（</w:t>
-      </w:r>
-      <w:r>
-        <w:t>safehoo.com</w:t>
-      </w:r>
-      <w:r>
-        <w:t>、</w:t>
-      </w:r>
-      <w:r>
-        <w:t>esafety.cn</w:t>
-      </w:r>
-      <w:r>
-        <w:t>）与地方应急管理局网站采集事故报告，原始</w:t>
-      </w:r>
-      <w:r>
-        <w:t xml:space="preserve"> HTML </w:t>
-      </w:r>
-      <w:r>
-        <w:rPr>
-          <w:rFonts w:ascii="宋体" w:hAnsi="宋体" w:eastAsia="宋体"/>
-        </w:rPr>
-        <w:t>解析为候选记录。语料由两个时间块构成：历史块（</w:t>
-      </w:r>
-      <w:r>
-        <w:t>1978–1990</w:t>
-      </w:r>
-      <w:r>
-        <w:t>，</w:t>
-      </w:r>
-      <w:r>
-        <w:t xml:space="preserve">698 </w:t>
-      </w:r>
-      <w:r>
-        <w:rPr>
-          <w:rFonts w:ascii="宋体" w:hAnsi="宋体" w:eastAsia="宋体"/>
-        </w:rPr>
-        <w:t>条，占</w:t>
-      </w:r>
-      <w:r>
-        <w:t xml:space="preserve"> 26.6%</w:t>
-      </w:r>
-      <w:r>
-        <w:t>），数字化自公开事故汇编；当代块（</w:t>
-      </w:r>
-      <w:r>
-        <w:t>2005–2026</w:t>
-      </w:r>
-      <w:r>
-        <w:t>，</w:t>
-      </w:r>
-      <w:r>
-        <w:t xml:space="preserve">1,925 </w:t>
-      </w:r>
-      <w:r>
-        <w:rPr>
-          <w:rFonts w:ascii="宋体" w:hAnsi="宋体" w:eastAsia="宋体"/>
-        </w:rPr>
-        <w:t>条，占</w:t>
-      </w:r>
-      <w:r>
-        <w:t xml:space="preserve"> 73.4%</w:t>
-      </w:r>
-      <w:r>
-        <w:t>），采集自新闻门户；</w:t>
-      </w:r>
-      <w:r>
-        <w:t xml:space="preserve">1991–2004 </w:t>
-      </w:r>
-      <w:r>
-        <w:rPr>
-          <w:rFonts w:ascii="宋体" w:hAnsi="宋体" w:eastAsia="宋体"/>
-        </w:rPr>
-        <w:t>年无记录。中国承包商海外工地事故（</w:t>
-      </w:r>
-      <w:r>
-        <w:t xml:space="preserve">22 </w:t>
-      </w:r>
-      <w:r>
-        <w:rPr>
-          <w:rFonts w:ascii="宋体" w:hAnsi="宋体" w:eastAsia="宋体"/>
-        </w:rPr>
-        <w:t>条境外记录）保留于库但排除在省级统计之外。由于来源为公开网页，数据库覆盖的是公开可检索的事故报道，不应解读为全部施工事故的代表性样本：严重事故相对总体被过度代表，同一事故可能以多篇镜像报道出现。</w:t>
-      </w:r>
-    </w:p>
-    <w:p>
-      <w:r>
-        <w:rPr>
-          <w:rFonts w:ascii="宋体" w:hAnsi="宋体" w:eastAsia="宋体"/>
-          <w:b/>
-        </w:rPr>
-        <w:t>阶段 2：LLM 文本分类。</w:t>
-      </w:r>
-      <w:r>
-        <w:t xml:space="preserve"> </w:t>
-      </w:r>
-      <w:r>
-        <w:rPr>
-          <w:rFonts w:ascii="宋体" w:hAnsi="宋体" w:eastAsia="宋体"/>
-        </w:rPr>
-        <w:t>候选页面异质性显著。轻量</w:t>
-      </w:r>
-      <w:r>
-        <w:t xml:space="preserve"> LLM </w:t>
-      </w:r>
-      <w:r>
-        <w:rPr>
-          <w:rFonts w:ascii="宋体" w:hAnsi="宋体" w:eastAsia="宋体"/>
-        </w:rPr>
-        <w:t>分类器以五个标注示例的少样本提示为每条记录分配</w:t>
-      </w:r>
-      <w:r>
-        <w:t xml:space="preserve"> single / multi / other </w:t>
-      </w:r>
-      <w:r>
-        <w:rPr>
-          <w:rFonts w:ascii="宋体" w:hAnsi="宋体" w:eastAsia="宋体"/>
-        </w:rPr>
-        <w:t>三种类型。该阶段移除了</w:t>
-      </w:r>
-      <w:r>
-        <w:t xml:space="preserve"> 895 </w:t>
-      </w:r>
-      <w:r>
-        <w:rPr>
-          <w:rFonts w:ascii="宋体" w:hAnsi="宋体" w:eastAsia="宋体"/>
-        </w:rPr>
-        <w:t>条教材记录及全部广告、导航页面。需说明的是分类器并不完美：一致性研究的</w:t>
-      </w:r>
-      <w:r>
-        <w:t xml:space="preserve"> 300 </w:t>
-      </w:r>
-      <w:r>
-        <w:rPr>
-          <w:rFonts w:ascii="宋体" w:hAnsi="宋体" w:eastAsia="宋体"/>
-        </w:rPr>
-        <w:t>条抽样中仍有</w:t>
-      </w:r>
-      <w:r>
-        <w:t xml:space="preserve"> 11 </w:t>
-      </w:r>
-      <w:r>
-        <w:rPr>
-          <w:rFonts w:ascii="宋体" w:hAnsi="宋体" w:eastAsia="宋体"/>
-        </w:rPr>
-        <w:t>条在标注时因含多起事故被排除，说明文本分类存在残留错误，当前管道尚未对其完全审计；多事故拆分规则与镜像报道的跨源去重仍部分依赖人工。</w:t>
-      </w:r>
-    </w:p>
-    <w:p>
-      <w:r>
-        <w:rPr>
-          <w:rFonts w:ascii="宋体" w:hAnsi="宋体" w:eastAsia="宋体"/>
-          <w:b/>
-        </w:rPr>
-        <w:t>阶段 3：基础字段抽取（Step 1）。</w:t>
-      </w:r>
-      <w:r>
-        <w:t xml:space="preserve"> </w:t>
-      </w:r>
-      <w:r>
-        <w:rPr>
-          <w:rFonts w:ascii="宋体" w:hAnsi="宋体" w:eastAsia="宋体"/>
-        </w:rPr>
-        <w:t>对每条通过分类的记录，</w:t>
-      </w:r>
-      <w:r>
-        <w:t xml:space="preserve">LLM </w:t>
-      </w:r>
-      <w:r>
-        <w:rPr>
-          <w:rFonts w:ascii="宋体" w:hAnsi="宋体" w:eastAsia="宋体"/>
-        </w:rPr>
-        <w:t>在严格</w:t>
-      </w:r>
-      <w:r>
-        <w:t xml:space="preserve"> JSON </w:t>
-      </w:r>
-      <w:r>
-        <w:rPr>
-          <w:rFonts w:ascii="宋体" w:hAnsi="宋体" w:eastAsia="宋体"/>
-        </w:rPr>
-        <w:t>工具模式下抽取</w:t>
-      </w:r>
-      <w:r>
-        <w:t xml:space="preserve"> 33 </w:t>
-      </w:r>
-      <w:r>
-        <w:rPr>
-          <w:rFonts w:ascii="宋体" w:hAnsi="宋体" w:eastAsia="宋体"/>
-        </w:rPr>
-        <w:t>字段基础信息向量。评测运行中</w:t>
-      </w:r>
-      <w:r>
-        <w:t xml:space="preserve"> 100% </w:t>
-      </w:r>
-      <w:r>
-        <w:rPr>
-          <w:rFonts w:ascii="宋体" w:hAnsi="宋体" w:eastAsia="宋体"/>
-        </w:rPr>
-        <w:t>记录获得符合</w:t>
-      </w:r>
-      <w:r>
-        <w:t xml:space="preserve"> schema </w:t>
-      </w:r>
-      <w:r>
-        <w:rPr>
-          <w:rFonts w:ascii="宋体" w:hAnsi="宋体" w:eastAsia="宋体"/>
-        </w:rPr>
-        <w:t>的输出。抽取器同时产出规范化标题摘要用于搜索增强。</w:t>
-      </w:r>
-    </w:p>
-    <w:p>
-      <w:r>
-        <w:rPr>
-          <w:rFonts w:ascii="宋体" w:hAnsi="宋体" w:eastAsia="宋体"/>
-          <w:b/>
-        </w:rPr>
-        <w:t>阶段 4：CAICS 致因编码（Step 2）。</w:t>
-      </w:r>
-      <w:r>
-        <w:t xml:space="preserve"> </w:t>
-      </w:r>
-      <w:r>
-        <w:rPr>
-          <w:rFonts w:ascii="宋体" w:hAnsi="宋体" w:eastAsia="宋体"/>
-        </w:rPr>
-        <w:t>编码器应用两步判断流程</w:t>
-      </w:r>
-      <w:r>
-        <w:t>——</w:t>
-      </w:r>
-      <w:r>
-        <w:rPr>
-          <w:rFonts w:ascii="宋体" w:hAnsi="宋体" w:eastAsia="宋体"/>
-        </w:rPr>
-        <w:t>显性匹配后授权推断</w:t>
-      </w:r>
-      <w:r>
-        <w:t>——</w:t>
-      </w:r>
-      <w:r>
-        <w:rPr>
-          <w:rFonts w:ascii="宋体" w:hAnsi="宋体" w:eastAsia="宋体"/>
-        </w:rPr>
-        <w:t>并为每个编码记录证据层级、支撑文本与推理链（</w:t>
-      </w:r>
-      <w:r>
-        <w:t xml:space="preserve">3.1 </w:t>
-      </w:r>
-      <w:r>
-        <w:rPr>
-          <w:rFonts w:ascii="宋体" w:hAnsi="宋体" w:eastAsia="宋体"/>
-        </w:rPr>
-        <w:t>节）。图</w:t>
-      </w:r>
-      <w:r>
-        <w:t xml:space="preserve"> 2 </w:t>
-      </w:r>
-      <w:r>
-        <w:rPr>
-          <w:rFonts w:ascii="宋体" w:hAnsi="宋体" w:eastAsia="宋体"/>
-        </w:rPr>
-        <w:t>以一条真实记录的示例展示五层结构。</w:t>
-      </w:r>
-    </w:p>
-    <w:p>
-      <w:r>
-        <w:rPr>
-          <w:rFonts w:ascii="宋体" w:hAnsi="宋体" w:eastAsia="宋体"/>
-          <w:b/>
-        </w:rPr>
-        <w:t>图 2. CAICS 五层结构与示例证据链</w:t>
-      </w:r>
-    </w:p>
-    <w:p>
-      <w:pPr>
-        <w:ind w:left="432"/>
-      </w:pPr>
-      <w:r>
-        <w:rPr>
-          <w:i/>
-          <w:color w:val="7F8C8D"/>
-        </w:rPr>
-        <w:t>▢ [图2占位：待手绘 — CAICS 五层结构与示例证据链]</w:t>
-      </w:r>
-    </w:p>
-    <w:p>
-      <w:r>
-        <w:rPr>
-          <w:rFonts w:ascii="宋体" w:hAnsi="宋体" w:eastAsia="宋体"/>
-          <w:b/>
-        </w:rPr>
-        <w:t>阶段 5：LLM 优先的 MECE 枚举标准化。</w:t>
-      </w:r>
-      <w:r>
-        <w:t xml:space="preserve"> </w:t>
-      </w:r>
-      <w:r>
-        <w:rPr>
-          <w:rFonts w:ascii="宋体" w:hAnsi="宋体" w:eastAsia="宋体"/>
-        </w:rPr>
-        <w:t>五个自由文本字段（工序、设备、材料、工种、建筑结构）经</w:t>
-      </w:r>
-      <w:r>
-        <w:t xml:space="preserve"> LLM </w:t>
-      </w:r>
-      <w:r>
-        <w:rPr>
-          <w:rFonts w:ascii="宋体" w:hAnsi="宋体" w:eastAsia="宋体"/>
-        </w:rPr>
-        <w:t>优先流程规范化：</w:t>
-      </w:r>
-      <w:r>
-        <w:t xml:space="preserve">LLM </w:t>
-      </w:r>
-      <w:r>
-        <w:rPr>
-          <w:rFonts w:ascii="宋体" w:hAnsi="宋体" w:eastAsia="宋体"/>
-        </w:rPr>
-        <w:t>审视字段取值分布、设计</w:t>
-      </w:r>
-      <w:r>
-        <w:t xml:space="preserve"> MECE </w:t>
-      </w:r>
-      <w:r>
-        <w:rPr>
-          <w:rFonts w:ascii="宋体" w:hAnsi="宋体" w:eastAsia="宋体"/>
-        </w:rPr>
-        <w:t>框架、映射全部观察值。表</w:t>
-      </w:r>
-      <w:r>
-        <w:t xml:space="preserve"> 2 </w:t>
-      </w:r>
-      <w:r>
-        <w:rPr>
-          <w:rFonts w:ascii="宋体" w:hAnsi="宋体" w:eastAsia="宋体"/>
-        </w:rPr>
-        <w:t>报告所得枚举，并显式给出非空分母。</w:t>
-      </w:r>
-    </w:p>
-    <w:p>
-      <w:r>
-        <w:rPr>
-          <w:rFonts w:ascii="宋体" w:hAnsi="宋体" w:eastAsia="宋体"/>
-          <w:b/>
-        </w:rPr>
-        <w:t>表 2. LLM 优先流程产出的 MECE 枚举</w:t>
+        <w:t>表 1. 按来源轨道划分的语料构成</w:t>
       </w:r>
     </w:p>
     <w:tbl>
@@ -2448,7 +1931,7 @@
               <w:rPr>
                 <w:b/>
               </w:rPr>
-              <w:t>字段</w:t>
+              <w:t>轨道</w:t>
             </w:r>
           </w:p>
         </w:tc>
@@ -2461,7 +1944,7 @@
               <w:rPr>
                 <w:b/>
               </w:rPr>
-              <w:t>类别数</w:t>
+              <w:t>来源</w:t>
             </w:r>
           </w:p>
         </w:tc>
@@ -2474,7 +1957,7 @@
               <w:rPr>
                 <w:b/>
               </w:rPr>
-              <w:t>非空记录（占 2,623）</w:t>
+              <w:t>记录数</w:t>
             </w:r>
           </w:p>
         </w:tc>
@@ -2487,7 +1970,7 @@
               <w:rPr>
                 <w:b/>
               </w:rPr>
-              <w:t>最大类别（占非空）</w:t>
+              <w:t>占比</w:t>
             </w:r>
           </w:p>
         </w:tc>
@@ -2500,7 +1983,7 @@
               <w:rPr>
                 <w:b/>
               </w:rPr>
-              <w:t>残余"其他"（占非空）</w:t>
+              <w:t>事故年代</w:t>
             </w:r>
           </w:p>
         </w:tc>
@@ -2512,7 +1995,7 @@
           </w:tcPr>
           <w:p>
             <w:r>
-              <w:t>工序（WT）</w:t>
+              <w:t>网络采集</w:t>
             </w:r>
           </w:p>
         </w:tc>
@@ -2522,7 +2005,7 @@
           </w:tcPr>
           <w:p>
             <w:r>
-              <w:t>11</w:t>
+              <w:t>安全管理网（safehoo.com），安全新闻门户</w:t>
             </w:r>
           </w:p>
         </w:tc>
@@ -2532,7 +2015,7 @@
           </w:tcPr>
           <w:p>
             <w:r>
-              <w:t>2,202（83.9%）</w:t>
+              <w:t>1,247</w:t>
             </w:r>
           </w:p>
         </w:tc>
@@ -2542,7 +2025,7 @@
           </w:tcPr>
           <w:p>
             <w:r>
-              <w:t>WT02 主体结构工程（397，18.0%）</w:t>
+              <w:t>47.5%</w:t>
             </w:r>
           </w:p>
         </w:tc>
@@ -2552,7 +2035,7 @@
           </w:tcPr>
           <w:p>
             <w:r>
-              <w:t>2.9%</w:t>
+              <w:t>2005–2026</w:t>
             </w:r>
           </w:p>
         </w:tc>
@@ -2563,8 +2046,16 @@
             <w:tcW w:type="dxa" w:w="1728"/>
           </w:tcPr>
           <w:p>
+            <w:r/>
+          </w:p>
+        </w:tc>
+        <w:tc>
+          <w:tcPr>
+            <w:tcW w:type="dxa" w:w="1728"/>
+          </w:tcPr>
+          <w:p>
             <w:r>
-              <w:t>涉事设备（EQP）</w:t>
+              <w:t>esafety（esafety.cn），安全行业门户</w:t>
             </w:r>
           </w:p>
         </w:tc>
@@ -2574,7 +2065,7 @@
           </w:tcPr>
           <w:p>
             <w:r>
-              <w:t>13</w:t>
+              <w:t>389</w:t>
             </w:r>
           </w:p>
         </w:tc>
@@ -2584,7 +2075,7 @@
           </w:tcPr>
           <w:p>
             <w:r>
-              <w:t>1,373（52.3%）</w:t>
+              <w:t>14.8%</w:t>
             </w:r>
           </w:p>
         </w:tc>
@@ -2594,17 +2085,7 @@
           </w:tcPr>
           <w:p>
             <w:r>
-              <w:t>EQP01 起重机械（335，24.4%）</w:t>
-            </w:r>
-          </w:p>
-        </w:tc>
-        <w:tc>
-          <w:tcPr>
-            <w:tcW w:type="dxa" w:w="1728"/>
-          </w:tcPr>
-          <w:p>
-            <w:r>
-              <w:t>1.9%</w:t>
+              <w:t>2005–2026</w:t>
             </w:r>
           </w:p>
         </w:tc>
@@ -2615,8 +2096,16 @@
             <w:tcW w:type="dxa" w:w="1728"/>
           </w:tcPr>
           <w:p>
+            <w:r/>
+          </w:p>
+        </w:tc>
+        <w:tc>
+          <w:tcPr>
+            <w:tcW w:type="dxa" w:w="1728"/>
+          </w:tcPr>
+          <w:p>
             <w:r>
-              <w:t>涉事材料（MAT）</w:t>
+              <w:t>省级应急管理部门（12 个有产出的源）</w:t>
             </w:r>
           </w:p>
         </w:tc>
@@ -2626,7 +2115,7 @@
           </w:tcPr>
           <w:p>
             <w:r>
-              <w:t>7</w:t>
+              <w:t>89</w:t>
             </w:r>
           </w:p>
         </w:tc>
@@ -2636,7 +2125,7 @@
           </w:tcPr>
           <w:p>
             <w:r>
-              <w:t>1,465（55.9%）</w:t>
+              <w:t>3.4%</w:t>
             </w:r>
           </w:p>
         </w:tc>
@@ -2646,17 +2135,7 @@
           </w:tcPr>
           <w:p>
             <w:r>
-              <w:t>MAT01 混凝土及水泥制品（423，28.9%）</w:t>
-            </w:r>
-          </w:p>
-        </w:tc>
-        <w:tc>
-          <w:tcPr>
-            <w:tcW w:type="dxa" w:w="1728"/>
-          </w:tcPr>
-          <w:p>
-            <w:r>
-              <w:t>11.1%</w:t>
+              <w:t>2005–2026</w:t>
             </w:r>
           </w:p>
         </w:tc>
@@ -2667,8 +2146,16 @@
             <w:tcW w:type="dxa" w:w="1728"/>
           </w:tcPr>
           <w:p>
+            <w:r/>
+          </w:p>
+        </w:tc>
+        <w:tc>
+          <w:tcPr>
+            <w:tcW w:type="dxa" w:w="1728"/>
+          </w:tcPr>
+          <w:p>
             <w:r>
-              <w:t>工种（WKR）</w:t>
+              <w:t>应急管理部（mem.gov.cn）</w:t>
             </w:r>
           </w:p>
         </w:tc>
@@ -2678,7 +2165,7 @@
           </w:tcPr>
           <w:p>
             <w:r>
-              <w:t>13</w:t>
+              <w:t>3</w:t>
             </w:r>
           </w:p>
         </w:tc>
@@ -2688,7 +2175,7 @@
           </w:tcPr>
           <w:p>
             <w:r>
-              <w:t>1,905（72.6%）</w:t>
+              <w:t>0.1%</w:t>
             </w:r>
           </w:p>
         </w:tc>
@@ -2698,17 +2185,7 @@
           </w:tcPr>
           <w:p>
             <w:r>
-              <w:t>WKR01 通用劳务工（928，48.7%）</w:t>
-            </w:r>
-          </w:p>
-        </w:tc>
-        <w:tc>
-          <w:tcPr>
-            <w:tcW w:type="dxa" w:w="1728"/>
-          </w:tcPr>
-          <w:p>
-            <w:r>
-              <w:t>6.3%</w:t>
+              <w:t>2005–2026</w:t>
             </w:r>
           </w:p>
         </w:tc>
@@ -2719,8 +2196,16 @@
             <w:tcW w:type="dxa" w:w="1728"/>
           </w:tcPr>
           <w:p>
+            <w:r/>
+          </w:p>
+        </w:tc>
+        <w:tc>
+          <w:tcPr>
+            <w:tcW w:type="dxa" w:w="1728"/>
+          </w:tcPr>
+          <w:p>
             <w:r>
-              <w:t>建筑结构（BLD）</w:t>
+              <w:t>*小计*</w:t>
             </w:r>
           </w:p>
         </w:tc>
@@ -2730,7 +2215,7 @@
           </w:tcPr>
           <w:p>
             <w:r>
-              <w:t>12</w:t>
+              <w:t>*1,728*</w:t>
             </w:r>
           </w:p>
         </w:tc>
@@ -2740,7 +2225,7 @@
           </w:tcPr>
           <w:p>
             <w:r>
-              <w:t>359（13.7%）</w:t>
+              <w:t>*65.9%*</w:t>
             </w:r>
           </w:p>
         </w:tc>
@@ -2749,8 +2234,18 @@
             <w:tcW w:type="dxa" w:w="1728"/>
           </w:tcPr>
           <w:p>
+            <w:r/>
+          </w:p>
+        </w:tc>
+      </w:tr>
+      <w:tr>
+        <w:tc>
+          <w:tcPr>
+            <w:tcW w:type="dxa" w:w="1728"/>
+          </w:tcPr>
+          <w:p>
             <w:r>
-              <w:t>BLD01 钢结构（127，35.4%）</w:t>
+              <w:t>文献数字化</w:t>
             </w:r>
           </w:p>
         </w:tc>
@@ -2760,8 +2255,184 @@
           </w:tcPr>
           <w:p>
             <w:r>
-              <w:t>3.6%</w:t>
+              <w:t>樊锡仁《建筑施工重大伤亡事故 800 例》</w:t>
             </w:r>
+          </w:p>
+        </w:tc>
+        <w:tc>
+          <w:tcPr>
+            <w:tcW w:type="dxa" w:w="1728"/>
+          </w:tcPr>
+          <w:p>
+            <w:r>
+              <w:t>703</w:t>
+            </w:r>
+          </w:p>
+        </w:tc>
+        <w:tc>
+          <w:tcPr>
+            <w:tcW w:type="dxa" w:w="1728"/>
+          </w:tcPr>
+          <w:p>
+            <w:r>
+              <w:t>26.8%</w:t>
+            </w:r>
+          </w:p>
+        </w:tc>
+        <w:tc>
+          <w:tcPr>
+            <w:tcW w:type="dxa" w:w="1728"/>
+          </w:tcPr>
+          <w:p>
+            <w:r>
+              <w:t>1978–1990</w:t>
+            </w:r>
+          </w:p>
+        </w:tc>
+      </w:tr>
+      <w:tr>
+        <w:tc>
+          <w:tcPr>
+            <w:tcW w:type="dxa" w:w="1728"/>
+          </w:tcPr>
+          <w:p>
+            <w:r/>
+          </w:p>
+        </w:tc>
+        <w:tc>
+          <w:tcPr>
+            <w:tcW w:type="dxa" w:w="1728"/>
+          </w:tcPr>
+          <w:p>
+            <w:r>
+              <w:t>住建部事故案例汇编（3 卷）</w:t>
+            </w:r>
+          </w:p>
+        </w:tc>
+        <w:tc>
+          <w:tcPr>
+            <w:tcW w:type="dxa" w:w="1728"/>
+          </w:tcPr>
+          <w:p>
+            <w:r>
+              <w:t>192</w:t>
+            </w:r>
+          </w:p>
+        </w:tc>
+        <w:tc>
+          <w:tcPr>
+            <w:tcW w:type="dxa" w:w="1728"/>
+          </w:tcPr>
+          <w:p>
+            <w:r>
+              <w:t>7.3%</w:t>
+            </w:r>
+          </w:p>
+        </w:tc>
+        <w:tc>
+          <w:tcPr>
+            <w:tcW w:type="dxa" w:w="1728"/>
+          </w:tcPr>
+          <w:p>
+            <w:r>
+              <w:t>2005–2026</w:t>
+            </w:r>
+          </w:p>
+        </w:tc>
+      </w:tr>
+      <w:tr>
+        <w:tc>
+          <w:tcPr>
+            <w:tcW w:type="dxa" w:w="1728"/>
+          </w:tcPr>
+          <w:p>
+            <w:r/>
+          </w:p>
+        </w:tc>
+        <w:tc>
+          <w:tcPr>
+            <w:tcW w:type="dxa" w:w="1728"/>
+          </w:tcPr>
+          <w:p>
+            <w:r>
+              <w:t>*小计*</w:t>
+            </w:r>
+          </w:p>
+        </w:tc>
+        <w:tc>
+          <w:tcPr>
+            <w:tcW w:type="dxa" w:w="1728"/>
+          </w:tcPr>
+          <w:p>
+            <w:r>
+              <w:t>*895*</w:t>
+            </w:r>
+          </w:p>
+        </w:tc>
+        <w:tc>
+          <w:tcPr>
+            <w:tcW w:type="dxa" w:w="1728"/>
+          </w:tcPr>
+          <w:p>
+            <w:r>
+              <w:t>*34.1%*</w:t>
+            </w:r>
+          </w:p>
+        </w:tc>
+        <w:tc>
+          <w:tcPr>
+            <w:tcW w:type="dxa" w:w="1728"/>
+          </w:tcPr>
+          <w:p>
+            <w:r/>
+          </w:p>
+        </w:tc>
+      </w:tr>
+      <w:tr>
+        <w:tc>
+          <w:tcPr>
+            <w:tcW w:type="dxa" w:w="1728"/>
+          </w:tcPr>
+          <w:p>
+            <w:r>
+              <w:t>合计</w:t>
+            </w:r>
+          </w:p>
+        </w:tc>
+        <w:tc>
+          <w:tcPr>
+            <w:tcW w:type="dxa" w:w="1728"/>
+          </w:tcPr>
+          <w:p>
+            <w:r/>
+          </w:p>
+        </w:tc>
+        <w:tc>
+          <w:tcPr>
+            <w:tcW w:type="dxa" w:w="1728"/>
+          </w:tcPr>
+          <w:p>
+            <w:r>
+              <w:t>2,623</w:t>
+            </w:r>
+          </w:p>
+        </w:tc>
+        <w:tc>
+          <w:tcPr>
+            <w:tcW w:type="dxa" w:w="1728"/>
+          </w:tcPr>
+          <w:p>
+            <w:r>
+              <w:t>100%</w:t>
+            </w:r>
+          </w:p>
+        </w:tc>
+        <w:tc>
+          <w:tcPr>
+            <w:tcW w:type="dxa" w:w="1728"/>
+          </w:tcPr>
+          <w:p>
+            <w:r/>
           </w:p>
         </w:tc>
       </w:tr>
@@ -2770,9 +2441,149 @@
       <w:r>
         <w:rPr>
           <w:rFonts w:ascii="宋体" w:hAnsi="宋体" w:eastAsia="宋体"/>
+        </w:rPr>
+        <w:t>两条轨道不可互换，将其呈现为单一同质来源会曲解数据库。文献数字化轨承载语料的历史纵深：取自樊锡仁汇编的</w:t>
+      </w:r>
+      <w:r>
+        <w:t xml:space="preserve"> 703 </w:t>
+      </w:r>
+      <w:r>
+        <w:rPr>
+          <w:rFonts w:ascii="宋体" w:hAnsi="宋体" w:eastAsia="宋体"/>
+        </w:rPr>
+        <w:t>条记录是</w:t>
+      </w:r>
+      <w:r>
+        <w:t xml:space="preserve"> 1978–1990 </w:t>
+      </w:r>
+      <w:r>
+        <w:rPr>
+          <w:rFonts w:ascii="宋体" w:hAnsi="宋体" w:eastAsia="宋体"/>
+        </w:rPr>
+        <w:t>时间块的唯一来源，无任何网络来源贡献该时期数据。网络轨提供当代记录，包括全部政府调查报告</w:t>
+      </w:r>
+      <w:r>
+        <w:t>——</w:t>
+      </w:r>
+      <w:r>
+        <w:rPr>
+          <w:rFonts w:ascii="宋体" w:hAnsi="宋体" w:eastAsia="宋体"/>
+        </w:rPr>
+        <w:t>这些是语料中最详尽、最权威的文档。两条轨道在行文语体、篇幅与字段完整度上存在系统性差异，因此管道对两者施加相同的抽取与编码提示，但在报告总量统计的同时报告来源构成，并在</w:t>
+      </w:r>
+      <w:r>
+        <w:t xml:space="preserve"> Web </w:t>
+      </w:r>
+      <w:r>
+        <w:rPr>
+          <w:rFonts w:ascii="宋体" w:hAnsi="宋体" w:eastAsia="宋体"/>
+        </w:rPr>
+        <w:t>界面中将来源轨道作为可筛选属性开放。</w:t>
+      </w:r>
+    </w:p>
+    <w:p>
+      <w:r>
+        <w:rPr>
+          <w:rFonts w:ascii="宋体" w:hAnsi="宋体" w:eastAsia="宋体"/>
+        </w:rPr>
+        <w:t>语料横跨</w:t>
+      </w:r>
+      <w:r>
+        <w:t xml:space="preserve"> 1978 </w:t>
+      </w:r>
+      <w:r>
+        <w:rPr>
+          <w:rFonts w:ascii="宋体" w:hAnsi="宋体" w:eastAsia="宋体"/>
+        </w:rPr>
+        <w:t>至</w:t>
+      </w:r>
+      <w:r>
+        <w:t xml:space="preserve"> 2026 </w:t>
+      </w:r>
+      <w:r>
+        <w:rPr>
+          <w:rFonts w:ascii="宋体" w:hAnsi="宋体" w:eastAsia="宋体"/>
+        </w:rPr>
+        <w:t>年，且存在明显断代。</w:t>
+      </w:r>
+      <w:r>
+        <w:t xml:space="preserve">2,623 </w:t>
+      </w:r>
+      <w:r>
+        <w:rPr>
+          <w:rFonts w:ascii="宋体" w:hAnsi="宋体" w:eastAsia="宋体"/>
+        </w:rPr>
+        <w:t>条记录中，</w:t>
+      </w:r>
+      <w:r>
+        <w:t xml:space="preserve">698 </w:t>
+      </w:r>
+      <w:r>
+        <w:rPr>
+          <w:rFonts w:ascii="宋体" w:hAnsi="宋体" w:eastAsia="宋体"/>
+        </w:rPr>
+        <w:t>条（</w:t>
+      </w:r>
+      <w:r>
+        <w:t>26.6%</w:t>
+      </w:r>
+      <w:r>
+        <w:t>）落在</w:t>
+      </w:r>
+      <w:r>
+        <w:t xml:space="preserve"> 1978–1990 </w:t>
+      </w:r>
+      <w:r>
+        <w:rPr>
+          <w:rFonts w:ascii="宋体" w:hAnsi="宋体" w:eastAsia="宋体"/>
+        </w:rPr>
+        <w:t>年，</w:t>
+      </w:r>
+      <w:r>
+        <w:t xml:space="preserve">1,895 </w:t>
+      </w:r>
+      <w:r>
+        <w:rPr>
+          <w:rFonts w:ascii="宋体" w:hAnsi="宋体" w:eastAsia="宋体"/>
+        </w:rPr>
+        <w:t>条（</w:t>
+      </w:r>
+      <w:r>
+        <w:t>72.2%</w:t>
+      </w:r>
+      <w:r>
+        <w:t>）落在</w:t>
+      </w:r>
+      <w:r>
+        <w:t xml:space="preserve"> 2005–2026 </w:t>
+      </w:r>
+      <w:r>
+        <w:rPr>
+          <w:rFonts w:ascii="宋体" w:hAnsi="宋体" w:eastAsia="宋体"/>
+        </w:rPr>
+        <w:t>年，</w:t>
+      </w:r>
+      <w:r>
+        <w:t xml:space="preserve">30 </w:t>
+      </w:r>
+      <w:r>
+        <w:rPr>
+          <w:rFonts w:ascii="宋体" w:hAnsi="宋体" w:eastAsia="宋体"/>
+        </w:rPr>
+        <w:t>条（</w:t>
+      </w:r>
+      <w:r>
+        <w:t>1.1%</w:t>
+      </w:r>
+      <w:r>
+        <w:t>）无可辨识日期。</w:t>
+      </w:r>
+      <w:r>
+        <w:rPr>
+          <w:rFonts w:ascii="宋体" w:hAnsi="宋体" w:eastAsia="宋体"/>
           <w:b/>
         </w:rPr>
-        <w:t>阶段 6：存储与访问。</w:t>
+        <w:t>1991–2004 年完全缺失。</w:t>
       </w:r>
       <w:r>
         <w:t xml:space="preserve"> </w:t>
@@ -2781,34 +2592,914 @@
         <w:rPr>
           <w:rFonts w:ascii="宋体" w:hAnsi="宋体" w:eastAsia="宋体"/>
         </w:rPr>
-        <w:t>全部产物存储于含九张表的</w:t>
-      </w:r>
-      <w:r>
-        <w:t xml:space="preserve"> SQLite </w:t>
-      </w:r>
-      <w:r>
-        <w:rPr>
-          <w:rFonts w:ascii="宋体" w:hAnsi="宋体" w:eastAsia="宋体"/>
-        </w:rPr>
-        <w:t>数据库。交互式</w:t>
-      </w:r>
-      <w:r>
-        <w:t xml:space="preserve"> Web </w:t>
-      </w:r>
-      <w:r>
-        <w:rPr>
-          <w:rFonts w:ascii="宋体" w:hAnsi="宋体" w:eastAsia="宋体"/>
-        </w:rPr>
-        <w:t>平台与</w:t>
-      </w:r>
-      <w:r>
-        <w:t xml:space="preserve"> REST API </w:t>
-      </w:r>
-      <w:r>
-        <w:rPr>
-          <w:rFonts w:ascii="宋体" w:hAnsi="宋体" w:eastAsia="宋体"/>
-        </w:rPr>
-        <w:t>开放访问：用户可按事故类型、等级、地区、工序与致因编码筛选，并查看每条标注背后的证据（证据层级分开展示）。数据库与代码于论文发表后开放检查；此前可向作者索取。</w:t>
+        <w:t>该断代反映的是数字来源的可得性，而非施工安全本身的断裂：历史汇编覆盖改革开放初期，而事故调查报告的持续性公共网络发布始于</w:t>
+      </w:r>
+      <w:r>
+        <w:t xml:space="preserve"> 2000 </w:t>
+      </w:r>
+      <w:r>
+        <w:rPr>
+          <w:rFonts w:ascii="宋体" w:hAnsi="宋体" w:eastAsia="宋体"/>
+        </w:rPr>
+        <w:t>年代中期。因此由本数据库得出的纵向结论是两个分离时间窗之间的比较，而非连续趋势；我们也不将本语料视为任何总体的代表性样本。</w:t>
+      </w:r>
+    </w:p>
+    <w:p>
+      <w:r>
+        <w:t xml:space="preserve">#### 3.2.2 </w:t>
+      </w:r>
+      <w:r>
+        <w:rPr>
+          <w:rFonts w:ascii="宋体" w:hAnsi="宋体" w:eastAsia="宋体"/>
+        </w:rPr>
+        <w:t>采集方案</w:t>
+      </w:r>
+    </w:p>
+    <w:p>
+      <w:r>
+        <w:rPr>
+          <w:rFonts w:ascii="宋体" w:hAnsi="宋体" w:eastAsia="宋体"/>
+          <w:b/>
+        </w:rPr>
+        <w:t>网络采集轨。</w:t>
+      </w:r>
+      <w:r>
+        <w:t xml:space="preserve"> </w:t>
+      </w:r>
+      <w:r>
+        <w:rPr>
+          <w:rFonts w:ascii="宋体" w:hAnsi="宋体" w:eastAsia="宋体"/>
+        </w:rPr>
+        <w:t>二十五个采集器获取网络部分。每个采集器实现统一接口并注册于中央注册表；具体实现分为四族</w:t>
+      </w:r>
+      <w:r>
+        <w:t>——</w:t>
+      </w:r>
+      <w:r>
+        <w:rPr>
+          <w:rFonts w:ascii="宋体" w:hAnsi="宋体" w:eastAsia="宋体"/>
+        </w:rPr>
+        <w:t>一个搜索引擎聚合器，发出预定义查询并仅接纳域名白名单内的结果；十九个省级应急管理部门采集器，解析</w:t>
+      </w:r>
+      <w:r>
+        <w:t xml:space="preserve"> HTML </w:t>
+      </w:r>
+      <w:r>
+        <w:rPr>
+          <w:rFonts w:ascii="宋体" w:hAnsi="宋体" w:eastAsia="宋体"/>
+        </w:rPr>
+        <w:t>列表页与详情页，并在多数情况下下载、抽取随附的</w:t>
+      </w:r>
+      <w:r>
+        <w:t xml:space="preserve"> PDF </w:t>
+      </w:r>
+      <w:r>
+        <w:rPr>
+          <w:rFonts w:ascii="宋体" w:hAnsi="宋体" w:eastAsia="宋体"/>
+        </w:rPr>
+        <w:t>调查报告；两个国家级采集器（应急管理部与住建部）；以及三个辅助导入器，分别覆盖开放政府数据集、安全新闻专题归档与两个已公开的学术事故数据集。</w:t>
+      </w:r>
+    </w:p>
+    <w:p>
+      <w:r>
+        <w:t xml:space="preserve">HTTP </w:t>
+      </w:r>
+      <w:r>
+        <w:rPr>
+          <w:rFonts w:ascii="宋体" w:hAnsi="宋体" w:eastAsia="宋体"/>
+        </w:rPr>
+        <w:t>检索在所有采集器中统一使用同一客户端库（</w:t>
+      </w:r>
+      <w:r>
+        <w:t>httpx</w:t>
+      </w:r>
+      <w:r>
+        <w:t>，超时</w:t>
+      </w:r>
+      <w:r>
+        <w:t xml:space="preserve"> 15–60 </w:t>
+      </w:r>
+      <w:r>
+        <w:rPr>
+          <w:rFonts w:ascii="宋体" w:hAnsi="宋体" w:eastAsia="宋体"/>
+        </w:rPr>
+        <w:t>秒）。</w:t>
+      </w:r>
+      <w:r>
+        <w:t xml:space="preserve">HTML </w:t>
+      </w:r>
+      <w:r>
+        <w:rPr>
+          <w:rFonts w:ascii="宋体" w:hAnsi="宋体" w:eastAsia="宋体"/>
+        </w:rPr>
+        <w:t>以</w:t>
+      </w:r>
+      <w:r>
+        <w:t xml:space="preserve"> BeautifulSoup </w:t>
+      </w:r>
+      <w:r>
+        <w:rPr>
+          <w:rFonts w:ascii="宋体" w:hAnsi="宋体" w:eastAsia="宋体"/>
+        </w:rPr>
+        <w:t>解析，依据来源标记选用</w:t>
+      </w:r>
+      <w:r>
+        <w:t xml:space="preserve"> lxml </w:t>
+      </w:r>
+      <w:r>
+        <w:rPr>
+          <w:rFonts w:ascii="宋体" w:hAnsi="宋体" w:eastAsia="宋体"/>
+        </w:rPr>
+        <w:t>或标准库解析器。正文抽取优先使用</w:t>
+      </w:r>
+      <w:r>
+        <w:t xml:space="preserve"> trafilatura</w:t>
+      </w:r>
+      <w:r>
+        <w:t>（在页面结构允许时），回退至移除</w:t>
+      </w:r>
+      <w:r>
+        <w:t xml:space="preserve"> script</w:t>
+      </w:r>
+      <w:r>
+        <w:t>、</w:t>
+      </w:r>
+      <w:r>
+        <w:t>style</w:t>
+      </w:r>
+      <w:r>
+        <w:t>、导航、页脚与表单元素的</w:t>
+      </w:r>
+      <w:r>
+        <w:t xml:space="preserve"> BeautifulSoup </w:t>
+      </w:r>
+      <w:r>
+        <w:rPr>
+          <w:rFonts w:ascii="宋体" w:hAnsi="宋体" w:eastAsia="宋体"/>
+        </w:rPr>
+        <w:t>流程，再回退至去标签并反转义实体。随附</w:t>
+      </w:r>
+      <w:r>
+        <w:t xml:space="preserve"> PDF </w:t>
+      </w:r>
+      <w:r>
+        <w:rPr>
+          <w:rFonts w:ascii="宋体" w:hAnsi="宋体" w:eastAsia="宋体"/>
+        </w:rPr>
+        <w:t>在存在文本层时以</w:t>
+      </w:r>
+      <w:r>
+        <w:t xml:space="preserve"> PyMuPDF </w:t>
+      </w:r>
+      <w:r>
+        <w:rPr>
+          <w:rFonts w:ascii="宋体" w:hAnsi="宋体" w:eastAsia="宋体"/>
+        </w:rPr>
+        <w:t>抽取，不存在时转交具备</w:t>
+      </w:r>
+      <w:r>
+        <w:t xml:space="preserve"> OCR </w:t>
+      </w:r>
+      <w:r>
+        <w:rPr>
+          <w:rFonts w:ascii="宋体" w:hAnsi="宋体" w:eastAsia="宋体"/>
+        </w:rPr>
+        <w:t>能力的文档解析服务。</w:t>
+      </w:r>
+    </w:p>
+    <w:p>
+      <w:r>
+        <w:rPr>
+          <w:rFonts w:ascii="宋体" w:hAnsi="宋体" w:eastAsia="宋体"/>
+        </w:rPr>
+        <w:t>查询构造结合两种机制。聚合器发出</w:t>
+      </w:r>
+      <w:r>
+        <w:t xml:space="preserve"> 17 </w:t>
+      </w:r>
+      <w:r>
+        <w:rPr>
+          <w:rFonts w:ascii="宋体" w:hAnsi="宋体" w:eastAsia="宋体"/>
+        </w:rPr>
+        <w:t>条预定义查询模板，覆盖坍塌、高处坠落、起重、基坑、脚手架、触电、火灾、中毒、物体打击与机械等情形，并附部委级报告查询；逐条记录的搜索增强（</w:t>
+      </w:r>
+      <w:r>
+        <w:t xml:space="preserve">3.4 </w:t>
+      </w:r>
+      <w:r>
+        <w:rPr>
+          <w:rFonts w:ascii="宋体" w:hAnsi="宋体" w:eastAsia="宋体"/>
+        </w:rPr>
+        <w:t>节）随后根据事故自身的地名与关键词再生成至多三条查询。检索结果的接纳限定于</w:t>
+      </w:r>
+      <w:r>
+        <w:t xml:space="preserve"> 15 </w:t>
+      </w:r>
+      <w:r>
+        <w:rPr>
+          <w:rFonts w:ascii="宋体" w:hAnsi="宋体" w:eastAsia="宋体"/>
+        </w:rPr>
+        <w:t>个新闻域名白名单，外加任意</w:t>
+      </w:r>
+      <w:r>
+        <w:t xml:space="preserve"> `gov.cn` </w:t>
+      </w:r>
+      <w:r>
+        <w:rPr>
+          <w:rFonts w:ascii="宋体" w:hAnsi="宋体" w:eastAsia="宋体"/>
+        </w:rPr>
+        <w:t>主机，从而使命中检索的资料与定向采集器处于同一来源总体之内。</w:t>
+      </w:r>
+    </w:p>
+    <w:p>
+      <w:r>
+        <w:rPr>
+          <w:rFonts w:ascii="宋体" w:hAnsi="宋体" w:eastAsia="宋体"/>
+        </w:rPr>
+        <w:t>礼貌性与稳健性措施刻意保持常规：固定的桌面浏览器</w:t>
+      </w:r>
+      <w:r>
+        <w:t xml:space="preserve"> User-Agent</w:t>
+      </w:r>
+      <w:r>
+        <w:t>、完整的请求头（含语言偏好，检索类请求另附</w:t>
+      </w:r>
+      <w:r>
+        <w:t xml:space="preserve"> referer</w:t>
+      </w:r>
+      <w:r>
+        <w:t>）、每个采集器</w:t>
+      </w:r>
+      <w:r>
+        <w:t xml:space="preserve"> 1–5 </w:t>
+      </w:r>
+      <w:r>
+        <w:rPr>
+          <w:rFonts w:ascii="宋体" w:hAnsi="宋体" w:eastAsia="宋体"/>
+        </w:rPr>
+        <w:t>秒的串行请求间隔、每个</w:t>
+      </w:r>
+      <w:r>
+        <w:t xml:space="preserve"> URL </w:t>
+      </w:r>
+      <w:r>
+        <w:rPr>
+          <w:rFonts w:ascii="宋体" w:hAnsi="宋体" w:eastAsia="宋体"/>
+        </w:rPr>
+        <w:t>三次尝试并配两秒退避。</w:t>
+      </w:r>
+      <w:r>
+        <w:rPr>
+          <w:rFonts w:ascii="宋体" w:hAnsi="宋体" w:eastAsia="宋体"/>
+          <w:b/>
+        </w:rPr>
+        <w:t>我们未实现代理轮换、User-Agent 轮换、JavaScript 渲染或验证码处理，采集完全串行而非分布式。</w:t>
+      </w:r>
+      <w:r>
+        <w:t xml:space="preserve"> </w:t>
+      </w:r>
+      <w:r>
+        <w:rPr>
+          <w:rFonts w:ascii="宋体" w:hAnsi="宋体" w:eastAsia="宋体"/>
+        </w:rPr>
+        <w:t>我们明确说明这一点，因为它同时界定了采集速率与当前语料的可扩展边界：需要会话保持或动态渲染的来源落在本方案之外，仅在其报告被接纳站点转载的范围内有所体现。</w:t>
+      </w:r>
+    </w:p>
+    <w:p>
+      <w:r>
+        <w:rPr>
+          <w:rFonts w:ascii="宋体" w:hAnsi="宋体" w:eastAsia="宋体"/>
+          <w:b/>
+        </w:rPr>
+        <w:t>文献数字化轨。</w:t>
+      </w:r>
+      <w:r>
+        <w:t xml:space="preserve"> </w:t>
+      </w:r>
+      <w:r>
+        <w:rPr>
+          <w:rFonts w:ascii="宋体" w:hAnsi="宋体" w:eastAsia="宋体"/>
+        </w:rPr>
+        <w:t>每卷先转换为文本（抽取既有文本层，扫描卷则经</w:t>
+      </w:r>
+      <w:r>
+        <w:t xml:space="preserve"> OCR </w:t>
+      </w:r>
+      <w:r>
+        <w:rPr>
+          <w:rFonts w:ascii="宋体" w:hAnsi="宋体" w:eastAsia="宋体"/>
+        </w:rPr>
+        <w:t>文档解析），随后切分为独立案例。切分提供两种程序：基于规则的切分器锚定此类汇编使用的结构性标题惯例；基于</w:t>
+      </w:r>
+      <w:r>
+        <w:t xml:space="preserve"> LLM </w:t>
+      </w:r>
+      <w:r>
+        <w:rPr>
+          <w:rFonts w:ascii="宋体" w:hAnsi="宋体" w:eastAsia="宋体"/>
+        </w:rPr>
+        <w:t>的切分器返回每个案例的起止标记，随后以字符串检索</w:t>
+      </w:r>
+      <w:r>
+        <w:rPr>
+          <w:rFonts w:ascii="宋体" w:hAnsi="宋体" w:eastAsia="宋体"/>
+          <w:b/>
+        </w:rPr>
+        <w:t>程序化</w:t>
+      </w:r>
+      <w:r>
+        <w:rPr>
+          <w:rFonts w:ascii="宋体" w:hAnsi="宋体" w:eastAsia="宋体"/>
+        </w:rPr>
+        <w:t>切分，而非接受模型生成的字符偏移量</w:t>
+      </w:r>
+      <w:r>
+        <w:t>——</w:t>
+      </w:r>
+      <w:r>
+        <w:rPr>
+          <w:rFonts w:ascii="宋体" w:hAnsi="宋体" w:eastAsia="宋体"/>
+        </w:rPr>
+        <w:t>因此所得跨度可精确回溯至源文档并可供审计。低于最小长度（</w:t>
+      </w:r>
+      <w:r>
+        <w:t xml:space="preserve">50–100 </w:t>
+      </w:r>
+      <w:r>
+        <w:rPr>
+          <w:rFonts w:ascii="宋体" w:hAnsi="宋体" w:eastAsia="宋体"/>
+        </w:rPr>
+        <w:t>字符，视切分器而定）的片段被丢弃。每条保留案例随后进入与网络记录相同的清洗、筛选与编码通路，两条轨道因而在任何信息抽取发生之前即已汇合。</w:t>
+      </w:r>
+    </w:p>
+    <w:p>
+      <w:r>
+        <w:t xml:space="preserve">#### 3.2.3 </w:t>
+      </w:r>
+      <w:r>
+        <w:rPr>
+          <w:rFonts w:ascii="宋体" w:hAnsi="宋体" w:eastAsia="宋体"/>
+        </w:rPr>
+        <w:t>清洗、规范化与规则预抽取</w:t>
+      </w:r>
+    </w:p>
+    <w:p>
+      <w:r>
+        <w:rPr>
+          <w:rFonts w:ascii="宋体" w:hAnsi="宋体" w:eastAsia="宋体"/>
+        </w:rPr>
+        <w:t>清洗与大部分字段抽取由确定性规则完成，而非模型调用。三个组件依次作用于每条候选记录。</w:t>
+      </w:r>
+    </w:p>
+    <w:p>
+      <w:r>
+        <w:rPr>
+          <w:rFonts w:ascii="宋体" w:hAnsi="宋体" w:eastAsia="宋体"/>
+        </w:rPr>
+        <w:t>文本清洗器去除模板化内容与渲染残留。十条正则模式剥离反复出现的站点装饰</w:t>
+      </w:r>
+      <w:r>
+        <w:t>——</w:t>
+      </w:r>
+      <w:r>
+        <w:rPr>
+          <w:rFonts w:ascii="宋体" w:hAnsi="宋体" w:eastAsia="宋体"/>
+        </w:rPr>
+        <w:t>版权声明、</w:t>
+      </w:r>
+      <w:r>
+        <w:t xml:space="preserve">ICP </w:t>
+      </w:r>
+      <w:r>
+        <w:rPr>
+          <w:rFonts w:ascii="宋体" w:hAnsi="宋体" w:eastAsia="宋体"/>
+        </w:rPr>
+        <w:t>备案号、技术支持行、主办单位行、浏览器兼容提示、免责声明与隐私政策</w:t>
+      </w:r>
+      <w:r>
+        <w:t>——</w:t>
+      </w:r>
+      <w:r>
+        <w:rPr>
+          <w:rFonts w:ascii="宋体" w:hAnsi="宋体" w:eastAsia="宋体"/>
+        </w:rPr>
+        <w:t>并删除八个零宽或不可见码点。</w:t>
+      </w:r>
+      <w:r>
+        <w:t xml:space="preserve">HTML </w:t>
+      </w:r>
+      <w:r>
+        <w:rPr>
+          <w:rFonts w:ascii="宋体" w:hAnsi="宋体" w:eastAsia="宋体"/>
+        </w:rPr>
+        <w:t>实体被反转义，文本归一化为</w:t>
+      </w:r>
+      <w:r>
+        <w:t xml:space="preserve"> NFKC</w:t>
+      </w:r>
+      <w:r>
+        <w:t>（将全角形式折叠为半角）；连续空白折叠，两个以上连续换行被压缩。长度不足四字符且不含数字的行被丢弃</w:t>
+      </w:r>
+      <w:r>
+        <w:t>——</w:t>
+      </w:r>
+      <w:r>
+        <w:rPr>
+          <w:rFonts w:ascii="宋体" w:hAnsi="宋体" w:eastAsia="宋体"/>
+        </w:rPr>
+        <w:t>该过滤剔除零散标题，同时保留承载伤亡数字的短行。超过</w:t>
+      </w:r>
+      <w:r>
+        <w:t xml:space="preserve"> 50,000 </w:t>
+      </w:r>
+      <w:r>
+        <w:rPr>
+          <w:rFonts w:ascii="宋体" w:hAnsi="宋体" w:eastAsia="宋体"/>
+        </w:rPr>
+        <w:t>字符的文档被截断并保留前段，因为事故叙述通常在前部即陈述要点。清洗器对网络文本与数字化案例文本施加完全相同的处理。</w:t>
+      </w:r>
+    </w:p>
+    <w:p>
+      <w:r>
+        <w:rPr>
+          <w:rFonts w:ascii="宋体" w:hAnsi="宋体" w:eastAsia="宋体"/>
+        </w:rPr>
+        <w:t>规则字段抽取器随后对每条清洗后文本施加有序正则模式，覆盖八个字段组</w:t>
+      </w:r>
+      <w:r>
+        <w:t>——</w:t>
+      </w:r>
+      <w:r>
+        <w:rPr>
+          <w:rFonts w:ascii="宋体" w:hAnsi="宋体" w:eastAsia="宋体"/>
+        </w:rPr>
+        <w:t>日期、地点、伤亡、事故类型、等级、直接经济损失、施工单位与项目名称。模式按特异性排序并携带优先级权重；例如完整日期（</w:t>
+      </w:r>
+      <w:r>
+        <w:t>`YYYY</w:t>
+      </w:r>
+      <w:r>
+        <w:rPr>
+          <w:rFonts w:ascii="宋体" w:hAnsi="宋体" w:eastAsia="宋体"/>
+        </w:rPr>
+        <w:t>年</w:t>
+      </w:r>
+      <w:r>
+        <w:t>M</w:t>
+      </w:r>
+      <w:r>
+        <w:rPr>
+          <w:rFonts w:ascii="宋体" w:hAnsi="宋体" w:eastAsia="宋体"/>
+        </w:rPr>
+        <w:t>月</w:t>
+      </w:r>
+      <w:r>
+        <w:t>D</w:t>
+      </w:r>
+      <w:r>
+        <w:rPr>
+          <w:rFonts w:ascii="宋体" w:hAnsi="宋体" w:eastAsia="宋体"/>
+        </w:rPr>
+        <w:t>日</w:t>
+      </w:r>
+      <w:r>
+        <w:t>`</w:t>
+      </w:r>
+      <w:r>
+        <w:t>）优先于年月形式，年月形式又优先于依上下文回溯的月日形式。每个抽取值都通过合理性检查（年份在</w:t>
+      </w:r>
+      <w:r>
+        <w:t xml:space="preserve"> 2000–2030 </w:t>
+      </w:r>
+      <w:r>
+        <w:rPr>
+          <w:rFonts w:ascii="宋体" w:hAnsi="宋体" w:eastAsia="宋体"/>
+        </w:rPr>
+        <w:t>之间、死亡人数低于</w:t>
+      </w:r>
+      <w:r>
+        <w:t xml:space="preserve"> 200</w:t>
+      </w:r>
+      <w:r>
+        <w:t>、受伤人数低于</w:t>
+      </w:r>
+      <w:r>
+        <w:t xml:space="preserve"> 500</w:t>
+      </w:r>
+      <w:r>
+        <w:t>）。加权置信度综合日期、城市、事故类型与死亡人数的命中情况，并对每多回收一个字段给予小幅加成。</w:t>
+      </w:r>
+    </w:p>
+    <w:p>
+      <w:r>
+        <w:rPr>
+          <w:rFonts w:ascii="宋体" w:hAnsi="宋体" w:eastAsia="宋体"/>
+        </w:rPr>
+        <w:t>规范化器将抽取值与自由文本值映射至受控词表：事故类型映射至十二类之一；等级映射至中国事故法规规定的四档</w:t>
+      </w:r>
+      <w:r>
+        <w:t>——</w:t>
+      </w:r>
+      <w:r>
+        <w:rPr>
+          <w:rFonts w:ascii="宋体" w:hAnsi="宋体" w:eastAsia="宋体"/>
+        </w:rPr>
+        <w:t>一般、较大、重大、特别重大，以</w:t>
+      </w:r>
+      <w:r>
+        <w:t xml:space="preserve"> 3</w:t>
+      </w:r>
+      <w:r>
+        <w:t>、</w:t>
+      </w:r>
+      <w:r>
+        <w:t>10</w:t>
+      </w:r>
+      <w:r>
+        <w:t>、</w:t>
+      </w:r>
+      <w:r>
+        <w:t xml:space="preserve">30 </w:t>
+      </w:r>
+      <w:r>
+        <w:rPr>
+          <w:rFonts w:ascii="宋体" w:hAnsi="宋体" w:eastAsia="宋体"/>
+        </w:rPr>
+        <w:t>人死亡为阈值</w:t>
+      </w:r>
+      <w:r>
+        <w:t>——</w:t>
+      </w:r>
+      <w:r>
+        <w:rPr>
+          <w:rFonts w:ascii="宋体" w:hAnsi="宋体" w:eastAsia="宋体"/>
+        </w:rPr>
+        <w:t>且文本中明示的等级词优先于推断档位；省市映射至规范行政区名，依据一份逾九十条的城市</w:t>
+      </w:r>
+      <w:r>
+        <w:t>-</w:t>
+      </w:r>
+      <w:r>
+        <w:rPr>
+          <w:rFonts w:ascii="宋体" w:hAnsi="宋体" w:eastAsia="宋体"/>
+        </w:rPr>
+        <w:t>省份对照表；日期映射至</w:t>
+      </w:r>
+      <w:r>
+        <w:t xml:space="preserve"> ISO </w:t>
+      </w:r>
+      <w:r>
+        <w:rPr>
+          <w:rFonts w:ascii="宋体" w:hAnsi="宋体" w:eastAsia="宋体"/>
+        </w:rPr>
+        <w:t>格式，中文数字表述转换为整数。</w:t>
+      </w:r>
+    </w:p>
+    <w:p>
+      <w:r>
+        <w:rPr>
+          <w:rFonts w:ascii="宋体" w:hAnsi="宋体" w:eastAsia="宋体"/>
+        </w:rPr>
+        <w:t>该层的经济考量是显式的。由于它确定性执行且不产生</w:t>
+      </w:r>
+      <w:r>
+        <w:t xml:space="preserve"> API </w:t>
+      </w:r>
+      <w:r>
+        <w:rPr>
+          <w:rFonts w:ascii="宋体" w:hAnsi="宋体" w:eastAsia="宋体"/>
+        </w:rPr>
+        <w:t>成本，它对每条记录无条件运行，其置信度输出决定后续动作：置信度低于</w:t>
+      </w:r>
+      <w:r>
+        <w:t xml:space="preserve"> 0.7</w:t>
+      </w:r>
+      <w:r>
+        <w:t>、或缺失四个关键字段中三个以上的记录被标记为待增强，其余记录则以规则值直接推进。该设计使多数字段级取值独立于任何模型，这也正是</w:t>
+      </w:r>
+      <w:r>
+        <w:t xml:space="preserve"> 4.3 </w:t>
+      </w:r>
+      <w:r>
+        <w:rPr>
+          <w:rFonts w:ascii="宋体" w:hAnsi="宋体" w:eastAsia="宋体"/>
+        </w:rPr>
+        <w:t>节得以将规则导出字段与模型导出字段同独立标注者比对的前提。</w:t>
+      </w:r>
+    </w:p>
+    <w:p>
+      <w:r>
+        <w:t xml:space="preserve">#### 3.2.4 </w:t>
+      </w:r>
+      <w:r>
+        <w:rPr>
+          <w:rFonts w:ascii="宋体" w:hAnsi="宋体" w:eastAsia="宋体"/>
+        </w:rPr>
+        <w:t>相关性筛选与去重</w:t>
+      </w:r>
+    </w:p>
+    <w:p>
+      <w:r>
+        <w:rPr>
+          <w:rFonts w:ascii="宋体" w:hAnsi="宋体" w:eastAsia="宋体"/>
+          <w:b/>
+        </w:rPr>
+        <w:t>相关性筛选。</w:t>
+      </w:r>
+      <w:r>
+        <w:t xml:space="preserve"> </w:t>
+      </w:r>
+      <w:r>
+        <w:rPr>
+          <w:rFonts w:ascii="宋体" w:hAnsi="宋体" w:eastAsia="宋体"/>
+        </w:rPr>
+        <w:t>并非每个采集到的页面都涉及施工事故；门户同时刊载监管通知、培训公告以及采矿、化工与运输行业的工业事故。筛选分两道闸门，后者与管道阶段一并说明。</w:t>
+      </w:r>
+    </w:p>
+    <w:p>
+      <w:r>
+        <w:rPr>
+          <w:rFonts w:ascii="宋体" w:hAnsi="宋体" w:eastAsia="宋体"/>
+        </w:rPr>
+        <w:t>第一道闸门作用于标题。</w:t>
+      </w:r>
+      <w:r>
+        <w:t xml:space="preserve">26 </w:t>
+      </w:r>
+      <w:r>
+        <w:rPr>
+          <w:rFonts w:ascii="宋体" w:hAnsi="宋体" w:eastAsia="宋体"/>
+        </w:rPr>
+        <w:t>个施工关键词</w:t>
+      </w:r>
+      <w:r>
+        <w:t>——</w:t>
+      </w:r>
+      <w:r>
+        <w:rPr>
+          <w:rFonts w:ascii="宋体" w:hAnsi="宋体" w:eastAsia="宋体"/>
+        </w:rPr>
+        <w:t>覆盖建筑、市政、拆除、脚手架、塔吊、基坑、模板及标准事故类型术语</w:t>
+      </w:r>
+      <w:r>
+        <w:t>——</w:t>
+      </w:r>
+      <w:r>
+        <w:rPr>
+          <w:rFonts w:ascii="宋体" w:hAnsi="宋体" w:eastAsia="宋体"/>
+        </w:rPr>
+        <w:t>命中任一即放行；八条否决模式直接剔除行政文件（挂牌督办、暂行办法、管理办法、实施细则、培训班，以及事故报告条例本身）。该闸门刻意宽松：其目的是廉价地丢弃明显的非事故内容，而非裁决边界案例。</w:t>
+      </w:r>
+    </w:p>
+    <w:p>
+      <w:r>
+        <w:rPr>
+          <w:rFonts w:ascii="宋体" w:hAnsi="宋体" w:eastAsia="宋体"/>
+        </w:rPr>
+        <w:t>通过标题闸门的记录进入规则分类器，该分类器对标题与正文开头评分四张信号词表。第一张列出约三十个几乎只出现在施工场景的术语（塔式起重机、施工升降机、基坑工程、模板支撑、混凝土浇筑、钢筋绑扎、土方开挖、桩基）。第二张列出约二十八个同时也出现在工业场景的施工术语（施工现场、建筑工程、脚手架、高处作业、拆除工程）。第三张列出约五十个工业与采掘术语（矿业、钢铁、水泥、化工、纺织、电力）。第四张列出约二十个否决术语（道路交通、高速公路、列车脱轨、煤矿瓦斯、渔船、防汛、危险化学品）。七条有序规则随后组合这些信号：命中施工特定词即便出现工业公司也放行；工业公司且施工信号少于三个则否决；非工业公司且施工信号达到两个以上则放行；仅命中一个施工信号则标记为低置信度并转交后续而非径行裁决。分类器返回带</w:t>
+      </w:r>
+      <w:r>
+        <w:t xml:space="preserve"> </w:t>
+      </w:r>
+      <w:r>
+        <w:rPr>
+          <w:i/>
+        </w:rPr>
+        <w:t>high</w:t>
+      </w:r>
+      <w:r>
+        <w:t xml:space="preserve"> </w:t>
+      </w:r>
+      <w:r>
+        <w:rPr>
+          <w:rFonts w:ascii="宋体" w:hAnsi="宋体" w:eastAsia="宋体"/>
+        </w:rPr>
+        <w:t>或</w:t>
+      </w:r>
+      <w:r>
+        <w:t xml:space="preserve"> </w:t>
+      </w:r>
+      <w:r>
+        <w:rPr>
+          <w:i/>
+        </w:rPr>
+        <w:t>low</w:t>
+      </w:r>
+      <w:r>
+        <w:t xml:space="preserve"> </w:t>
+      </w:r>
+      <w:r>
+        <w:rPr>
+          <w:rFonts w:ascii="宋体" w:hAnsi="宋体" w:eastAsia="宋体"/>
+        </w:rPr>
+        <w:t>置信度的二值判断；仅高置信判断为最终结果。</w:t>
+      </w:r>
+    </w:p>
+    <w:p>
+      <w:r>
+        <w:rPr>
+          <w:rFonts w:ascii="宋体" w:hAnsi="宋体" w:eastAsia="宋体"/>
+          <w:b/>
+        </w:rPr>
+        <w:t>去重。</w:t>
+      </w:r>
+      <w:r>
+        <w:t xml:space="preserve"> </w:t>
+      </w:r>
+      <w:r>
+        <w:rPr>
+          <w:rFonts w:ascii="宋体" w:hAnsi="宋体" w:eastAsia="宋体"/>
+        </w:rPr>
+        <w:t>同一起事故在中国新闻门户间被转载、镜像报道十分常见，因此记录的来源并不构成其唯一性的证据。管道施加四层递进程序，由廉价且精确者向昂贵且近似者排序。第</w:t>
+      </w:r>
+      <w:r>
+        <w:t xml:space="preserve"> 1 </w:t>
+      </w:r>
+      <w:r>
+        <w:rPr>
+          <w:rFonts w:ascii="宋体" w:hAnsi="宋体" w:eastAsia="宋体"/>
+        </w:rPr>
+        <w:t>层比对</w:t>
+      </w:r>
+      <w:r>
+        <w:t xml:space="preserve"> URL </w:t>
+      </w:r>
+      <w:r>
+        <w:rPr>
+          <w:rFonts w:ascii="宋体" w:hAnsi="宋体" w:eastAsia="宋体"/>
+        </w:rPr>
+        <w:t>身份，使用去除协议前缀、</w:t>
+      </w:r>
+      <w:r>
+        <w:t>`www`</w:t>
+      </w:r>
+      <w:r>
+        <w:t>、末尾斜杠与片段后的</w:t>
+      </w:r>
+      <w:r>
+        <w:t xml:space="preserve"> URL </w:t>
+      </w:r>
+      <w:r>
+        <w:rPr>
+          <w:rFonts w:ascii="宋体" w:hAnsi="宋体" w:eastAsia="宋体"/>
+        </w:rPr>
+        <w:t>哈希。第</w:t>
+      </w:r>
+      <w:r>
+        <w:t xml:space="preserve"> 2 </w:t>
+      </w:r>
+      <w:r>
+        <w:rPr>
+          <w:rFonts w:ascii="宋体" w:hAnsi="宋体" w:eastAsia="宋体"/>
+        </w:rPr>
+        <w:t>层比对结构化指纹，由年月、城市、死亡人数、受伤人数与事故类型组装并哈希为十二位十六进制字符；由于指纹使用年月而非完整日期，它容忍门户转载调查报告时出现的数日发布日差异。第</w:t>
+      </w:r>
+      <w:r>
+        <w:t xml:space="preserve"> 3 </w:t>
+      </w:r>
+      <w:r>
+        <w:rPr>
+          <w:rFonts w:ascii="宋体" w:hAnsi="宋体" w:eastAsia="宋体"/>
+        </w:rPr>
+        <w:t>层比对标题语义，以中文句向量模型编码标题并对余弦相似度达到</w:t>
+      </w:r>
+      <w:r>
+        <w:t xml:space="preserve"> 0.85 </w:t>
+      </w:r>
+      <w:r>
+        <w:rPr>
+          <w:rFonts w:ascii="宋体" w:hAnsi="宋体" w:eastAsia="宋体"/>
+        </w:rPr>
+        <w:t>的配对予以标记；候选集限定于以月份与省份为键的时空桶内，从而使比对量不随语料规模增长。当句向量模型不可用时，改以阈值</w:t>
+      </w:r>
+      <w:r>
+        <w:t xml:space="preserve"> 0.80 </w:t>
+      </w:r>
+      <w:r>
+        <w:rPr>
+          <w:rFonts w:ascii="宋体" w:hAnsi="宋体" w:eastAsia="宋体"/>
+        </w:rPr>
+        <w:t>的编辑距离比替代。第</w:t>
+      </w:r>
+      <w:r>
+        <w:t xml:space="preserve"> 4 </w:t>
+      </w:r>
+      <w:r>
+        <w:rPr>
+          <w:rFonts w:ascii="宋体" w:hAnsi="宋体" w:eastAsia="宋体"/>
+        </w:rPr>
+        <w:t>层独立于标题措辞交叉校验四项事实</w:t>
+      </w:r>
+      <w:r>
+        <w:t>——</w:t>
+      </w:r>
+      <w:r>
+        <w:rPr>
+          <w:rFonts w:ascii="宋体" w:hAnsi="宋体" w:eastAsia="宋体"/>
+        </w:rPr>
+        <w:t>日期邻近性、城市同一性、伤亡吻合度与事故类型吻合度</w:t>
+      </w:r>
+      <w:r>
+        <w:t>——</w:t>
+      </w:r>
+      <w:r>
+        <w:rPr>
+          <w:rFonts w:ascii="宋体" w:hAnsi="宋体" w:eastAsia="宋体"/>
+        </w:rPr>
+        <w:t>并要求至少两项检查通过且归一化吻合度高于</w:t>
+      </w:r>
+      <w:r>
+        <w:t xml:space="preserve"> 0.75</w:t>
+      </w:r>
+      <w:r>
+        <w:t>。</w:t>
+      </w:r>
+    </w:p>
+    <w:p>
+      <w:r>
+        <w:rPr>
+          <w:rFonts w:ascii="宋体" w:hAnsi="宋体" w:eastAsia="宋体"/>
+        </w:rPr>
+        <w:t>设计意图是由精确层与结构层拦截绝大多数重复，仅真正歧义的案例进入语义层。检出去重时，管道并不丢弃新到的记录，而是</w:t>
+      </w:r>
+      <w:r>
+        <w:rPr>
+          <w:rFonts w:ascii="宋体" w:hAnsi="宋体" w:eastAsia="宋体"/>
+          <w:b/>
+        </w:rPr>
+        <w:t>合并</w:t>
+      </w:r>
+      <w:r>
+        <w:t>：新来源</w:t>
+      </w:r>
+      <w:r>
+        <w:t xml:space="preserve"> URL </w:t>
+      </w:r>
+      <w:r>
+        <w:rPr>
+          <w:rFonts w:ascii="宋体" w:hAnsi="宋体" w:eastAsia="宋体"/>
+        </w:rPr>
+        <w:t>追加至既有记录，来源计数递增，既有记录缺失的字段由新记录补全。数据库中有</w:t>
+      </w:r>
+      <w:r>
+        <w:t xml:space="preserve"> 45 </w:t>
+      </w:r>
+      <w:r>
+        <w:rPr>
+          <w:rFonts w:ascii="宋体" w:hAnsi="宋体" w:eastAsia="宋体"/>
+        </w:rPr>
+        <w:t>条记录携带一个以上的来源</w:t>
+      </w:r>
+      <w:r>
+        <w:t xml:space="preserve"> URL</w:t>
+      </w:r>
+      <w:r>
+        <w:t>，合并后的集合通过界面开放，因此用户可以看到某项发现依托于、或得到不止一份刊物的印证。</w:t>
+      </w:r>
+    </w:p>
+    <w:p>
+      <w:r>
+        <w:rPr>
+          <w:rFonts w:ascii="宋体" w:hAnsi="宋体" w:eastAsia="宋体"/>
+          <w:b/>
+        </w:rPr>
+        <w:t>整合。</w:t>
+      </w:r>
+      <w:r>
+        <w:t xml:space="preserve"> </w:t>
+      </w:r>
+      <w:r>
+        <w:rPr>
+          <w:rFonts w:ascii="宋体" w:hAnsi="宋体" w:eastAsia="宋体"/>
+        </w:rPr>
+        <w:t>被接纳的记录依据两条幂等规则写入存储。原始候选文本以其来源</w:t>
+      </w:r>
+      <w:r>
+        <w:t xml:space="preserve"> URL </w:t>
+      </w:r>
+      <w:r>
+        <w:rPr>
+          <w:rFonts w:ascii="宋体" w:hAnsi="宋体" w:eastAsia="宋体"/>
+        </w:rPr>
+        <w:t>的哈希为键，因此对同一来源重复采集不会新增任何内容，管道可在中断后续跑。分类</w:t>
+      </w:r>
+      <w:r>
+        <w:t>——</w:t>
+      </w:r>
+      <w:r>
+        <w:rPr>
+          <w:rFonts w:ascii="宋体" w:hAnsi="宋体" w:eastAsia="宋体"/>
+        </w:rPr>
+        <w:t>单条记录成本最高的一步</w:t>
+      </w:r>
+      <w:r>
+        <w:t>——</w:t>
+      </w:r>
+      <w:r>
+        <w:rPr>
+          <w:rFonts w:ascii="宋体" w:hAnsi="宋体" w:eastAsia="宋体"/>
+        </w:rPr>
+        <w:t>每十条记录设立检查点，中断的运行从最近检查点恢复，而非重新发出模型调用。对于由小团队构建的此等规模语料，这两条性质都很重要：它们使采集与分类可在无需人工簿记的情况下重启。</w:t>
       </w:r>
     </w:p>
     <w:p>
@@ -2819,14 +3510,13 @@
         <w:rPr>
           <w:color w:val="000000"/>
         </w:rPr>
-        <w:t xml:space="preserve">3.4 </w:t>
-      </w:r>
-      <w:r>
-        <w:rPr>
-          <w:rFonts w:ascii="宋体" w:hAnsi="宋体" w:eastAsia="宋体"/>
+        <w:t>3.3 CAICS</w:t>
+      </w:r>
+      <w:r>
+        <w:rPr>
           <w:color w:val="000000"/>
         </w:rPr>
-        <w:t>多模态扩展</w:t>
+        <w:t>：操作性编码方案</w:t>
       </w:r>
     </w:p>
     <w:p>
@@ -2834,103 +3524,263 @@
         <w:rPr>
           <w:rFonts w:ascii="宋体" w:hAnsi="宋体" w:eastAsia="宋体"/>
         </w:rPr>
-        <w:t>文本之外，管道通过三个展示型模块增强记录：聚合搜索</w:t>
-      </w:r>
-      <w:r>
-        <w:t xml:space="preserve"> API </w:t>
-      </w:r>
-      <w:r>
-        <w:rPr>
-          <w:rFonts w:ascii="宋体" w:hAnsi="宋体" w:eastAsia="宋体"/>
-        </w:rPr>
-        <w:t>的搜索增强（</w:t>
-      </w:r>
-      <w:r>
-        <w:t xml:space="preserve">1,636 </w:t>
-      </w:r>
-      <w:r>
-        <w:rPr>
-          <w:rFonts w:ascii="宋体" w:hAnsi="宋体" w:eastAsia="宋体"/>
-        </w:rPr>
-        <w:t>条，</w:t>
-      </w:r>
-      <w:r>
-        <w:t>62.4%</w:t>
-      </w:r>
-      <w:r>
-        <w:t>）、零样本</w:t>
-      </w:r>
-      <w:r>
-        <w:t xml:space="preserve"> CLIP </w:t>
-      </w:r>
-      <w:r>
-        <w:rPr>
-          <w:rFonts w:ascii="宋体" w:hAnsi="宋体" w:eastAsia="宋体"/>
-        </w:rPr>
-        <w:t>分类器过滤的图片采集（</w:t>
-      </w:r>
-      <w:r>
-        <w:t xml:space="preserve">226 </w:t>
-      </w:r>
-      <w:r>
-        <w:rPr>
-          <w:rFonts w:ascii="宋体" w:hAnsi="宋体" w:eastAsia="宋体"/>
-        </w:rPr>
-        <w:t>张高于</w:t>
-      </w:r>
-      <w:r>
-        <w:t xml:space="preserve"> 0.5 </w:t>
-      </w:r>
-      <w:r>
-        <w:rPr>
-          <w:rFonts w:ascii="宋体" w:hAnsi="宋体" w:eastAsia="宋体"/>
-        </w:rPr>
-        <w:t>相似度阈值）、以及</w:t>
-      </w:r>
-      <w:r>
-        <w:t xml:space="preserve"> GLM-5V-Turbo </w:t>
-      </w:r>
-      <w:r>
-        <w:rPr>
-          <w:rFonts w:ascii="宋体" w:hAnsi="宋体" w:eastAsia="宋体"/>
-        </w:rPr>
-        <w:t>的两阶段</w:t>
-      </w:r>
-      <w:r>
-        <w:t xml:space="preserve"> VLM </w:t>
-      </w:r>
-      <w:r>
-        <w:rPr>
-          <w:rFonts w:ascii="宋体" w:hAnsi="宋体" w:eastAsia="宋体"/>
-        </w:rPr>
-        <w:t>描述（</w:t>
-      </w:r>
-      <w:r>
-        <w:t xml:space="preserve">282 </w:t>
-      </w:r>
-      <w:r>
-        <w:rPr>
-          <w:rFonts w:ascii="宋体" w:hAnsi="宋体" w:eastAsia="宋体"/>
-        </w:rPr>
-        <w:t>条分析覆盖</w:t>
-      </w:r>
-      <w:r>
-        <w:t xml:space="preserve"> 176 </w:t>
-      </w:r>
-      <w:r>
-        <w:rPr>
-          <w:rFonts w:ascii="宋体" w:hAnsi="宋体" w:eastAsia="宋体"/>
-        </w:rPr>
-        <w:t>起事故）。这些模块是扩展而非经评估的贡献：图片源头质量约束</w:t>
-      </w:r>
-      <w:r>
-        <w:t xml:space="preserve"> VLM </w:t>
-      </w:r>
-      <w:r>
-        <w:rPr>
-          <w:rFonts w:ascii="宋体" w:hAnsi="宋体" w:eastAsia="宋体"/>
-        </w:rPr>
-        <w:t>分析的贡献，描述作为补充材料呈现，而非经验证标注。</w:t>
+        <w:t>建筑施工事故综合致因系统（</w:t>
+      </w:r>
+      <w:r>
+        <w:t>CAICS</w:t>
+      </w:r>
+      <w:r>
+        <w:t>）是面向施工事故叙述的</w:t>
+      </w:r>
+      <w:r>
+        <w:t xml:space="preserve"> 5 </w:t>
+      </w:r>
+      <w:r>
+        <w:rPr>
+          <w:rFonts w:ascii="宋体" w:hAnsi="宋体" w:eastAsia="宋体"/>
+        </w:rPr>
+        <w:t>层</w:t>
+      </w:r>
+      <w:r>
+        <w:t xml:space="preserve"> 19 </w:t>
+      </w:r>
+      <w:r>
+        <w:rPr>
+          <w:rFonts w:ascii="宋体" w:hAnsi="宋体" w:eastAsia="宋体"/>
+        </w:rPr>
+        <w:t>类编码方案。其层级遵循因果泄漏模型：管理层（</w:t>
+      </w:r>
+      <w:r>
+        <w:t>M</w:t>
+      </w:r>
+      <w:r>
+        <w:t>）回答为何该工地易出事故；防线层（</w:t>
+      </w:r>
+      <w:r>
+        <w:t>F</w:t>
+      </w:r>
+      <w:r>
+        <w:t>）回答为何物理屏障失效；触发层（</w:t>
+      </w:r>
+      <w:r>
+        <w:t>T</w:t>
+      </w:r>
+      <w:r>
+        <w:t>）回答何种物质条件引发事件；人的行为层（</w:t>
+      </w:r>
+      <w:r>
+        <w:t>H</w:t>
+      </w:r>
+      <w:r>
+        <w:t>）回答何种不安全行为在前；后果层（</w:t>
+      </w:r>
+      <w:r>
+        <w:t>C</w:t>
+      </w:r>
+      <w:r>
+        <w:t>）回答为何后果超出预期。表</w:t>
+      </w:r>
+      <w:r>
+        <w:t xml:space="preserve"> 2 </w:t>
+      </w:r>
+      <w:r>
+        <w:rPr>
+          <w:rFonts w:ascii="宋体" w:hAnsi="宋体" w:eastAsia="宋体"/>
+        </w:rPr>
+        <w:t>列出十九类及其操作定义与典型证据关键词。</w:t>
+      </w:r>
+    </w:p>
+    <w:p>
+      <w:r>
+        <w:rPr>
+          <w:rFonts w:ascii="宋体" w:hAnsi="宋体" w:eastAsia="宋体"/>
+          <w:b/>
+        </w:rPr>
+        <w:t>表 2. CAICS 编码方案：操作定义</w:t>
+      </w:r>
+    </w:p>
+    <w:p>
+      <w:r>
+        <w:t>[</w:t>
+      </w:r>
+      <w:r>
+        <w:rPr>
+          <w:rFonts w:ascii="宋体" w:hAnsi="宋体" w:eastAsia="宋体"/>
+        </w:rPr>
+        <w:t>表</w:t>
+      </w:r>
+      <w:r>
+        <w:t>2</w:t>
+      </w:r>
+      <w:r>
+        <w:rPr>
+          <w:rFonts w:ascii="宋体" w:hAnsi="宋体" w:eastAsia="宋体"/>
+        </w:rPr>
+        <w:t>占位：待手绘</w:t>
+      </w:r>
+      <w:r>
+        <w:t xml:space="preserve"> — 5 </w:t>
+      </w:r>
+      <w:r>
+        <w:rPr>
+          <w:rFonts w:ascii="宋体" w:hAnsi="宋体" w:eastAsia="宋体"/>
+        </w:rPr>
+        <w:t>层</w:t>
+      </w:r>
+      <w:r>
+        <w:t xml:space="preserve"> 19 </w:t>
+      </w:r>
+      <w:r>
+        <w:rPr>
+          <w:rFonts w:ascii="宋体" w:hAnsi="宋体" w:eastAsia="宋体"/>
+        </w:rPr>
+        <w:t>类操作定义表</w:t>
+      </w:r>
+      <w:r>
+        <w:t>]</w:t>
+      </w:r>
+    </w:p>
+    <w:p>
+      <w:r>
+        <w:t xml:space="preserve">CAICS </w:t>
+      </w:r>
+      <w:r>
+        <w:rPr>
+          <w:rFonts w:ascii="宋体" w:hAnsi="宋体" w:eastAsia="宋体"/>
+        </w:rPr>
+        <w:t>与源自航空领域的</w:t>
+      </w:r>
+      <w:r>
+        <w:t xml:space="preserve"> HFACS </w:t>
+      </w:r>
+      <w:r>
+        <w:rPr>
+          <w:rFonts w:ascii="宋体" w:hAnsi="宋体" w:eastAsia="宋体"/>
+        </w:rPr>
+        <w:t>改编（</w:t>
+      </w:r>
+      <w:r>
+        <w:t>Shappell and Wiegmann, 2000; Liu et al., 2025a</w:t>
+      </w:r>
+      <w:r>
+        <w:t>）有两个设计差异：</w:t>
+      </w:r>
+      <w:r>
+        <w:t xml:space="preserve">F </w:t>
+      </w:r>
+      <w:r>
+        <w:rPr>
+          <w:rFonts w:ascii="宋体" w:hAnsi="宋体" w:eastAsia="宋体"/>
+        </w:rPr>
+        <w:t>层刻画施工领域普遍的物理防护失效，</w:t>
+      </w:r>
+      <w:r>
+        <w:t xml:space="preserve">C </w:t>
+      </w:r>
+      <w:r>
+        <w:rPr>
+          <w:rFonts w:ascii="宋体" w:hAnsi="宋体" w:eastAsia="宋体"/>
+        </w:rPr>
+        <w:t>层记录迟报瞒报等后果放大因素。方案经泄漏模型指导下的语料驱动归纳得出：从语料抽取因果表述、聚类为候选类别、整合为五层，频次低于下限的类别合并或删除；保留类别均配有操作定义与语料归纳的证据关键词。我们强调该声明的范围：推导协议是迭代式工程流程而非正式的内容效度研究，且尚未在独立数据上与</w:t>
+      </w:r>
+      <w:r>
+        <w:t xml:space="preserve"> 24Model</w:t>
+      </w:r>
+      <w:r>
+        <w:t>（</w:t>
+      </w:r>
+      <w:r>
+        <w:t>Xuecai et al., 2024</w:t>
+      </w:r>
+      <w:r>
+        <w:t>）、</w:t>
+      </w:r>
+      <w:r>
+        <w:t xml:space="preserve">Accimap </w:t>
+      </w:r>
+      <w:r>
+        <w:rPr>
+          <w:rFonts w:ascii="宋体" w:hAnsi="宋体" w:eastAsia="宋体"/>
+        </w:rPr>
+        <w:t>或</w:t>
+      </w:r>
+      <w:r>
+        <w:t xml:space="preserve"> HFACS </w:t>
+      </w:r>
+      <w:r>
+        <w:rPr>
+          <w:rFonts w:ascii="宋体" w:hAnsi="宋体" w:eastAsia="宋体"/>
+        </w:rPr>
+        <w:t>做对比验证。因此本文将</w:t>
+      </w:r>
+      <w:r>
+        <w:t xml:space="preserve"> CAICS </w:t>
+      </w:r>
+      <w:r>
+        <w:rPr>
+          <w:rFonts w:ascii="宋体" w:hAnsi="宋体" w:eastAsia="宋体"/>
+        </w:rPr>
+        <w:t>定位为本数据库的操作性方案</w:t>
+      </w:r>
+      <w:r>
+        <w:t>——</w:t>
+      </w:r>
+      <w:r>
+        <w:rPr>
+          <w:rFonts w:ascii="宋体" w:hAnsi="宋体" w:eastAsia="宋体"/>
+        </w:rPr>
+        <w:t>面向</w:t>
+      </w:r>
+      <w:r>
+        <w:t xml:space="preserve"> LLM </w:t>
+      </w:r>
+      <w:r>
+        <w:rPr>
+          <w:rFonts w:ascii="宋体" w:hAnsi="宋体" w:eastAsia="宋体"/>
+        </w:rPr>
+        <w:t>的有限编码框架，配显式定义</w:t>
+      </w:r>
+      <w:r>
+        <w:t>——</w:t>
+      </w:r>
+      <w:r>
+        <w:rPr>
+          <w:rFonts w:ascii="宋体" w:hAnsi="宋体" w:eastAsia="宋体"/>
+        </w:rPr>
+        <w:t>而非已经确立的致因理论。其可用性证据包括</w:t>
+      </w:r>
+      <w:r>
+        <w:t xml:space="preserve"> 100 </w:t>
+      </w:r>
+      <w:r>
+        <w:rPr>
+          <w:rFonts w:ascii="宋体" w:hAnsi="宋体" w:eastAsia="宋体"/>
+        </w:rPr>
+        <w:t>条策略样本上的专家标注一致性（</w:t>
+      </w:r>
+      <w:r>
+        <w:t xml:space="preserve">Fleiss' kappa </w:t>
+      </w:r>
+      <w:r>
+        <w:rPr>
+          <w:rFonts w:ascii="宋体" w:hAnsi="宋体" w:eastAsia="宋体"/>
+        </w:rPr>
+        <w:t>各层</w:t>
+      </w:r>
+      <w:r>
+        <w:t xml:space="preserve"> 0.859–1.000</w:t>
+      </w:r>
+      <w:r>
+        <w:t>，见</w:t>
+      </w:r>
+      <w:r>
+        <w:t xml:space="preserve"> 4.1 </w:t>
+      </w:r>
+      <w:r>
+        <w:rPr>
+          <w:rFonts w:ascii="宋体" w:hAnsi="宋体" w:eastAsia="宋体"/>
+        </w:rPr>
+        <w:t>节）。</w:t>
       </w:r>
     </w:p>
     <w:p>
@@ -2941,14 +3791,14 @@
         <w:rPr>
           <w:color w:val="000000"/>
         </w:rPr>
-        <w:t xml:space="preserve">3.5 </w:t>
+        <w:t xml:space="preserve">3.4 </w:t>
       </w:r>
       <w:r>
         <w:rPr>
           <w:rFonts w:ascii="宋体" w:hAnsi="宋体" w:eastAsia="宋体"/>
           <w:color w:val="000000"/>
         </w:rPr>
-        <w:t>数据库统计</w:t>
+        <w:t>管道架构</w:t>
       </w:r>
     </w:p>
     <w:p>
@@ -2956,16 +3806,16 @@
         <w:rPr>
           <w:rFonts w:ascii="宋体" w:hAnsi="宋体" w:eastAsia="宋体"/>
         </w:rPr>
-        <w:t>表</w:t>
-      </w:r>
-      <w:r>
-        <w:t xml:space="preserve"> 3 </w:t>
-      </w:r>
-      <w:r>
-        <w:rPr>
-          <w:rFonts w:ascii="宋体" w:hAnsi="宋体" w:eastAsia="宋体"/>
-        </w:rPr>
-        <w:t>汇总数据库，全部计数与总量闭合。</w:t>
+        <w:t>图</w:t>
+      </w:r>
+      <w:r>
+        <w:t xml:space="preserve"> 1 </w:t>
+      </w:r>
+      <w:r>
+        <w:rPr>
+          <w:rFonts w:ascii="宋体" w:hAnsi="宋体" w:eastAsia="宋体"/>
+        </w:rPr>
+        <w:t>展示总体架构。管道由六个处理阶段与随后的存储、访问层构成。</w:t>
       </w:r>
     </w:p>
     <w:p>
@@ -2974,306 +3824,7 @@
           <w:rFonts w:ascii="宋体" w:hAnsi="宋体" w:eastAsia="宋体"/>
           <w:b/>
         </w:rPr>
-        <w:t>表 3. 数据库统计</w:t>
-      </w:r>
-    </w:p>
-    <w:tbl>
-      <w:tblPr>
-        <w:tblStyle w:val="LightGrid-Accent1"/>
-        <w:tblW w:type="auto" w:w="0"/>
-        <w:tblLook w:firstColumn="1" w:firstRow="1" w:lastColumn="0" w:lastRow="0" w:noHBand="0" w:noVBand="1" w:val="04A0"/>
-      </w:tblPr>
-      <w:tblGrid>
-        <w:gridCol w:w="4320"/>
-        <w:gridCol w:w="4320"/>
-      </w:tblGrid>
-      <w:tr>
-        <w:tc>
-          <w:tcPr>
-            <w:tcW w:type="dxa" w:w="4320"/>
-          </w:tcPr>
-          <w:p>
-            <w:r>
-              <w:rPr>
-                <w:b/>
-              </w:rPr>
-              <w:t>维度</w:t>
-            </w:r>
-          </w:p>
-        </w:tc>
-        <w:tc>
-          <w:tcPr>
-            <w:tcW w:type="dxa" w:w="4320"/>
-          </w:tcPr>
-          <w:p>
-            <w:r>
-              <w:rPr>
-                <w:b/>
-              </w:rPr>
-              <w:t>数值</w:t>
-            </w:r>
-          </w:p>
-        </w:tc>
-      </w:tr>
-      <w:tr>
-        <w:tc>
-          <w:tcPr>
-            <w:tcW w:type="dxa" w:w="4320"/>
-          </w:tcPr>
-          <w:p>
-            <w:r>
-              <w:t>事故记录</w:t>
-            </w:r>
-          </w:p>
-        </w:tc>
-        <w:tc>
-          <w:tcPr>
-            <w:tcW w:type="dxa" w:w="4320"/>
-          </w:tcPr>
-          <w:p>
-            <w:r>
-              <w:t>2,623</w:t>
-            </w:r>
-          </w:p>
-        </w:tc>
-      </w:tr>
-      <w:tr>
-        <w:tc>
-          <w:tcPr>
-            <w:tcW w:type="dxa" w:w="4320"/>
-          </w:tcPr>
-          <w:p>
-            <w:r>
-              <w:t>时间跨度</w:t>
-            </w:r>
-          </w:p>
-        </w:tc>
-        <w:tc>
-          <w:tcPr>
-            <w:tcW w:type="dxa" w:w="4320"/>
-          </w:tcPr>
-          <w:p>
-            <w:r>
-              <w:t>1978-08 至 2026-06（1991–2004 无记录）</w:t>
-            </w:r>
-          </w:p>
-        </w:tc>
-      </w:tr>
-      <w:tr>
-        <w:tc>
-          <w:tcPr>
-            <w:tcW w:type="dxa" w:w="4320"/>
-          </w:tcPr>
-          <w:p>
-            <w:r>
-              <w:t>事故类型</w:t>
-            </w:r>
-          </w:p>
-        </w:tc>
-        <w:tc>
-          <w:tcPr>
-            <w:tcW w:type="dxa" w:w="4320"/>
-          </w:tcPr>
-          <w:p>
-            <w:r>
-              <w:t>12 类，2,617 条有标注（坍塌 1,092；高处坠落 570；起重伤害 225；土方坍塌 222；触电 160；物体打击 119；其他 50；火灾爆炸 47；机械伤害 46；中毒窒息 41；车辆伤害 38；淹溺 7）；6 条未标注</w:t>
-            </w:r>
-          </w:p>
-        </w:tc>
-      </w:tr>
-      <w:tr>
-        <w:tc>
-          <w:tcPr>
-            <w:tcW w:type="dxa" w:w="4320"/>
-          </w:tcPr>
-          <w:p>
-            <w:r>
-              <w:t>事故等级</w:t>
-            </w:r>
-          </w:p>
-        </w:tc>
-        <w:tc>
-          <w:tcPr>
-            <w:tcW w:type="dxa" w:w="4320"/>
-          </w:tcPr>
-          <w:p>
-            <w:r>
-              <w:t>一般 1,889；较大 672；重大 53；特别重大 8；1 条未标注</w:t>
-            </w:r>
-          </w:p>
-        </w:tc>
-      </w:tr>
-      <w:tr>
-        <w:tc>
-          <w:tcPr>
-            <w:tcW w:type="dxa" w:w="4320"/>
-          </w:tcPr>
-          <w:p>
-            <w:r>
-              <w:t>伤亡</w:t>
-            </w:r>
-          </w:p>
-        </w:tc>
-        <w:tc>
-          <w:tcPr>
-            <w:tcW w:type="dxa" w:w="4320"/>
-          </w:tcPr>
-          <w:p>
-            <w:r>
-              <w:t>死亡 5,894；受伤 5,796</w:t>
-            </w:r>
-          </w:p>
-        </w:tc>
-      </w:tr>
-      <w:tr>
-        <w:tc>
-          <w:tcPr>
-            <w:tcW w:type="dxa" w:w="4320"/>
-          </w:tcPr>
-          <w:p>
-            <w:r>
-              <w:t>致因标注</w:t>
-            </w:r>
-          </w:p>
-        </w:tc>
-        <w:tc>
-          <w:tcPr>
-            <w:tcW w:type="dxa" w:w="4320"/>
-          </w:tcPr>
-          <w:p>
-            <w:r>
-              <w:t>17,364 条（explicit 15,809 / inferred 1,131 / prior 424）</w:t>
-            </w:r>
-          </w:p>
-        </w:tc>
-      </w:tr>
-      <w:tr>
-        <w:tc>
-          <w:tcPr>
-            <w:tcW w:type="dxa" w:w="4320"/>
-          </w:tcPr>
-          <w:p>
-            <w:r>
-              <w:t>搜索增强记录</w:t>
-            </w:r>
-          </w:p>
-        </w:tc>
-        <w:tc>
-          <w:tcPr>
-            <w:tcW w:type="dxa" w:w="4320"/>
-          </w:tcPr>
-          <w:p>
-            <w:r>
-              <w:t>1,636</w:t>
-            </w:r>
-          </w:p>
-        </w:tc>
-      </w:tr>
-      <w:tr>
-        <w:tc>
-          <w:tcPr>
-            <w:tcW w:type="dxa" w:w="4320"/>
-          </w:tcPr>
-          <w:p>
-            <w:r>
-              <w:t>CLIP 过滤图片</w:t>
-            </w:r>
-          </w:p>
-        </w:tc>
-        <w:tc>
-          <w:tcPr>
-            <w:tcW w:type="dxa" w:w="4320"/>
-          </w:tcPr>
-          <w:p>
-            <w:r>
-              <w:t>226</w:t>
-            </w:r>
-          </w:p>
-        </w:tc>
-      </w:tr>
-      <w:tr>
-        <w:tc>
-          <w:tcPr>
-            <w:tcW w:type="dxa" w:w="4320"/>
-          </w:tcPr>
-          <w:p>
-            <w:r>
-              <w:t>VLM 分析</w:t>
-            </w:r>
-          </w:p>
-        </w:tc>
-        <w:tc>
-          <w:tcPr>
-            <w:tcW w:type="dxa" w:w="4320"/>
-          </w:tcPr>
-          <w:p>
-            <w:r>
-              <w:t>282 条 / 176 起事故</w:t>
-            </w:r>
-          </w:p>
-        </w:tc>
-      </w:tr>
-    </w:tbl>
-    <w:p>
-      <w:r>
-        <w:rPr>
-          <w:rFonts w:ascii="宋体" w:hAnsi="宋体" w:eastAsia="宋体"/>
-        </w:rPr>
-        <w:t>图</w:t>
-      </w:r>
-      <w:r>
-        <w:t xml:space="preserve"> 3 </w:t>
-      </w:r>
-      <w:r>
-        <w:rPr>
-          <w:rFonts w:ascii="宋体" w:hAnsi="宋体" w:eastAsia="宋体"/>
-        </w:rPr>
-        <w:t>展示十九个</w:t>
-      </w:r>
-      <w:r>
-        <w:t xml:space="preserve"> CAICS </w:t>
-      </w:r>
-      <w:r>
-        <w:rPr>
-          <w:rFonts w:ascii="宋体" w:hAnsi="宋体" w:eastAsia="宋体"/>
-        </w:rPr>
-        <w:t>类别的标注分布；高频编码（</w:t>
-      </w:r>
-      <w:r>
-        <w:t xml:space="preserve">M1 </w:t>
-      </w:r>
-      <w:r>
-        <w:rPr>
-          <w:rFonts w:ascii="宋体" w:hAnsi="宋体" w:eastAsia="宋体"/>
-        </w:rPr>
-        <w:t>监管缺失、</w:t>
-      </w:r>
-      <w:r>
-        <w:t xml:space="preserve">H1 </w:t>
-      </w:r>
-      <w:r>
-        <w:rPr>
-          <w:rFonts w:ascii="宋体" w:hAnsi="宋体" w:eastAsia="宋体"/>
-        </w:rPr>
-        <w:t>违章操作、</w:t>
-      </w:r>
-      <w:r>
-        <w:t xml:space="preserve">H3 </w:t>
-      </w:r>
-      <w:r>
-        <w:rPr>
-          <w:rFonts w:ascii="宋体" w:hAnsi="宋体" w:eastAsia="宋体"/>
-        </w:rPr>
-        <w:t>风险辨识失败）部分反映生产提示授权的先验推断，这也是总量旁并列分层细目的原因。</w:t>
-      </w:r>
-    </w:p>
-    <w:p>
-      <w:r>
-        <w:rPr>
-          <w:rFonts w:ascii="宋体" w:hAnsi="宋体" w:eastAsia="宋体"/>
-          <w:b/>
-        </w:rPr>
-        <w:t>图 3. 十九个 CAICS 类别的致因标注分布</w:t>
+        <w:t>图 1. CAIEMS 系统架构</w:t>
       </w:r>
     </w:p>
     <w:p>
@@ -3285,107 +3836,277 @@
           <w:i/>
           <w:color w:val="7F8C8D"/>
         </w:rPr>
-        <w:t>▢ [图3占位：待手绘 — CAICS 编码分布条形图]</w:t>
+        <w:t>▢ [图1占位：待手绘 — 系统架构图]</w:t>
       </w:r>
     </w:p>
     <w:p>
-      <w:pPr>
-        <w:pStyle w:val="Heading1"/>
-      </w:pPr>
-      <w:r>
-        <w:rPr>
-          <w:color w:val="000000"/>
-          <w:sz w:val="28"/>
-        </w:rPr>
-        <w:t xml:space="preserve">4. </w:t>
-      </w:r>
-      <w:r>
-        <w:rPr>
-          <w:rFonts w:ascii="宋体" w:hAnsi="宋体" w:eastAsia="宋体"/>
-          <w:color w:val="000000"/>
-          <w:sz w:val="28"/>
-        </w:rPr>
-        <w:t>实验评估</w:t>
+      <w:r>
+        <w:rPr>
+          <w:rFonts w:ascii="宋体" w:hAnsi="宋体" w:eastAsia="宋体"/>
+          <w:b/>
+        </w:rPr>
+        <w:t>阶段 1：多源采集。</w:t>
+      </w:r>
+      <w:r>
+        <w:t xml:space="preserve"> </w:t>
+      </w:r>
+      <w:r>
+        <w:rPr>
+          <w:rFonts w:ascii="宋体" w:hAnsi="宋体" w:eastAsia="宋体"/>
+        </w:rPr>
+        <w:t>事故报告采集自公共安全信息门户（</w:t>
+      </w:r>
+      <w:r>
+        <w:t>safehoo.com</w:t>
+      </w:r>
+      <w:r>
+        <w:t>、</w:t>
+      </w:r>
+      <w:r>
+        <w:t>esafety.cn</w:t>
+      </w:r>
+      <w:r>
+        <w:t>）、省级与国家级应急管理部门网站及公开事故汇编，遵循</w:t>
+      </w:r>
+      <w:r>
+        <w:t xml:space="preserve"> 3.2 </w:t>
+      </w:r>
+      <w:r>
+        <w:rPr>
+          <w:rFonts w:ascii="宋体" w:hAnsi="宋体" w:eastAsia="宋体"/>
+        </w:rPr>
+        <w:t>节所述的双轨方案与采集、清洗、筛选流程。阶段</w:t>
+      </w:r>
+      <w:r>
+        <w:t xml:space="preserve"> 1 </w:t>
+      </w:r>
+      <w:r>
+        <w:rPr>
+          <w:rFonts w:ascii="宋体" w:hAnsi="宋体" w:eastAsia="宋体"/>
+        </w:rPr>
+        <w:t>产出表</w:t>
+      </w:r>
+      <w:r>
+        <w:t xml:space="preserve"> 1 </w:t>
+      </w:r>
+      <w:r>
+        <w:rPr>
+          <w:rFonts w:ascii="宋体" w:hAnsi="宋体" w:eastAsia="宋体"/>
+        </w:rPr>
+        <w:t>所报告构成的、已去重的工作语料</w:t>
+      </w:r>
+      <w:r>
+        <w:t xml:space="preserve"> 2,623 </w:t>
+      </w:r>
+      <w:r>
+        <w:rPr>
+          <w:rFonts w:ascii="宋体" w:hAnsi="宋体" w:eastAsia="宋体"/>
+        </w:rPr>
+        <w:t>条。中国承包商海外工地事故（</w:t>
+      </w:r>
+      <w:r>
+        <w:t xml:space="preserve">22 </w:t>
+      </w:r>
+      <w:r>
+        <w:rPr>
+          <w:rFonts w:ascii="宋体" w:hAnsi="宋体" w:eastAsia="宋体"/>
+        </w:rPr>
+        <w:t>条境外记录）保留于库但排除在省级统计之外。</w:t>
       </w:r>
     </w:p>
     <w:p>
       <w:r>
         <w:rPr>
           <w:rFonts w:ascii="宋体" w:hAnsi="宋体" w:eastAsia="宋体"/>
-        </w:rPr>
-        <w:t>评估以明确声明口径回答三个问题：管道在其实际成本约束下应采用哪个骨干模型（</w:t>
-      </w:r>
-      <w:r>
-        <w:t xml:space="preserve">4.3 </w:t>
-      </w:r>
-      <w:r>
-        <w:rPr>
-          <w:rFonts w:ascii="宋体" w:hAnsi="宋体" w:eastAsia="宋体"/>
-        </w:rPr>
-        <w:t>节）；致因编码提示应如何措辞（</w:t>
-      </w:r>
-      <w:r>
-        <w:t xml:space="preserve">4.4 </w:t>
-      </w:r>
-      <w:r>
-        <w:rPr>
-          <w:rFonts w:ascii="宋体" w:hAnsi="宋体" w:eastAsia="宋体"/>
-        </w:rPr>
-        <w:t>节）；</w:t>
-      </w:r>
-      <w:r>
-        <w:t xml:space="preserve">LLM </w:t>
-      </w:r>
-      <w:r>
-        <w:rPr>
-          <w:rFonts w:ascii="宋体" w:hAnsi="宋体" w:eastAsia="宋体"/>
-        </w:rPr>
-        <w:t>的基础字段标注是否与受训人工标注者一致（</w:t>
-      </w:r>
-      <w:r>
-        <w:t xml:space="preserve">4.5 </w:t>
-      </w:r>
-      <w:r>
-        <w:rPr>
-          <w:rFonts w:ascii="宋体" w:hAnsi="宋体" w:eastAsia="宋体"/>
-        </w:rPr>
-        <w:t>节）。</w:t>
-      </w:r>
-      <w:r>
-        <w:t xml:space="preserve">4.1 </w:t>
-      </w:r>
-      <w:r>
-        <w:rPr>
-          <w:rFonts w:ascii="宋体" w:hAnsi="宋体" w:eastAsia="宋体"/>
-        </w:rPr>
-        <w:t>与</w:t>
-      </w:r>
-      <w:r>
-        <w:t xml:space="preserve"> 4.2 </w:t>
-      </w:r>
-      <w:r>
-        <w:rPr>
-          <w:rFonts w:ascii="宋体" w:hAnsi="宋体" w:eastAsia="宋体"/>
-        </w:rPr>
-        <w:t>节定义数据集与指标。</w:t>
+          <w:b/>
+        </w:rPr>
+        <w:t>阶段 2：LLM 文本分类。</w:t>
+      </w:r>
+      <w:r>
+        <w:t xml:space="preserve"> </w:t>
+      </w:r>
+      <w:r>
+        <w:rPr>
+          <w:rFonts w:ascii="宋体" w:hAnsi="宋体" w:eastAsia="宋体"/>
+        </w:rPr>
+        <w:t>候选页面异质性显著，且提及事故的页面未必是某起事故的报告。轻量</w:t>
+      </w:r>
+      <w:r>
+        <w:t xml:space="preserve"> LLM </w:t>
+      </w:r>
+      <w:r>
+        <w:rPr>
+          <w:rFonts w:ascii="宋体" w:hAnsi="宋体" w:eastAsia="宋体"/>
+        </w:rPr>
+        <w:t>分类器以五个标注示例的少样本提示为每条记录分配六种文本类型之一</w:t>
+      </w:r>
+      <w:r>
+        <w:t>——</w:t>
+      </w:r>
+      <w:r>
+        <w:rPr>
+          <w:i/>
+        </w:rPr>
+        <w:t>单事故报告</w:t>
+      </w:r>
+      <w:r>
+        <w:t>、</w:t>
+      </w:r>
+      <w:r>
+        <w:rPr>
+          <w:i/>
+        </w:rPr>
+        <w:t>多事故汇编</w:t>
+      </w:r>
+      <w:r>
+        <w:t>、</w:t>
+      </w:r>
+      <w:r>
+        <w:rPr>
+          <w:i/>
+        </w:rPr>
+        <w:t>监管文件</w:t>
+      </w:r>
+      <w:r>
+        <w:t>、</w:t>
+      </w:r>
+      <w:r>
+        <w:rPr>
+          <w:i/>
+        </w:rPr>
+        <w:t>汇总统计</w:t>
+      </w:r>
+      <w:r>
+        <w:t>、</w:t>
+      </w:r>
+      <w:r>
+        <w:rPr>
+          <w:i/>
+        </w:rPr>
+        <w:t>培训材料</w:t>
+      </w:r>
+      <w:r>
+        <w:rPr>
+          <w:rFonts w:ascii="宋体" w:hAnsi="宋体" w:eastAsia="宋体"/>
+        </w:rPr>
+        <w:t>或</w:t>
+      </w:r>
+      <w:r>
+        <w:rPr>
+          <w:i/>
+        </w:rPr>
+        <w:t>其他</w:t>
+      </w:r>
+      <w:r>
+        <w:t>。六种类型归为三种处置：单事故报告直接推进；多事故汇编拆分为其构成案例；其余四类移出语料。该阶段剔除的是</w:t>
+      </w:r>
+      <w:r>
+        <w:t xml:space="preserve"> 3.2.4 </w:t>
+      </w:r>
+      <w:r>
+        <w:rPr>
+          <w:rFonts w:ascii="宋体" w:hAnsi="宋体" w:eastAsia="宋体"/>
+        </w:rPr>
+        <w:t>节规则闸门放行的监管通知、汇总统计、培训材料以及广告与导航文本。</w:t>
+      </w:r>
+      <w:r>
+        <w:t xml:space="preserve">3.2 </w:t>
+      </w:r>
+      <w:r>
+        <w:rPr>
+          <w:rFonts w:ascii="宋体" w:hAnsi="宋体" w:eastAsia="宋体"/>
+        </w:rPr>
+        <w:t>节所述的</w:t>
+      </w:r>
+      <w:r>
+        <w:t xml:space="preserve"> 895 </w:t>
+      </w:r>
+      <w:r>
+        <w:rPr>
+          <w:rFonts w:ascii="宋体" w:hAnsi="宋体" w:eastAsia="宋体"/>
+        </w:rPr>
+        <w:t>条数字化记录不经过本阶段；其向独立案例的切分由该节所述的文献级切分路径完成，在记录进入语料之前即实现了同样的区分。需说明的是分类器并不完美：一致性研究的</w:t>
+      </w:r>
+      <w:r>
+        <w:t xml:space="preserve"> 300 </w:t>
+      </w:r>
+      <w:r>
+        <w:rPr>
+          <w:rFonts w:ascii="宋体" w:hAnsi="宋体" w:eastAsia="宋体"/>
+        </w:rPr>
+        <w:t>条抽样中仍有</w:t>
+      </w:r>
+      <w:r>
+        <w:t xml:space="preserve"> 11 </w:t>
+      </w:r>
+      <w:r>
+        <w:rPr>
+          <w:rFonts w:ascii="宋体" w:hAnsi="宋体" w:eastAsia="宋体"/>
+        </w:rPr>
+        <w:t>条在标注时因含多起事故被排除，说明文本分类存在残留错误，当前管道尚未对其完全审计；多事故拆分规则仍部分依赖启发式。</w:t>
       </w:r>
     </w:p>
     <w:p>
-      <w:pPr>
-        <w:pStyle w:val="Heading2"/>
-      </w:pPr>
-      <w:r>
-        <w:rPr>
-          <w:color w:val="000000"/>
-        </w:rPr>
-        <w:t xml:space="preserve">4.1 </w:t>
-      </w:r>
-      <w:r>
-        <w:rPr>
-          <w:rFonts w:ascii="宋体" w:hAnsi="宋体" w:eastAsia="宋体"/>
-          <w:color w:val="000000"/>
-        </w:rPr>
-        <w:t>数据集与抽样</w:t>
+      <w:r>
+        <w:rPr>
+          <w:rFonts w:ascii="宋体" w:hAnsi="宋体" w:eastAsia="宋体"/>
+          <w:b/>
+        </w:rPr>
+        <w:t>阶段 3：基础字段抽取（Step 1）。</w:t>
+      </w:r>
+      <w:r>
+        <w:t xml:space="preserve"> </w:t>
+      </w:r>
+      <w:r>
+        <w:rPr>
+          <w:rFonts w:ascii="宋体" w:hAnsi="宋体" w:eastAsia="宋体"/>
+        </w:rPr>
+        <w:t>对每条通过分类的记录，</w:t>
+      </w:r>
+      <w:r>
+        <w:t xml:space="preserve">LLM </w:t>
+      </w:r>
+      <w:r>
+        <w:rPr>
+          <w:rFonts w:ascii="宋体" w:hAnsi="宋体" w:eastAsia="宋体"/>
+        </w:rPr>
+        <w:t>在严格</w:t>
+      </w:r>
+      <w:r>
+        <w:t xml:space="preserve"> JSON </w:t>
+      </w:r>
+      <w:r>
+        <w:rPr>
+          <w:rFonts w:ascii="宋体" w:hAnsi="宋体" w:eastAsia="宋体"/>
+        </w:rPr>
+        <w:t>工具模式下抽取</w:t>
+      </w:r>
+      <w:r>
+        <w:t xml:space="preserve"> 33 </w:t>
+      </w:r>
+      <w:r>
+        <w:rPr>
+          <w:rFonts w:ascii="宋体" w:hAnsi="宋体" w:eastAsia="宋体"/>
+        </w:rPr>
+        <w:t>字段基础信息向量。评测运行中</w:t>
+      </w:r>
+      <w:r>
+        <w:t xml:space="preserve"> 100% </w:t>
+      </w:r>
+      <w:r>
+        <w:rPr>
+          <w:rFonts w:ascii="宋体" w:hAnsi="宋体" w:eastAsia="宋体"/>
+        </w:rPr>
+        <w:t>记录获得符合</w:t>
+      </w:r>
+      <w:r>
+        <w:t xml:space="preserve"> schema </w:t>
+      </w:r>
+      <w:r>
+        <w:rPr>
+          <w:rFonts w:ascii="宋体" w:hAnsi="宋体" w:eastAsia="宋体"/>
+        </w:rPr>
+        <w:t>的输出。抽取器同时产出规范化标题摘要用于搜索增强。</w:t>
       </w:r>
     </w:p>
     <w:p>
@@ -3394,7 +4115,7 @@
           <w:rFonts w:ascii="宋体" w:hAnsi="宋体" w:eastAsia="宋体"/>
           <w:b/>
         </w:rPr>
-        <w:t>全量语料。</w:t>
+        <w:t>阶段 4：CAICS 致因编码（Step 2）。</w:t>
       </w:r>
       <w:r>
         <w:t xml:space="preserve"> </w:t>
@@ -3403,43 +4124,43 @@
         <w:rPr>
           <w:rFonts w:ascii="宋体" w:hAnsi="宋体" w:eastAsia="宋体"/>
         </w:rPr>
-        <w:t>管道产出</w:t>
-      </w:r>
-      <w:r>
-        <w:t xml:space="preserve"> 2,623 </w:t>
-      </w:r>
-      <w:r>
-        <w:rPr>
-          <w:rFonts w:ascii="宋体" w:hAnsi="宋体" w:eastAsia="宋体"/>
-        </w:rPr>
-        <w:t>条单事故记录，跨</w:t>
-      </w:r>
-      <w:r>
-        <w:t xml:space="preserve"> 1978–2026 </w:t>
-      </w:r>
-      <w:r>
-        <w:rPr>
-          <w:rFonts w:ascii="宋体" w:hAnsi="宋体" w:eastAsia="宋体"/>
-        </w:rPr>
-        <w:t>年，含</w:t>
-      </w:r>
-      <w:r>
-        <w:t xml:space="preserve"> 33 </w:t>
-      </w:r>
-      <w:r>
-        <w:rPr>
-          <w:rFonts w:ascii="宋体" w:hAnsi="宋体" w:eastAsia="宋体"/>
-        </w:rPr>
-        <w:t>字段与</w:t>
-      </w:r>
-      <w:r>
-        <w:t xml:space="preserve"> 17,364 </w:t>
-      </w:r>
-      <w:r>
-        <w:rPr>
-          <w:rFonts w:ascii="宋体" w:hAnsi="宋体" w:eastAsia="宋体"/>
-        </w:rPr>
-        <w:t>条分层致因标注。</w:t>
+        <w:t>编码器应用两步判断流程</w:t>
+      </w:r>
+      <w:r>
+        <w:t>——</w:t>
+      </w:r>
+      <w:r>
+        <w:rPr>
+          <w:rFonts w:ascii="宋体" w:hAnsi="宋体" w:eastAsia="宋体"/>
+        </w:rPr>
+        <w:t>显性匹配后授权推断</w:t>
+      </w:r>
+      <w:r>
+        <w:t>——</w:t>
+      </w:r>
+      <w:r>
+        <w:rPr>
+          <w:rFonts w:ascii="宋体" w:hAnsi="宋体" w:eastAsia="宋体"/>
+        </w:rPr>
+        <w:t>并为每个编码记录证据层级、支撑文本与推理链（</w:t>
+      </w:r>
+      <w:r>
+        <w:t xml:space="preserve">3.1 </w:t>
+      </w:r>
+      <w:r>
+        <w:rPr>
+          <w:rFonts w:ascii="宋体" w:hAnsi="宋体" w:eastAsia="宋体"/>
+        </w:rPr>
+        <w:t>节）。图</w:t>
+      </w:r>
+      <w:r>
+        <w:t xml:space="preserve"> 2 </w:t>
+      </w:r>
+      <w:r>
+        <w:rPr>
+          <w:rFonts w:ascii="宋体" w:hAnsi="宋体" w:eastAsia="宋体"/>
+        </w:rPr>
+        <w:t>以一条真实记录的示例展示五层结构。</w:t>
       </w:r>
     </w:p>
     <w:p>
@@ -3448,313 +4169,7 @@
           <w:rFonts w:ascii="宋体" w:hAnsi="宋体" w:eastAsia="宋体"/>
           <w:b/>
         </w:rPr>
-        <w:t>银标准。</w:t>
-      </w:r>
-      <w:r>
-        <w:t xml:space="preserve"> 972 </w:t>
-      </w:r>
-      <w:r>
-        <w:rPr>
-          <w:rFonts w:ascii="宋体" w:hAnsi="宋体" w:eastAsia="宋体"/>
-        </w:rPr>
-        <w:t>条银标准由管道版本一致构建，而非独立人工重标注：基础字段在两版本一致时直接采纳、不一致时规则裁决；致因维度标签取两版本输出的合并去重。我们显式陈述这一构建方式，因为它界定了银标准能认证什么：其可靠程度取决于两个来源版本的可靠程度，它不是独立人工金标准。银标准中致因维度为空表示该维度在原文未提及。一个</w:t>
-      </w:r>
-      <w:r>
-        <w:t xml:space="preserve"> 100 </w:t>
-      </w:r>
-      <w:r>
-        <w:rPr>
-          <w:rFonts w:ascii="宋体" w:hAnsi="宋体" w:eastAsia="宋体"/>
-        </w:rPr>
-        <w:t>条子集获得了完全独立的人工验证：三位施工安全领域专家在</w:t>
-      </w:r>
-      <w:r>
-        <w:t xml:space="preserve"> LabelStudio </w:t>
-      </w:r>
-      <w:r>
-        <w:rPr>
-          <w:rFonts w:ascii="宋体" w:hAnsi="宋体" w:eastAsia="宋体"/>
-        </w:rPr>
-        <w:t>平台上标注</w:t>
-      </w:r>
-      <w:r>
-        <w:t xml:space="preserve"> CAICS </w:t>
-      </w:r>
-      <w:r>
-        <w:rPr>
-          <w:rFonts w:ascii="宋体" w:hAnsi="宋体" w:eastAsia="宋体"/>
-        </w:rPr>
-        <w:t>编码，</w:t>
-      </w:r>
-      <w:r>
-        <w:t xml:space="preserve">Fleiss' kappa </w:t>
-      </w:r>
-      <w:r>
-        <w:rPr>
-          <w:rFonts w:ascii="宋体" w:hAnsi="宋体" w:eastAsia="宋体"/>
-        </w:rPr>
-        <w:t>在五层上介于</w:t>
-      </w:r>
-      <w:r>
-        <w:t xml:space="preserve"> 0.859 </w:t>
-      </w:r>
-      <w:r>
-        <w:rPr>
-          <w:rFonts w:ascii="宋体" w:hAnsi="宋体" w:eastAsia="宋体"/>
-        </w:rPr>
-        <w:t>与</w:t>
-      </w:r>
-      <w:r>
-        <w:t xml:space="preserve"> 1.000</w:t>
-      </w:r>
-      <w:r>
-        <w:t>；该子集真值为三专家多数投票，平均每条</w:t>
-      </w:r>
-      <w:r>
-        <w:t xml:space="preserve"> 5.1 </w:t>
-      </w:r>
-      <w:r>
-        <w:rPr>
-          <w:rFonts w:ascii="宋体" w:hAnsi="宋体" w:eastAsia="宋体"/>
-        </w:rPr>
-        <w:t>个编码。</w:t>
-      </w:r>
-    </w:p>
-    <w:p>
-      <w:r>
-        <w:rPr>
-          <w:rFonts w:ascii="宋体" w:hAnsi="宋体" w:eastAsia="宋体"/>
-          <w:b/>
-        </w:rPr>
-        <w:t>评测样本。</w:t>
-      </w:r>
-    </w:p>
-    <w:p>
-      <w:r>
-        <w:t xml:space="preserve">1. </w:t>
-      </w:r>
-      <w:r>
-        <w:rPr>
-          <w:i/>
-        </w:rPr>
-        <w:t>模型比较样本</w:t>
-      </w:r>
-      <w:r>
-        <w:t>（</w:t>
-      </w:r>
-      <w:r>
-        <w:t>n=200</w:t>
-      </w:r>
-      <w:r>
-        <w:t>）。按事故类型分层（</w:t>
-      </w:r>
-      <w:r>
-        <w:t xml:space="preserve">11 </w:t>
-      </w:r>
-      <w:r>
-        <w:rPr>
-          <w:rFonts w:ascii="宋体" w:hAnsi="宋体" w:eastAsia="宋体"/>
-        </w:rPr>
-        <w:t>类，每类至少</w:t>
-      </w:r>
-      <w:r>
-        <w:t xml:space="preserve"> 3 </w:t>
-      </w:r>
-      <w:r>
-        <w:rPr>
-          <w:rFonts w:ascii="宋体" w:hAnsi="宋体" w:eastAsia="宋体"/>
-        </w:rPr>
-        <w:t>条）从银标准抽取。</w:t>
-      </w:r>
-    </w:p>
-    <w:p>
-      <w:r>
-        <w:t xml:space="preserve">2. </w:t>
-      </w:r>
-      <w:r>
-        <w:rPr>
-          <w:i/>
-        </w:rPr>
-        <w:t>策略比较样本</w:t>
-      </w:r>
-      <w:r>
-        <w:t>（</w:t>
-      </w:r>
-      <w:r>
-        <w:t>n=100</w:t>
-      </w:r>
-      <w:r>
-        <w:t>）。从银标准抽取，覆盖全部</w:t>
-      </w:r>
-      <w:r>
-        <w:t xml:space="preserve"> 12 </w:t>
-      </w:r>
-      <w:r>
-        <w:rPr>
-          <w:rFonts w:ascii="宋体" w:hAnsi="宋体" w:eastAsia="宋体"/>
-        </w:rPr>
-        <w:t>种事故类型与</w:t>
-      </w:r>
-      <w:r>
-        <w:t xml:space="preserve"> 19 </w:t>
-      </w:r>
-      <w:r>
-        <w:rPr>
-          <w:rFonts w:ascii="宋体" w:hAnsi="宋体" w:eastAsia="宋体"/>
-        </w:rPr>
-        <w:t>个</w:t>
-      </w:r>
-      <w:r>
-        <w:t xml:space="preserve"> CAICS </w:t>
-      </w:r>
-      <w:r>
-        <w:rPr>
-          <w:rFonts w:ascii="宋体" w:hAnsi="宋体" w:eastAsia="宋体"/>
-        </w:rPr>
-        <w:t>类别；致因真值为上述三专家多数投票。</w:t>
-      </w:r>
-      <w:r>
-        <w:rPr>
-          <w:rFonts w:ascii="宋体" w:hAnsi="宋体" w:eastAsia="宋体"/>
-          <w:b/>
-        </w:rPr>
-        <w:t>口径声明</w:t>
-      </w:r>
-      <w:r>
-        <w:t>：该样本承担了提示开发</w:t>
-      </w:r>
-      <w:r>
-        <w:t>——</w:t>
-      </w:r>
-      <w:r>
-        <w:rPr>
-          <w:rFonts w:ascii="宋体" w:hAnsi="宋体" w:eastAsia="宋体"/>
-        </w:rPr>
-        <w:t>发现</w:t>
-      </w:r>
-      <w:r>
-        <w:t xml:space="preserve"> v1 </w:t>
-      </w:r>
-      <w:r>
-        <w:rPr>
-          <w:rFonts w:ascii="宋体" w:hAnsi="宋体" w:eastAsia="宋体"/>
-        </w:rPr>
-        <w:t>召回问题、分析错误类别、设计</w:t>
-      </w:r>
-      <w:r>
-        <w:t xml:space="preserve"> v2</w:t>
-      </w:r>
-      <w:r>
-        <w:t>、运行消融、选定生产配置。开发与最终报告共用同一样本，因此策略结果带有开发集复用风险；三个少样本示例取自同一银标准，未按显式流程与测试记录隔离。所报数字最好解读为开发评估，而非冻结测试集认证。</w:t>
-      </w:r>
-    </w:p>
-    <w:p>
-      <w:r>
-        <w:t xml:space="preserve">3. </w:t>
-      </w:r>
-      <w:r>
-        <w:rPr>
-          <w:i/>
-        </w:rPr>
-        <w:t>一致性样本</w:t>
-      </w:r>
-      <w:r>
-        <w:t>（</w:t>
-      </w:r>
-      <w:r>
-        <w:t>n=289</w:t>
-      </w:r>
-      <w:r>
-        <w:t>）。两阶段分层抽样（事故类型</w:t>
-      </w:r>
-      <w:r>
-        <w:t xml:space="preserve"> × </w:t>
-      </w:r>
-      <w:r>
-        <w:rPr>
-          <w:rFonts w:ascii="宋体" w:hAnsi="宋体" w:eastAsia="宋体"/>
-        </w:rPr>
-        <w:t>等级，比例分配、每格保底</w:t>
-      </w:r>
-      <w:r>
-        <w:t xml:space="preserve"> 2 </w:t>
-      </w:r>
-      <w:r>
-        <w:rPr>
-          <w:rFonts w:ascii="宋体" w:hAnsi="宋体" w:eastAsia="宋体"/>
-        </w:rPr>
-        <w:t>条）从</w:t>
-      </w:r>
-      <w:r>
-        <w:t xml:space="preserve"> 2,623 </w:t>
-      </w:r>
-      <w:r>
-        <w:rPr>
-          <w:rFonts w:ascii="宋体" w:hAnsi="宋体" w:eastAsia="宋体"/>
-        </w:rPr>
-        <w:t>条全量语料抽取</w:t>
-      </w:r>
-      <w:r>
-        <w:t>——</w:t>
-      </w:r>
-      <w:r>
-        <w:rPr>
-          <w:rFonts w:ascii="宋体" w:hAnsi="宋体" w:eastAsia="宋体"/>
-        </w:rPr>
-        <w:t>而非银标准。一名受训标注者（安全工程研究生）经</w:t>
-      </w:r>
-      <w:r>
-        <w:t xml:space="preserve"> LabelStudio </w:t>
-      </w:r>
-      <w:r>
-        <w:rPr>
-          <w:rFonts w:ascii="宋体" w:hAnsi="宋体" w:eastAsia="宋体"/>
-        </w:rPr>
-        <w:t>标注六项基础特征（事故类型、等级、省份、死亡人数、受伤人数、日期），标注过程未接触管道的抽取值。原</w:t>
-      </w:r>
-      <w:r>
-        <w:t xml:space="preserve"> 300 </w:t>
-      </w:r>
-      <w:r>
-        <w:rPr>
-          <w:rFonts w:ascii="宋体" w:hAnsi="宋体" w:eastAsia="宋体"/>
-        </w:rPr>
-        <w:t>条中</w:t>
-      </w:r>
-      <w:r>
-        <w:t xml:space="preserve"> 11 </w:t>
-      </w:r>
-      <w:r>
-        <w:rPr>
-          <w:rFonts w:ascii="宋体" w:hAnsi="宋体" w:eastAsia="宋体"/>
-        </w:rPr>
-        <w:t>条因多事故文本被排除。</w:t>
-      </w:r>
-    </w:p>
-    <w:p>
-      <w:r>
-        <w:rPr>
-          <w:rFonts w:ascii="宋体" w:hAnsi="宋体" w:eastAsia="宋体"/>
-        </w:rPr>
-        <w:t>图</w:t>
-      </w:r>
-      <w:r>
-        <w:t xml:space="preserve"> 4 </w:t>
-      </w:r>
-      <w:r>
-        <w:rPr>
-          <w:rFonts w:ascii="宋体" w:hAnsi="宋体" w:eastAsia="宋体"/>
-        </w:rPr>
-        <w:t>汇总样本层级。</w:t>
-      </w:r>
-    </w:p>
-    <w:p>
-      <w:r>
-        <w:rPr>
-          <w:rFonts w:ascii="宋体" w:hAnsi="宋体" w:eastAsia="宋体"/>
-          <w:b/>
-        </w:rPr>
-        <w:t>图 4. 数据集层级与三个评测样本</w:t>
+        <w:t>图 2. CAICS 五层结构与示例证据链</w:t>
       </w:r>
     </w:p>
     <w:p>
@@ -3766,259 +4181,70 @@
           <w:i/>
           <w:color w:val="7F8C8D"/>
         </w:rPr>
-        <w:t>▢ [图4占位：待手绘 — 样本关系流程图]</w:t>
+        <w:t>▢ [图2占位：待手绘 — CAICS 五层结构与示例证据链]</w:t>
       </w:r>
     </w:p>
     <w:p>
-      <w:pPr>
-        <w:pStyle w:val="Heading2"/>
-      </w:pPr>
-      <w:r>
-        <w:rPr>
-          <w:color w:val="000000"/>
-        </w:rPr>
-        <w:t xml:space="preserve">4.2 </w:t>
-      </w:r>
-      <w:r>
-        <w:rPr>
-          <w:rFonts w:ascii="宋体" w:hAnsi="宋体" w:eastAsia="宋体"/>
-          <w:color w:val="000000"/>
-        </w:rPr>
-        <w:t>评测指标</w:t>
+      <w:r>
+        <w:rPr>
+          <w:rFonts w:ascii="宋体" w:hAnsi="宋体" w:eastAsia="宋体"/>
+          <w:b/>
+        </w:rPr>
+        <w:t>阶段 5：LLM 优先的 MECE 枚举标准化。</w:t>
+      </w:r>
+      <w:r>
+        <w:t xml:space="preserve"> </w:t>
+      </w:r>
+      <w:r>
+        <w:rPr>
+          <w:rFonts w:ascii="宋体" w:hAnsi="宋体" w:eastAsia="宋体"/>
+        </w:rPr>
+        <w:t>五个自由文本字段（工序、设备、材料、工种、建筑结构）经</w:t>
+      </w:r>
+      <w:r>
+        <w:t xml:space="preserve"> LLM </w:t>
+      </w:r>
+      <w:r>
+        <w:rPr>
+          <w:rFonts w:ascii="宋体" w:hAnsi="宋体" w:eastAsia="宋体"/>
+        </w:rPr>
+        <w:t>优先流程规范化：</w:t>
+      </w:r>
+      <w:r>
+        <w:t xml:space="preserve">LLM </w:t>
+      </w:r>
+      <w:r>
+        <w:rPr>
+          <w:rFonts w:ascii="宋体" w:hAnsi="宋体" w:eastAsia="宋体"/>
+        </w:rPr>
+        <w:t>审视字段取值分布、设计</w:t>
+      </w:r>
+      <w:r>
+        <w:t xml:space="preserve"> MECE </w:t>
+      </w:r>
+      <w:r>
+        <w:rPr>
+          <w:rFonts w:ascii="宋体" w:hAnsi="宋体" w:eastAsia="宋体"/>
+        </w:rPr>
+        <w:t>框架、映射全部观察值。表</w:t>
+      </w:r>
+      <w:r>
+        <w:t xml:space="preserve"> 3 </w:t>
+      </w:r>
+      <w:r>
+        <w:rPr>
+          <w:rFonts w:ascii="宋体" w:hAnsi="宋体" w:eastAsia="宋体"/>
+        </w:rPr>
+        <w:t>报告所得枚举，并显式给出非空分母。</w:t>
       </w:r>
     </w:p>
     <w:p>
       <w:r>
         <w:rPr>
           <w:rFonts w:ascii="宋体" w:hAnsi="宋体" w:eastAsia="宋体"/>
-        </w:rPr>
-        <w:t>基础字段抽取采用逐字段精确匹配准确率，地点字段做行政后缀归一化。致因编码按维度（管理、防线、触发、人的行为）计算精确率、召回率与</w:t>
-      </w:r>
-      <w:r>
-        <w:t xml:space="preserve"> F1</w:t>
-      </w:r>
-      <w:r>
-        <w:t>，采用</w:t>
-      </w:r>
-      <w:r>
-        <w:t xml:space="preserve"> Liu et al. (2025a) </w:t>
-      </w:r>
-      <w:r>
-        <w:rPr>
-          <w:rFonts w:ascii="宋体" w:hAnsi="宋体" w:eastAsia="宋体"/>
-        </w:rPr>
-        <w:t>的维度级匹配定义；六策略对比另报百分位</w:t>
-      </w:r>
-      <w:r>
-        <w:t xml:space="preserve"> bootstrap 95% </w:t>
-      </w:r>
-      <w:r>
-        <w:rPr>
-          <w:rFonts w:ascii="宋体" w:hAnsi="宋体" w:eastAsia="宋体"/>
-        </w:rPr>
-        <w:t>置信区间（</w:t>
-      </w:r>
-      <w:r>
-        <w:t xml:space="preserve">1,000 </w:t>
-      </w:r>
-      <w:r>
-        <w:rPr>
-          <w:rFonts w:ascii="宋体" w:hAnsi="宋体" w:eastAsia="宋体"/>
-        </w:rPr>
-        <w:t>次重采样）。标注者一致性方面：分类字段用带</w:t>
-      </w:r>
-      <w:r>
-        <w:t xml:space="preserve"> 95% </w:t>
-      </w:r>
-      <w:r>
-        <w:rPr>
-          <w:rFonts w:ascii="宋体" w:hAnsi="宋体" w:eastAsia="宋体"/>
-        </w:rPr>
-        <w:t>置信区间的</w:t>
-      </w:r>
-      <w:r>
-        <w:t xml:space="preserve"> Cohen's kappa</w:t>
-      </w:r>
-      <w:r>
-        <w:t>，计数字段用</w:t>
-      </w:r>
-      <w:r>
-        <w:t xml:space="preserve"> ICC(2,1)</w:t>
-      </w:r>
-      <w:r>
-        <w:t>，日期用年</w:t>
-      </w:r>
-      <w:r>
-        <w:t>-</w:t>
-      </w:r>
-      <w:r>
-        <w:rPr>
-          <w:rFonts w:ascii="宋体" w:hAnsi="宋体" w:eastAsia="宋体"/>
-        </w:rPr>
-        <w:t>月匹配率</w:t>
-      </w:r>
-      <w:r>
-        <w:t>——</w:t>
-      </w:r>
-      <w:r>
-        <w:rPr>
-          <w:rFonts w:ascii="宋体" w:hAnsi="宋体" w:eastAsia="宋体"/>
-        </w:rPr>
-        <w:t>三种统计量按各自名称报告，不以单一标签统称。</w:t>
-      </w:r>
-    </w:p>
-    <w:p>
-      <w:pPr>
-        <w:pStyle w:val="Heading2"/>
-      </w:pPr>
-      <w:r>
-        <w:rPr>
-          <w:color w:val="000000"/>
-        </w:rPr>
-        <w:t xml:space="preserve">4.3 </w:t>
-      </w:r>
-      <w:r>
-        <w:rPr>
-          <w:rFonts w:ascii="宋体" w:hAnsi="宋体" w:eastAsia="宋体"/>
-          <w:color w:val="000000"/>
-        </w:rPr>
-        <w:t>实验一：显式约束下的骨干选型</w:t>
-      </w:r>
-    </w:p>
-    <w:p>
-      <w:r>
-        <w:rPr>
-          <w:rFonts w:ascii="宋体" w:hAnsi="宋体" w:eastAsia="宋体"/>
-        </w:rPr>
-        <w:t>四个候选模型在模型比较样本上评测：</w:t>
-      </w:r>
-      <w:r>
-        <w:t>DeepSeek V4</w:t>
-      </w:r>
-      <w:r>
-        <w:t>、</w:t>
-      </w:r>
-      <w:r>
-        <w:t>Qwen 3.7</w:t>
-      </w:r>
-      <w:r>
-        <w:t>、</w:t>
-      </w:r>
-      <w:r>
-        <w:t>GLM 5.2</w:t>
-      </w:r>
-      <w:r>
-        <w:t>、</w:t>
-      </w:r>
-      <w:r>
-        <w:t>Kimi K2.6</w:t>
-      </w:r>
-      <w:r>
-        <w:t>，使用相同系统提示与三个少样本示例。各模型运行条件并非完全对等：</w:t>
-      </w:r>
-      <w:r>
-        <w:t xml:space="preserve">Kimi K2.6 </w:t>
-      </w:r>
-      <w:r>
-        <w:rPr>
-          <w:rFonts w:ascii="宋体" w:hAnsi="宋体" w:eastAsia="宋体"/>
-        </w:rPr>
-        <w:t>按</w:t>
-      </w:r>
-      <w:r>
-        <w:t xml:space="preserve"> API </w:t>
-      </w:r>
-      <w:r>
-        <w:rPr>
-          <w:rFonts w:ascii="宋体" w:hAnsi="宋体" w:eastAsia="宋体"/>
-        </w:rPr>
-        <w:t>规范强制</w:t>
-      </w:r>
-      <w:r>
-        <w:t xml:space="preserve"> temperature 1.0</w:t>
-      </w:r>
-      <w:r>
-        <w:t>；</w:t>
-      </w:r>
-      <w:r>
-        <w:t xml:space="preserve">GLM 5.2 </w:t>
-      </w:r>
-      <w:r>
-        <w:rPr>
-          <w:rFonts w:ascii="宋体" w:hAnsi="宋体" w:eastAsia="宋体"/>
-        </w:rPr>
-        <w:t>因推理痕迹需</w:t>
-      </w:r>
-      <w:r>
-        <w:t xml:space="preserve"> 16,384 token </w:t>
-      </w:r>
-      <w:r>
-        <w:rPr>
-          <w:rFonts w:ascii="宋体" w:hAnsi="宋体" w:eastAsia="宋体"/>
-        </w:rPr>
-        <w:t>输出预算；</w:t>
-      </w:r>
-      <w:r>
-        <w:t xml:space="preserve">DeepSeek V4 </w:t>
-      </w:r>
-      <w:r>
-        <w:rPr>
-          <w:rFonts w:ascii="宋体" w:hAnsi="宋体" w:eastAsia="宋体"/>
-        </w:rPr>
-        <w:t>经提供商自动档位路由访问，运行日志中的请求标识覆盖其档位家族。由于这些差异，且每种配置仅运行一次，本实验定位为支持选型决策的约束性系统比较，而非一般性模型能力排名。</w:t>
-      </w:r>
-    </w:p>
-    <w:p>
-      <w:r>
-        <w:rPr>
-          <w:rFonts w:ascii="宋体" w:hAnsi="宋体" w:eastAsia="宋体"/>
-        </w:rPr>
-        <w:t>表</w:t>
-      </w:r>
-      <w:r>
-        <w:t xml:space="preserve"> 4 </w:t>
-      </w:r>
-      <w:r>
-        <w:rPr>
-          <w:rFonts w:ascii="宋体" w:hAnsi="宋体" w:eastAsia="宋体"/>
-        </w:rPr>
-        <w:t>报告逐字段准确率。三个最强模型总体达</w:t>
-      </w:r>
-      <w:r>
-        <w:t xml:space="preserve"> 91.2–91.5%</w:t>
-      </w:r>
-      <w:r>
-        <w:t>，事故等级、死亡人数、省级地点普遍高准确。城市提取最难（</w:t>
-      </w:r>
-      <w:r>
-        <w:t>81.5–88.0%</w:t>
-      </w:r>
-      <w:r>
-        <w:t>）：中文报道常点名县级市而参考记录为上级地级市。</w:t>
-      </w:r>
-      <w:r>
-        <w:t xml:space="preserve">Kimi K2.6 </w:t>
-      </w:r>
-      <w:r>
-        <w:rPr>
-          <w:rFonts w:ascii="宋体" w:hAnsi="宋体" w:eastAsia="宋体"/>
-        </w:rPr>
-        <w:t>大幅落后（</w:t>
-      </w:r>
-      <w:r>
-        <w:t>63.9%</w:t>
-      </w:r>
-      <w:r>
-        <w:t>），与其强制温度带来的输出不稳定一致。</w:t>
-      </w:r>
-    </w:p>
-    <w:p>
-      <w:r>
-        <w:rPr>
-          <w:rFonts w:ascii="宋体" w:hAnsi="宋体" w:eastAsia="宋体"/>
           <w:b/>
         </w:rPr>
-        <w:t>表 4. 基础字段提取准确率（%），实验一</w:t>
+        <w:t>表 3. LLM 优先流程产出的 MECE 枚举</w:t>
       </w:r>
     </w:p>
     <w:tbl>
@@ -4057,7 +4283,7 @@
               <w:rPr>
                 <w:b/>
               </w:rPr>
-              <w:t>DeepSeek V4</w:t>
+              <w:t>类别数</w:t>
             </w:r>
           </w:p>
         </w:tc>
@@ -4070,7 +4296,7 @@
               <w:rPr>
                 <w:b/>
               </w:rPr>
-              <w:t>Qwen 3.7</w:t>
+              <w:t>非空记录（占 2,623）</w:t>
             </w:r>
           </w:p>
         </w:tc>
@@ -4083,7 +4309,7 @@
               <w:rPr>
                 <w:b/>
               </w:rPr>
-              <w:t>GLM 5.2</w:t>
+              <w:t>最大类别（占非空）</w:t>
             </w:r>
           </w:p>
         </w:tc>
@@ -4096,7 +4322,7 @@
               <w:rPr>
                 <w:b/>
               </w:rPr>
-              <w:t>Kimi K2.6</w:t>
+              <w:t>残余"其他"（占非空）</w:t>
             </w:r>
           </w:p>
         </w:tc>
@@ -4105,6 +4331,560 @@
         <w:tc>
           <w:tcPr>
             <w:tcW w:type="dxa" w:w="1728"/>
+          </w:tcPr>
+          <w:p>
+            <w:r>
+              <w:t>工序（WT）</w:t>
+            </w:r>
+          </w:p>
+        </w:tc>
+        <w:tc>
+          <w:tcPr>
+            <w:tcW w:type="dxa" w:w="1728"/>
+          </w:tcPr>
+          <w:p>
+            <w:r>
+              <w:t>11</w:t>
+            </w:r>
+          </w:p>
+        </w:tc>
+        <w:tc>
+          <w:tcPr>
+            <w:tcW w:type="dxa" w:w="1728"/>
+          </w:tcPr>
+          <w:p>
+            <w:r>
+              <w:t>2,202（83.9%）</w:t>
+            </w:r>
+          </w:p>
+        </w:tc>
+        <w:tc>
+          <w:tcPr>
+            <w:tcW w:type="dxa" w:w="1728"/>
+          </w:tcPr>
+          <w:p>
+            <w:r>
+              <w:t>WT02 主体结构工程（397，18.0%）</w:t>
+            </w:r>
+          </w:p>
+        </w:tc>
+        <w:tc>
+          <w:tcPr>
+            <w:tcW w:type="dxa" w:w="1728"/>
+          </w:tcPr>
+          <w:p>
+            <w:r>
+              <w:t>2.9%</w:t>
+            </w:r>
+          </w:p>
+        </w:tc>
+      </w:tr>
+      <w:tr>
+        <w:tc>
+          <w:tcPr>
+            <w:tcW w:type="dxa" w:w="1728"/>
+          </w:tcPr>
+          <w:p>
+            <w:r>
+              <w:t>涉事设备（EQP）</w:t>
+            </w:r>
+          </w:p>
+        </w:tc>
+        <w:tc>
+          <w:tcPr>
+            <w:tcW w:type="dxa" w:w="1728"/>
+          </w:tcPr>
+          <w:p>
+            <w:r>
+              <w:t>13</w:t>
+            </w:r>
+          </w:p>
+        </w:tc>
+        <w:tc>
+          <w:tcPr>
+            <w:tcW w:type="dxa" w:w="1728"/>
+          </w:tcPr>
+          <w:p>
+            <w:r>
+              <w:t>1,373（52.3%）</w:t>
+            </w:r>
+          </w:p>
+        </w:tc>
+        <w:tc>
+          <w:tcPr>
+            <w:tcW w:type="dxa" w:w="1728"/>
+          </w:tcPr>
+          <w:p>
+            <w:r>
+              <w:t>EQP01 起重机械（335，24.4%）</w:t>
+            </w:r>
+          </w:p>
+        </w:tc>
+        <w:tc>
+          <w:tcPr>
+            <w:tcW w:type="dxa" w:w="1728"/>
+          </w:tcPr>
+          <w:p>
+            <w:r>
+              <w:t>1.9%</w:t>
+            </w:r>
+          </w:p>
+        </w:tc>
+      </w:tr>
+      <w:tr>
+        <w:tc>
+          <w:tcPr>
+            <w:tcW w:type="dxa" w:w="1728"/>
+          </w:tcPr>
+          <w:p>
+            <w:r>
+              <w:t>涉事材料（MAT）</w:t>
+            </w:r>
+          </w:p>
+        </w:tc>
+        <w:tc>
+          <w:tcPr>
+            <w:tcW w:type="dxa" w:w="1728"/>
+          </w:tcPr>
+          <w:p>
+            <w:r>
+              <w:t>7</w:t>
+            </w:r>
+          </w:p>
+        </w:tc>
+        <w:tc>
+          <w:tcPr>
+            <w:tcW w:type="dxa" w:w="1728"/>
+          </w:tcPr>
+          <w:p>
+            <w:r>
+              <w:t>1,465（55.9%）</w:t>
+            </w:r>
+          </w:p>
+        </w:tc>
+        <w:tc>
+          <w:tcPr>
+            <w:tcW w:type="dxa" w:w="1728"/>
+          </w:tcPr>
+          <w:p>
+            <w:r>
+              <w:t>MAT01 混凝土及水泥制品（423，28.9%）</w:t>
+            </w:r>
+          </w:p>
+        </w:tc>
+        <w:tc>
+          <w:tcPr>
+            <w:tcW w:type="dxa" w:w="1728"/>
+          </w:tcPr>
+          <w:p>
+            <w:r>
+              <w:t>11.1%</w:t>
+            </w:r>
+          </w:p>
+        </w:tc>
+      </w:tr>
+      <w:tr>
+        <w:tc>
+          <w:tcPr>
+            <w:tcW w:type="dxa" w:w="1728"/>
+          </w:tcPr>
+          <w:p>
+            <w:r>
+              <w:t>工种（WKR）</w:t>
+            </w:r>
+          </w:p>
+        </w:tc>
+        <w:tc>
+          <w:tcPr>
+            <w:tcW w:type="dxa" w:w="1728"/>
+          </w:tcPr>
+          <w:p>
+            <w:r>
+              <w:t>13</w:t>
+            </w:r>
+          </w:p>
+        </w:tc>
+        <w:tc>
+          <w:tcPr>
+            <w:tcW w:type="dxa" w:w="1728"/>
+          </w:tcPr>
+          <w:p>
+            <w:r>
+              <w:t>1,905（72.6%）</w:t>
+            </w:r>
+          </w:p>
+        </w:tc>
+        <w:tc>
+          <w:tcPr>
+            <w:tcW w:type="dxa" w:w="1728"/>
+          </w:tcPr>
+          <w:p>
+            <w:r>
+              <w:t>WKR01 通用劳务工（928，48.7%）</w:t>
+            </w:r>
+          </w:p>
+        </w:tc>
+        <w:tc>
+          <w:tcPr>
+            <w:tcW w:type="dxa" w:w="1728"/>
+          </w:tcPr>
+          <w:p>
+            <w:r>
+              <w:t>6.3%</w:t>
+            </w:r>
+          </w:p>
+        </w:tc>
+      </w:tr>
+      <w:tr>
+        <w:tc>
+          <w:tcPr>
+            <w:tcW w:type="dxa" w:w="1728"/>
+          </w:tcPr>
+          <w:p>
+            <w:r>
+              <w:t>建筑结构（BLD）</w:t>
+            </w:r>
+          </w:p>
+        </w:tc>
+        <w:tc>
+          <w:tcPr>
+            <w:tcW w:type="dxa" w:w="1728"/>
+          </w:tcPr>
+          <w:p>
+            <w:r>
+              <w:t>12</w:t>
+            </w:r>
+          </w:p>
+        </w:tc>
+        <w:tc>
+          <w:tcPr>
+            <w:tcW w:type="dxa" w:w="1728"/>
+          </w:tcPr>
+          <w:p>
+            <w:r>
+              <w:t>359（13.7%）</w:t>
+            </w:r>
+          </w:p>
+        </w:tc>
+        <w:tc>
+          <w:tcPr>
+            <w:tcW w:type="dxa" w:w="1728"/>
+          </w:tcPr>
+          <w:p>
+            <w:r>
+              <w:t>BLD01 钢结构（127，35.4%）</w:t>
+            </w:r>
+          </w:p>
+        </w:tc>
+        <w:tc>
+          <w:tcPr>
+            <w:tcW w:type="dxa" w:w="1728"/>
+          </w:tcPr>
+          <w:p>
+            <w:r>
+              <w:t>3.6%</w:t>
+            </w:r>
+          </w:p>
+        </w:tc>
+      </w:tr>
+    </w:tbl>
+    <w:p>
+      <w:r>
+        <w:rPr>
+          <w:rFonts w:ascii="宋体" w:hAnsi="宋体" w:eastAsia="宋体"/>
+          <w:b/>
+        </w:rPr>
+        <w:t>阶段 6：存储与访问。</w:t>
+      </w:r>
+      <w:r>
+        <w:t xml:space="preserve"> </w:t>
+      </w:r>
+      <w:r>
+        <w:rPr>
+          <w:rFonts w:ascii="宋体" w:hAnsi="宋体" w:eastAsia="宋体"/>
+        </w:rPr>
+        <w:t>全部产物存储于含九张表的</w:t>
+      </w:r>
+      <w:r>
+        <w:t xml:space="preserve"> SQLite </w:t>
+      </w:r>
+      <w:r>
+        <w:rPr>
+          <w:rFonts w:ascii="宋体" w:hAnsi="宋体" w:eastAsia="宋体"/>
+        </w:rPr>
+        <w:t>数据库。交互式</w:t>
+      </w:r>
+      <w:r>
+        <w:t xml:space="preserve"> Web </w:t>
+      </w:r>
+      <w:r>
+        <w:rPr>
+          <w:rFonts w:ascii="宋体" w:hAnsi="宋体" w:eastAsia="宋体"/>
+        </w:rPr>
+        <w:t>平台与</w:t>
+      </w:r>
+      <w:r>
+        <w:t xml:space="preserve"> REST API </w:t>
+      </w:r>
+      <w:r>
+        <w:rPr>
+          <w:rFonts w:ascii="宋体" w:hAnsi="宋体" w:eastAsia="宋体"/>
+        </w:rPr>
+        <w:t>开放访问：用户可按事故类型、等级、地区、工序与致因编码筛选，并查看每条标注背后的证据（证据层级分开展示）。数据库与代码于论文发表后开放检查；此前可向作者索取。</w:t>
+      </w:r>
+    </w:p>
+    <w:p>
+      <w:pPr>
+        <w:pStyle w:val="Heading2"/>
+      </w:pPr>
+      <w:r>
+        <w:rPr>
+          <w:color w:val="000000"/>
+        </w:rPr>
+        <w:t xml:space="preserve">3.5 </w:t>
+      </w:r>
+      <w:r>
+        <w:rPr>
+          <w:rFonts w:ascii="宋体" w:hAnsi="宋体" w:eastAsia="宋体"/>
+          <w:color w:val="000000"/>
+        </w:rPr>
+        <w:t>多模态扩展</w:t>
+      </w:r>
+    </w:p>
+    <w:p>
+      <w:r>
+        <w:rPr>
+          <w:rFonts w:ascii="宋体" w:hAnsi="宋体" w:eastAsia="宋体"/>
+        </w:rPr>
+        <w:t>文本之外，管道通过三个展示型模块增强记录：聚合搜索</w:t>
+      </w:r>
+      <w:r>
+        <w:t xml:space="preserve"> API </w:t>
+      </w:r>
+      <w:r>
+        <w:rPr>
+          <w:rFonts w:ascii="宋体" w:hAnsi="宋体" w:eastAsia="宋体"/>
+        </w:rPr>
+        <w:t>的搜索增强（</w:t>
+      </w:r>
+      <w:r>
+        <w:t xml:space="preserve">1,636 </w:t>
+      </w:r>
+      <w:r>
+        <w:rPr>
+          <w:rFonts w:ascii="宋体" w:hAnsi="宋体" w:eastAsia="宋体"/>
+        </w:rPr>
+        <w:t>条，</w:t>
+      </w:r>
+      <w:r>
+        <w:t>62.4%</w:t>
+      </w:r>
+      <w:r>
+        <w:t>）、零样本</w:t>
+      </w:r>
+      <w:r>
+        <w:t xml:space="preserve"> CLIP </w:t>
+      </w:r>
+      <w:r>
+        <w:rPr>
+          <w:rFonts w:ascii="宋体" w:hAnsi="宋体" w:eastAsia="宋体"/>
+        </w:rPr>
+        <w:t>分类器过滤的图片采集（</w:t>
+      </w:r>
+      <w:r>
+        <w:t xml:space="preserve">226 </w:t>
+      </w:r>
+      <w:r>
+        <w:rPr>
+          <w:rFonts w:ascii="宋体" w:hAnsi="宋体" w:eastAsia="宋体"/>
+        </w:rPr>
+        <w:t>张高于</w:t>
+      </w:r>
+      <w:r>
+        <w:t xml:space="preserve"> 0.5 </w:t>
+      </w:r>
+      <w:r>
+        <w:rPr>
+          <w:rFonts w:ascii="宋体" w:hAnsi="宋体" w:eastAsia="宋体"/>
+        </w:rPr>
+        <w:t>相似度阈值）、以及</w:t>
+      </w:r>
+      <w:r>
+        <w:t xml:space="preserve"> GLM-5V-Turbo </w:t>
+      </w:r>
+      <w:r>
+        <w:rPr>
+          <w:rFonts w:ascii="宋体" w:hAnsi="宋体" w:eastAsia="宋体"/>
+        </w:rPr>
+        <w:t>的两阶段</w:t>
+      </w:r>
+      <w:r>
+        <w:t xml:space="preserve"> VLM </w:t>
+      </w:r>
+      <w:r>
+        <w:rPr>
+          <w:rFonts w:ascii="宋体" w:hAnsi="宋体" w:eastAsia="宋体"/>
+        </w:rPr>
+        <w:t>描述（</w:t>
+      </w:r>
+      <w:r>
+        <w:t xml:space="preserve">282 </w:t>
+      </w:r>
+      <w:r>
+        <w:rPr>
+          <w:rFonts w:ascii="宋体" w:hAnsi="宋体" w:eastAsia="宋体"/>
+        </w:rPr>
+        <w:t>条分析覆盖</w:t>
+      </w:r>
+      <w:r>
+        <w:t xml:space="preserve"> 176 </w:t>
+      </w:r>
+      <w:r>
+        <w:rPr>
+          <w:rFonts w:ascii="宋体" w:hAnsi="宋体" w:eastAsia="宋体"/>
+        </w:rPr>
+        <w:t>起事故）。这些模块是扩展而非经评估的贡献：图片源头质量约束</w:t>
+      </w:r>
+      <w:r>
+        <w:t xml:space="preserve"> VLM </w:t>
+      </w:r>
+      <w:r>
+        <w:rPr>
+          <w:rFonts w:ascii="宋体" w:hAnsi="宋体" w:eastAsia="宋体"/>
+        </w:rPr>
+        <w:t>分析的贡献，描述作为补充材料呈现，而非经验证标注。</w:t>
+      </w:r>
+    </w:p>
+    <w:p>
+      <w:pPr>
+        <w:pStyle w:val="Heading2"/>
+      </w:pPr>
+      <w:r>
+        <w:rPr>
+          <w:color w:val="000000"/>
+        </w:rPr>
+        <w:t xml:space="preserve">3.6 </w:t>
+      </w:r>
+      <w:r>
+        <w:rPr>
+          <w:rFonts w:ascii="宋体" w:hAnsi="宋体" w:eastAsia="宋体"/>
+          <w:color w:val="000000"/>
+        </w:rPr>
+        <w:t>数据库统计</w:t>
+      </w:r>
+    </w:p>
+    <w:p>
+      <w:r>
+        <w:rPr>
+          <w:rFonts w:ascii="宋体" w:hAnsi="宋体" w:eastAsia="宋体"/>
+        </w:rPr>
+        <w:t>表</w:t>
+      </w:r>
+      <w:r>
+        <w:t xml:space="preserve"> 4 </w:t>
+      </w:r>
+      <w:r>
+        <w:rPr>
+          <w:rFonts w:ascii="宋体" w:hAnsi="宋体" w:eastAsia="宋体"/>
+        </w:rPr>
+        <w:t>汇总数据库，全部计数与总量闭合。</w:t>
+      </w:r>
+    </w:p>
+    <w:p>
+      <w:r>
+        <w:rPr>
+          <w:rFonts w:ascii="宋体" w:hAnsi="宋体" w:eastAsia="宋体"/>
+          <w:b/>
+        </w:rPr>
+        <w:t>表 4. 数据库统计</w:t>
+      </w:r>
+    </w:p>
+    <w:tbl>
+      <w:tblPr>
+        <w:tblStyle w:val="LightGrid-Accent1"/>
+        <w:tblW w:type="auto" w:w="0"/>
+        <w:tblLook w:firstColumn="1" w:firstRow="1" w:lastColumn="0" w:lastRow="0" w:noHBand="0" w:noVBand="1" w:val="04A0"/>
+      </w:tblPr>
+      <w:tblGrid>
+        <w:gridCol w:w="4320"/>
+        <w:gridCol w:w="4320"/>
+      </w:tblGrid>
+      <w:tr>
+        <w:tc>
+          <w:tcPr>
+            <w:tcW w:type="dxa" w:w="4320"/>
+          </w:tcPr>
+          <w:p>
+            <w:r>
+              <w:rPr>
+                <w:b/>
+              </w:rPr>
+              <w:t>维度</w:t>
+            </w:r>
+          </w:p>
+        </w:tc>
+        <w:tc>
+          <w:tcPr>
+            <w:tcW w:type="dxa" w:w="4320"/>
+          </w:tcPr>
+          <w:p>
+            <w:r>
+              <w:rPr>
+                <w:b/>
+              </w:rPr>
+              <w:t>数值</w:t>
+            </w:r>
+          </w:p>
+        </w:tc>
+      </w:tr>
+      <w:tr>
+        <w:tc>
+          <w:tcPr>
+            <w:tcW w:type="dxa" w:w="4320"/>
+          </w:tcPr>
+          <w:p>
+            <w:r>
+              <w:t>事故记录</w:t>
+            </w:r>
+          </w:p>
+        </w:tc>
+        <w:tc>
+          <w:tcPr>
+            <w:tcW w:type="dxa" w:w="4320"/>
+          </w:tcPr>
+          <w:p>
+            <w:r>
+              <w:t>2,623</w:t>
+            </w:r>
+          </w:p>
+        </w:tc>
+      </w:tr>
+      <w:tr>
+        <w:tc>
+          <w:tcPr>
+            <w:tcW w:type="dxa" w:w="4320"/>
+          </w:tcPr>
+          <w:p>
+            <w:r>
+              <w:t>时间跨度</w:t>
+            </w:r>
+          </w:p>
+        </w:tc>
+        <w:tc>
+          <w:tcPr>
+            <w:tcW w:type="dxa" w:w="4320"/>
+          </w:tcPr>
+          <w:p>
+            <w:r>
+              <w:t>1978-08 至 2026-06（1991–2004 无记录）</w:t>
+            </w:r>
+          </w:p>
+        </w:tc>
+      </w:tr>
+      <w:tr>
+        <w:tc>
+          <w:tcPr>
+            <w:tcW w:type="dxa" w:w="4320"/>
           </w:tcPr>
           <w:p>
             <w:r>
@@ -4114,41 +4894,11 @@
         </w:tc>
         <w:tc>
           <w:tcPr>
-            <w:tcW w:type="dxa" w:w="1728"/>
+            <w:tcW w:type="dxa" w:w="4320"/>
           </w:tcPr>
           <w:p>
             <w:r>
-              <w:t>86.0</w:t>
-            </w:r>
-          </w:p>
-        </w:tc>
-        <w:tc>
-          <w:tcPr>
-            <w:tcW w:type="dxa" w:w="1728"/>
-          </w:tcPr>
-          <w:p>
-            <w:r>
-              <w:t>85.0</w:t>
-            </w:r>
-          </w:p>
-        </w:tc>
-        <w:tc>
-          <w:tcPr>
-            <w:tcW w:type="dxa" w:w="1728"/>
-          </w:tcPr>
-          <w:p>
-            <w:r>
-              <w:t>84.5</w:t>
-            </w:r>
-          </w:p>
-        </w:tc>
-        <w:tc>
-          <w:tcPr>
-            <w:tcW w:type="dxa" w:w="1728"/>
-          </w:tcPr>
-          <w:p>
-            <w:r>
-              <w:t>61.5</w:t>
+              <w:t>12 类，2,617 条有标注（坍塌 1,092；高处坠落 570；起重伤害 225；土方坍塌 222；触电 160；物体打击 119；其他 50；火灾爆炸 47；机械伤害 46；中毒窒息 41；车辆伤害 38；淹溺 7）；6 条未标注</w:t>
             </w:r>
           </w:p>
         </w:tc>
@@ -4156,7 +4906,7 @@
       <w:tr>
         <w:tc>
           <w:tcPr>
-            <w:tcW w:type="dxa" w:w="1728"/>
+            <w:tcW w:type="dxa" w:w="4320"/>
           </w:tcPr>
           <w:p>
             <w:r>
@@ -4166,41 +4916,11 @@
         </w:tc>
         <w:tc>
           <w:tcPr>
-            <w:tcW w:type="dxa" w:w="1728"/>
+            <w:tcW w:type="dxa" w:w="4320"/>
           </w:tcPr>
           <w:p>
             <w:r>
-              <w:t>98.0</w:t>
-            </w:r>
-          </w:p>
-        </w:tc>
-        <w:tc>
-          <w:tcPr>
-            <w:tcW w:type="dxa" w:w="1728"/>
-          </w:tcPr>
-          <w:p>
-            <w:r>
-              <w:t>90.5</w:t>
-            </w:r>
-          </w:p>
-        </w:tc>
-        <w:tc>
-          <w:tcPr>
-            <w:tcW w:type="dxa" w:w="1728"/>
-          </w:tcPr>
-          <w:p>
-            <w:r>
-              <w:t>97.5</w:t>
-            </w:r>
-          </w:p>
-        </w:tc>
-        <w:tc>
-          <w:tcPr>
-            <w:tcW w:type="dxa" w:w="1728"/>
-          </w:tcPr>
-          <w:p>
-            <w:r>
-              <w:t>69.5</w:t>
+              <w:t>一般 1,889；较大 672；重大 53；特别重大 8；1 条未标注</w:t>
             </w:r>
           </w:p>
         </w:tc>
@@ -4208,51 +4928,21 @@
       <w:tr>
         <w:tc>
           <w:tcPr>
-            <w:tcW w:type="dxa" w:w="1728"/>
+            <w:tcW w:type="dxa" w:w="4320"/>
           </w:tcPr>
           <w:p>
             <w:r>
-              <w:t>死亡人数</w:t>
+              <w:t>伤亡</w:t>
             </w:r>
           </w:p>
         </w:tc>
         <w:tc>
           <w:tcPr>
-            <w:tcW w:type="dxa" w:w="1728"/>
+            <w:tcW w:type="dxa" w:w="4320"/>
           </w:tcPr>
           <w:p>
             <w:r>
-              <w:t>96.0</w:t>
-            </w:r>
-          </w:p>
-        </w:tc>
-        <w:tc>
-          <w:tcPr>
-            <w:tcW w:type="dxa" w:w="1728"/>
-          </w:tcPr>
-          <w:p>
-            <w:r>
-              <w:t>96.0</w:t>
-            </w:r>
-          </w:p>
-        </w:tc>
-        <w:tc>
-          <w:tcPr>
-            <w:tcW w:type="dxa" w:w="1728"/>
-          </w:tcPr>
-          <w:p>
-            <w:r>
-              <w:t>97.0</w:t>
-            </w:r>
-          </w:p>
-        </w:tc>
-        <w:tc>
-          <w:tcPr>
-            <w:tcW w:type="dxa" w:w="1728"/>
-          </w:tcPr>
-          <w:p>
-            <w:r>
-              <w:t>68.5</w:t>
+              <w:t>死亡 5,894；受伤 5,796</w:t>
             </w:r>
           </w:p>
         </w:tc>
@@ -4260,51 +4950,21 @@
       <w:tr>
         <w:tc>
           <w:tcPr>
-            <w:tcW w:type="dxa" w:w="1728"/>
+            <w:tcW w:type="dxa" w:w="4320"/>
           </w:tcPr>
           <w:p>
             <w:r>
-              <w:t>受伤人数</w:t>
+              <w:t>致因标注</w:t>
             </w:r>
           </w:p>
         </w:tc>
         <w:tc>
           <w:tcPr>
-            <w:tcW w:type="dxa" w:w="1728"/>
+            <w:tcW w:type="dxa" w:w="4320"/>
           </w:tcPr>
           <w:p>
             <w:r>
-              <w:t>90.0</w:t>
-            </w:r>
-          </w:p>
-        </w:tc>
-        <w:tc>
-          <w:tcPr>
-            <w:tcW w:type="dxa" w:w="1728"/>
-          </w:tcPr>
-          <w:p>
-            <w:r>
-              <w:t>91.0</w:t>
-            </w:r>
-          </w:p>
-        </w:tc>
-        <w:tc>
-          <w:tcPr>
-            <w:tcW w:type="dxa" w:w="1728"/>
-          </w:tcPr>
-          <w:p>
-            <w:r>
-              <w:t>91.0</w:t>
-            </w:r>
-          </w:p>
-        </w:tc>
-        <w:tc>
-          <w:tcPr>
-            <w:tcW w:type="dxa" w:w="1728"/>
-          </w:tcPr>
-          <w:p>
-            <w:r>
-              <w:t>58.5</w:t>
+              <w:t>17,364 条（explicit 15,809 / inferred 1,131 / prior 424）</w:t>
             </w:r>
           </w:p>
         </w:tc>
@@ -4312,51 +4972,21 @@
       <w:tr>
         <w:tc>
           <w:tcPr>
-            <w:tcW w:type="dxa" w:w="1728"/>
+            <w:tcW w:type="dxa" w:w="4320"/>
           </w:tcPr>
           <w:p>
             <w:r>
-              <w:t>省份</w:t>
+              <w:t>搜索增强记录</w:t>
             </w:r>
           </w:p>
         </w:tc>
         <w:tc>
           <w:tcPr>
-            <w:tcW w:type="dxa" w:w="1728"/>
+            <w:tcW w:type="dxa" w:w="4320"/>
           </w:tcPr>
           <w:p>
             <w:r>
-              <w:t>96.0</w:t>
-            </w:r>
-          </w:p>
-        </w:tc>
-        <w:tc>
-          <w:tcPr>
-            <w:tcW w:type="dxa" w:w="1728"/>
-          </w:tcPr>
-          <w:p>
-            <w:r>
-              <w:t>98.5</w:t>
-            </w:r>
-          </w:p>
-        </w:tc>
-        <w:tc>
-          <w:tcPr>
-            <w:tcW w:type="dxa" w:w="1728"/>
-          </w:tcPr>
-          <w:p>
-            <w:r>
-              <w:t>96.0</w:t>
-            </w:r>
-          </w:p>
-        </w:tc>
-        <w:tc>
-          <w:tcPr>
-            <w:tcW w:type="dxa" w:w="1728"/>
-          </w:tcPr>
-          <w:p>
-            <w:r>
-              <w:t>67.0</w:t>
+              <w:t>1,636</w:t>
             </w:r>
           </w:p>
         </w:tc>
@@ -4364,51 +4994,21 @@
       <w:tr>
         <w:tc>
           <w:tcPr>
-            <w:tcW w:type="dxa" w:w="1728"/>
+            <w:tcW w:type="dxa" w:w="4320"/>
           </w:tcPr>
           <w:p>
             <w:r>
-              <w:t>城市</w:t>
+              <w:t>CLIP 过滤图片</w:t>
             </w:r>
           </w:p>
         </w:tc>
         <w:tc>
           <w:tcPr>
-            <w:tcW w:type="dxa" w:w="1728"/>
+            <w:tcW w:type="dxa" w:w="4320"/>
           </w:tcPr>
           <w:p>
             <w:r>
-              <w:t>81.5</w:t>
-            </w:r>
-          </w:p>
-        </w:tc>
-        <w:tc>
-          <w:tcPr>
-            <w:tcW w:type="dxa" w:w="1728"/>
-          </w:tcPr>
-          <w:p>
-            <w:r>
-              <w:t>88.0</w:t>
-            </w:r>
-          </w:p>
-        </w:tc>
-        <w:tc>
-          <w:tcPr>
-            <w:tcW w:type="dxa" w:w="1728"/>
-          </w:tcPr>
-          <w:p>
-            <w:r>
-              <w:t>83.0</w:t>
-            </w:r>
-          </w:p>
-        </w:tc>
-        <w:tc>
-          <w:tcPr>
-            <w:tcW w:type="dxa" w:w="1728"/>
-          </w:tcPr>
-          <w:p>
-            <w:r>
-              <w:t>58.5</w:t>
+              <w:t>226</w:t>
             </w:r>
           </w:p>
         </w:tc>
@@ -4416,51 +5016,21 @@
       <w:tr>
         <w:tc>
           <w:tcPr>
-            <w:tcW w:type="dxa" w:w="1728"/>
+            <w:tcW w:type="dxa" w:w="4320"/>
           </w:tcPr>
           <w:p>
             <w:r>
-              <w:t>总体</w:t>
+              <w:t>VLM 分析</w:t>
             </w:r>
           </w:p>
         </w:tc>
         <w:tc>
           <w:tcPr>
-            <w:tcW w:type="dxa" w:w="1728"/>
+            <w:tcW w:type="dxa" w:w="4320"/>
           </w:tcPr>
           <w:p>
             <w:r>
-              <w:t>91.2</w:t>
-            </w:r>
-          </w:p>
-        </w:tc>
-        <w:tc>
-          <w:tcPr>
-            <w:tcW w:type="dxa" w:w="1728"/>
-          </w:tcPr>
-          <w:p>
-            <w:r>
-              <w:t>91.5</w:t>
-            </w:r>
-          </w:p>
-        </w:tc>
-        <w:tc>
-          <w:tcPr>
-            <w:tcW w:type="dxa" w:w="1728"/>
-          </w:tcPr>
-          <w:p>
-            <w:r>
-              <w:t>91.5</w:t>
-            </w:r>
-          </w:p>
-        </w:tc>
-        <w:tc>
-          <w:tcPr>
-            <w:tcW w:type="dxa" w:w="1728"/>
-          </w:tcPr>
-          <w:p>
-            <w:r>
-              <w:t>63.9</w:t>
+              <w:t>282 条 / 176 起事故</w:t>
             </w:r>
           </w:p>
         </w:tc>
@@ -4471,160 +5041,52 @@
         <w:rPr>
           <w:rFonts w:ascii="宋体" w:hAnsi="宋体" w:eastAsia="宋体"/>
         </w:rPr>
-        <w:t>表</w:t>
-      </w:r>
-      <w:r>
-        <w:t xml:space="preserve"> 5 </w:t>
-      </w:r>
-      <w:r>
-        <w:rPr>
-          <w:rFonts w:ascii="宋体" w:hAnsi="宋体" w:eastAsia="宋体"/>
-        </w:rPr>
-        <w:t>报告按维度的致因编码表现。</w:t>
-      </w:r>
-      <w:r>
-        <w:t xml:space="preserve">DeepSeek V4 </w:t>
-      </w:r>
-      <w:r>
-        <w:rPr>
-          <w:rFonts w:ascii="宋体" w:hAnsi="宋体" w:eastAsia="宋体"/>
-        </w:rPr>
-        <w:t>平均精确率最高（</w:t>
-      </w:r>
-      <w:r>
-        <w:t>89.5%</w:t>
-      </w:r>
-      <w:r>
-        <w:t>）、强模型间召回率最低（</w:t>
-      </w:r>
-      <w:r>
-        <w:t>52.7%</w:t>
-      </w:r>
-      <w:r>
-        <w:t>）；</w:t>
-      </w:r>
-      <w:r>
-        <w:t xml:space="preserve">Qwen 3.7 </w:t>
-      </w:r>
-      <w:r>
-        <w:rPr>
-          <w:rFonts w:ascii="宋体" w:hAnsi="宋体" w:eastAsia="宋体"/>
-        </w:rPr>
-        <w:t>呈镜像取舍（精确</w:t>
-      </w:r>
-      <w:r>
-        <w:t xml:space="preserve"> 78.0%</w:t>
-      </w:r>
-      <w:r>
-        <w:t>、召回</w:t>
-      </w:r>
-      <w:r>
-        <w:t xml:space="preserve"> 80.5%</w:t>
-      </w:r>
-      <w:r>
-        <w:t>）。成本与延迟补全选型图景：</w:t>
-      </w:r>
-      <w:r>
-        <w:t xml:space="preserve">200 </w:t>
-      </w:r>
-      <w:r>
-        <w:rPr>
-          <w:rFonts w:ascii="宋体" w:hAnsi="宋体" w:eastAsia="宋体"/>
-        </w:rPr>
-        <w:t>条记录成本</w:t>
-      </w:r>
-      <w:r>
-        <w:t xml:space="preserve"> 0.13 </w:t>
-      </w:r>
-      <w:r>
-        <w:rPr>
-          <w:rFonts w:ascii="宋体" w:hAnsi="宋体" w:eastAsia="宋体"/>
-        </w:rPr>
-        <w:t>美元（</w:t>
-      </w:r>
-      <w:r>
-        <w:t>DeepSeek V4</w:t>
-      </w:r>
-      <w:r>
-        <w:t>）、</w:t>
-      </w:r>
-      <w:r>
-        <w:t>0.43</w:t>
-      </w:r>
-      <w:r>
-        <w:t>（</w:t>
-      </w:r>
-      <w:r>
-        <w:t>Qwen 3.7</w:t>
-      </w:r>
-      <w:r>
-        <w:t>）、</w:t>
-      </w:r>
-      <w:r>
-        <w:t>2.91</w:t>
-      </w:r>
-      <w:r>
-        <w:t>（</w:t>
-      </w:r>
-      <w:r>
-        <w:t>GLM 5.2</w:t>
-      </w:r>
-      <w:r>
-        <w:t>）、</w:t>
-      </w:r>
-      <w:r>
-        <w:t>2.84</w:t>
-      </w:r>
-      <w:r>
-        <w:t>（</w:t>
-      </w:r>
-      <w:r>
-        <w:t>Kimi K2.6</w:t>
-      </w:r>
-      <w:r>
-        <w:t>）；单条延迟</w:t>
-      </w:r>
-      <w:r>
-        <w:t xml:space="preserve"> 9.8 </w:t>
-      </w:r>
-      <w:r>
-        <w:rPr>
-          <w:rFonts w:ascii="宋体" w:hAnsi="宋体" w:eastAsia="宋体"/>
-        </w:rPr>
-        <w:t>秒、</w:t>
-      </w:r>
-      <w:r>
-        <w:t xml:space="preserve">8.6 </w:t>
-      </w:r>
-      <w:r>
-        <w:rPr>
-          <w:rFonts w:ascii="宋体" w:hAnsi="宋体" w:eastAsia="宋体"/>
-        </w:rPr>
-        <w:t>秒、</w:t>
-      </w:r>
-      <w:r>
-        <w:t xml:space="preserve">27.0 </w:t>
-      </w:r>
-      <w:r>
-        <w:rPr>
-          <w:rFonts w:ascii="宋体" w:hAnsi="宋体" w:eastAsia="宋体"/>
-        </w:rPr>
-        <w:t>秒、</w:t>
-      </w:r>
-      <w:r>
-        <w:t xml:space="preserve">74.9 </w:t>
-      </w:r>
-      <w:r>
-        <w:rPr>
-          <w:rFonts w:ascii="宋体" w:hAnsi="宋体" w:eastAsia="宋体"/>
-        </w:rPr>
-        <w:t>秒。管道采用</w:t>
-      </w:r>
-      <w:r>
-        <w:t xml:space="preserve"> DeepSeek V4</w:t>
-      </w:r>
-      <w:r>
-        <w:t>。</w:t>
+        <w:t>图</w:t>
+      </w:r>
+      <w:r>
+        <w:t xml:space="preserve"> 3 </w:t>
+      </w:r>
+      <w:r>
+        <w:rPr>
+          <w:rFonts w:ascii="宋体" w:hAnsi="宋体" w:eastAsia="宋体"/>
+        </w:rPr>
+        <w:t>展示十九个</w:t>
+      </w:r>
+      <w:r>
+        <w:t xml:space="preserve"> CAICS </w:t>
+      </w:r>
+      <w:r>
+        <w:rPr>
+          <w:rFonts w:ascii="宋体" w:hAnsi="宋体" w:eastAsia="宋体"/>
+        </w:rPr>
+        <w:t>类别的标注分布；高频编码（</w:t>
+      </w:r>
+      <w:r>
+        <w:t xml:space="preserve">M1 </w:t>
+      </w:r>
+      <w:r>
+        <w:rPr>
+          <w:rFonts w:ascii="宋体" w:hAnsi="宋体" w:eastAsia="宋体"/>
+        </w:rPr>
+        <w:t>监管缺失、</w:t>
+      </w:r>
+      <w:r>
+        <w:t xml:space="preserve">H1 </w:t>
+      </w:r>
+      <w:r>
+        <w:rPr>
+          <w:rFonts w:ascii="宋体" w:hAnsi="宋体" w:eastAsia="宋体"/>
+        </w:rPr>
+        <w:t>违章操作、</w:t>
+      </w:r>
+      <w:r>
+        <w:t xml:space="preserve">H3 </w:t>
+      </w:r>
+      <w:r>
+        <w:rPr>
+          <w:rFonts w:ascii="宋体" w:hAnsi="宋体" w:eastAsia="宋体"/>
+        </w:rPr>
+        <w:t>风险辨识失败）部分反映生产提示授权的先验推断，这也是总量旁并列分层细目的原因。</w:t>
       </w:r>
     </w:p>
     <w:p>
@@ -4633,7 +5095,788 @@
           <w:rFonts w:ascii="宋体" w:hAnsi="宋体" w:eastAsia="宋体"/>
           <w:b/>
         </w:rPr>
-        <w:t>表 5. 致因编码精确率 / 召回率 / F1（%），按维度，实验一</w:t>
+        <w:t>图 3. 十九个 CAICS 类别的致因标注分布</w:t>
+      </w:r>
+    </w:p>
+    <w:p>
+      <w:pPr>
+        <w:ind w:left="432"/>
+      </w:pPr>
+      <w:r>
+        <w:rPr>
+          <w:i/>
+          <w:color w:val="7F8C8D"/>
+        </w:rPr>
+        <w:t>▢ [图3占位：待手绘 — CAICS 编码分布条形图]</w:t>
+      </w:r>
+    </w:p>
+    <w:p>
+      <w:pPr>
+        <w:pStyle w:val="Heading1"/>
+      </w:pPr>
+      <w:r>
+        <w:rPr>
+          <w:color w:val="000000"/>
+          <w:sz w:val="28"/>
+        </w:rPr>
+        <w:t xml:space="preserve">4. </w:t>
+      </w:r>
+      <w:r>
+        <w:rPr>
+          <w:rFonts w:ascii="宋体" w:hAnsi="宋体" w:eastAsia="宋体"/>
+          <w:color w:val="000000"/>
+          <w:sz w:val="28"/>
+        </w:rPr>
+        <w:t>实验评估</w:t>
+      </w:r>
+    </w:p>
+    <w:p>
+      <w:r>
+        <w:rPr>
+          <w:rFonts w:ascii="宋体" w:hAnsi="宋体" w:eastAsia="宋体"/>
+        </w:rPr>
+        <w:t>评估以明确声明口径回答三个问题：管道在其实际成本约束下应采用哪个骨干模型（</w:t>
+      </w:r>
+      <w:r>
+        <w:t xml:space="preserve">4.3 </w:t>
+      </w:r>
+      <w:r>
+        <w:rPr>
+          <w:rFonts w:ascii="宋体" w:hAnsi="宋体" w:eastAsia="宋体"/>
+        </w:rPr>
+        <w:t>节）；致因编码提示应如何措辞（</w:t>
+      </w:r>
+      <w:r>
+        <w:t xml:space="preserve">4.4 </w:t>
+      </w:r>
+      <w:r>
+        <w:rPr>
+          <w:rFonts w:ascii="宋体" w:hAnsi="宋体" w:eastAsia="宋体"/>
+        </w:rPr>
+        <w:t>节）；</w:t>
+      </w:r>
+      <w:r>
+        <w:t xml:space="preserve">LLM </w:t>
+      </w:r>
+      <w:r>
+        <w:rPr>
+          <w:rFonts w:ascii="宋体" w:hAnsi="宋体" w:eastAsia="宋体"/>
+        </w:rPr>
+        <w:t>的基础字段标注是否与受训人工标注者一致（</w:t>
+      </w:r>
+      <w:r>
+        <w:t xml:space="preserve">4.5 </w:t>
+      </w:r>
+      <w:r>
+        <w:rPr>
+          <w:rFonts w:ascii="宋体" w:hAnsi="宋体" w:eastAsia="宋体"/>
+        </w:rPr>
+        <w:t>节）。</w:t>
+      </w:r>
+      <w:r>
+        <w:t xml:space="preserve">4.1 </w:t>
+      </w:r>
+      <w:r>
+        <w:rPr>
+          <w:rFonts w:ascii="宋体" w:hAnsi="宋体" w:eastAsia="宋体"/>
+        </w:rPr>
+        <w:t>与</w:t>
+      </w:r>
+      <w:r>
+        <w:t xml:space="preserve"> 4.2 </w:t>
+      </w:r>
+      <w:r>
+        <w:rPr>
+          <w:rFonts w:ascii="宋体" w:hAnsi="宋体" w:eastAsia="宋体"/>
+        </w:rPr>
+        <w:t>节定义数据集与指标。</w:t>
+      </w:r>
+    </w:p>
+    <w:p>
+      <w:pPr>
+        <w:pStyle w:val="Heading2"/>
+      </w:pPr>
+      <w:r>
+        <w:rPr>
+          <w:color w:val="000000"/>
+        </w:rPr>
+        <w:t xml:space="preserve">4.1 </w:t>
+      </w:r>
+      <w:r>
+        <w:rPr>
+          <w:rFonts w:ascii="宋体" w:hAnsi="宋体" w:eastAsia="宋体"/>
+          <w:color w:val="000000"/>
+        </w:rPr>
+        <w:t>数据集与抽样</w:t>
+      </w:r>
+    </w:p>
+    <w:p>
+      <w:r>
+        <w:rPr>
+          <w:rFonts w:ascii="宋体" w:hAnsi="宋体" w:eastAsia="宋体"/>
+          <w:b/>
+        </w:rPr>
+        <w:t>全量语料。</w:t>
+      </w:r>
+      <w:r>
+        <w:t xml:space="preserve"> </w:t>
+      </w:r>
+      <w:r>
+        <w:rPr>
+          <w:rFonts w:ascii="宋体" w:hAnsi="宋体" w:eastAsia="宋体"/>
+        </w:rPr>
+        <w:t>管道产出</w:t>
+      </w:r>
+      <w:r>
+        <w:t xml:space="preserve"> 2,623 </w:t>
+      </w:r>
+      <w:r>
+        <w:rPr>
+          <w:rFonts w:ascii="宋体" w:hAnsi="宋体" w:eastAsia="宋体"/>
+        </w:rPr>
+        <w:t>条单事故记录，跨</w:t>
+      </w:r>
+      <w:r>
+        <w:t xml:space="preserve"> 1978–2026 </w:t>
+      </w:r>
+      <w:r>
+        <w:rPr>
+          <w:rFonts w:ascii="宋体" w:hAnsi="宋体" w:eastAsia="宋体"/>
+        </w:rPr>
+        <w:t>年，含</w:t>
+      </w:r>
+      <w:r>
+        <w:t xml:space="preserve"> 33 </w:t>
+      </w:r>
+      <w:r>
+        <w:rPr>
+          <w:rFonts w:ascii="宋体" w:hAnsi="宋体" w:eastAsia="宋体"/>
+        </w:rPr>
+        <w:t>字段与</w:t>
+      </w:r>
+      <w:r>
+        <w:t xml:space="preserve"> 17,364 </w:t>
+      </w:r>
+      <w:r>
+        <w:rPr>
+          <w:rFonts w:ascii="宋体" w:hAnsi="宋体" w:eastAsia="宋体"/>
+        </w:rPr>
+        <w:t>条分层致因标注。语料由网络采集轨（</w:t>
+      </w:r>
+      <w:r>
+        <w:t xml:space="preserve">1,728 </w:t>
+      </w:r>
+      <w:r>
+        <w:rPr>
+          <w:rFonts w:ascii="宋体" w:hAnsi="宋体" w:eastAsia="宋体"/>
+        </w:rPr>
+        <w:t>条）与文献数字化轨（</w:t>
+      </w:r>
+      <w:r>
+        <w:t xml:space="preserve">895 </w:t>
+      </w:r>
+      <w:r>
+        <w:rPr>
+          <w:rFonts w:ascii="宋体" w:hAnsi="宋体" w:eastAsia="宋体"/>
+        </w:rPr>
+        <w:t>条）构成；</w:t>
+      </w:r>
+      <w:r>
+        <w:t xml:space="preserve">3.2 </w:t>
+      </w:r>
+      <w:r>
+        <w:rPr>
+          <w:rFonts w:ascii="宋体" w:hAnsi="宋体" w:eastAsia="宋体"/>
+        </w:rPr>
+        <w:t>节报告其构成与构建方式，包括</w:t>
+      </w:r>
+      <w:r>
+        <w:t xml:space="preserve"> 1991–2004 </w:t>
+      </w:r>
+      <w:r>
+        <w:rPr>
+          <w:rFonts w:ascii="宋体" w:hAnsi="宋体" w:eastAsia="宋体"/>
+        </w:rPr>
+        <w:t>年的断代。</w:t>
+      </w:r>
+    </w:p>
+    <w:p>
+      <w:r>
+        <w:rPr>
+          <w:rFonts w:ascii="宋体" w:hAnsi="宋体" w:eastAsia="宋体"/>
+          <w:b/>
+        </w:rPr>
+        <w:t>银标准。</w:t>
+      </w:r>
+      <w:r>
+        <w:t xml:space="preserve"> 972 </w:t>
+      </w:r>
+      <w:r>
+        <w:rPr>
+          <w:rFonts w:ascii="宋体" w:hAnsi="宋体" w:eastAsia="宋体"/>
+        </w:rPr>
+        <w:t>条银标准由管道版本一致构建，而非独立人工重标注：基础字段在两版本一致时直接采纳、不一致时规则裁决；致因维度标签取两版本输出的合并去重。我们显式陈述这一构建方式，因为它界定了银标准能认证什么：其可靠程度取决于两个来源版本的可靠程度，它不是独立人工金标准。银标准中致因维度为空表示该维度在原文未提及。一个</w:t>
+      </w:r>
+      <w:r>
+        <w:t xml:space="preserve"> 100 </w:t>
+      </w:r>
+      <w:r>
+        <w:rPr>
+          <w:rFonts w:ascii="宋体" w:hAnsi="宋体" w:eastAsia="宋体"/>
+        </w:rPr>
+        <w:t>条子集获得了完全独立的人工验证：三位施工安全领域专家在</w:t>
+      </w:r>
+      <w:r>
+        <w:t xml:space="preserve"> LabelStudio </w:t>
+      </w:r>
+      <w:r>
+        <w:rPr>
+          <w:rFonts w:ascii="宋体" w:hAnsi="宋体" w:eastAsia="宋体"/>
+        </w:rPr>
+        <w:t>平台上标注</w:t>
+      </w:r>
+      <w:r>
+        <w:t xml:space="preserve"> CAICS </w:t>
+      </w:r>
+      <w:r>
+        <w:rPr>
+          <w:rFonts w:ascii="宋体" w:hAnsi="宋体" w:eastAsia="宋体"/>
+        </w:rPr>
+        <w:t>编码，</w:t>
+      </w:r>
+      <w:r>
+        <w:t xml:space="preserve">Fleiss' kappa </w:t>
+      </w:r>
+      <w:r>
+        <w:rPr>
+          <w:rFonts w:ascii="宋体" w:hAnsi="宋体" w:eastAsia="宋体"/>
+        </w:rPr>
+        <w:t>在五层上介于</w:t>
+      </w:r>
+      <w:r>
+        <w:t xml:space="preserve"> 0.859 </w:t>
+      </w:r>
+      <w:r>
+        <w:rPr>
+          <w:rFonts w:ascii="宋体" w:hAnsi="宋体" w:eastAsia="宋体"/>
+        </w:rPr>
+        <w:t>与</w:t>
+      </w:r>
+      <w:r>
+        <w:t xml:space="preserve"> 1.000</w:t>
+      </w:r>
+      <w:r>
+        <w:t>；该子集真值为三专家多数投票，平均每条</w:t>
+      </w:r>
+      <w:r>
+        <w:t xml:space="preserve"> 5.1 </w:t>
+      </w:r>
+      <w:r>
+        <w:rPr>
+          <w:rFonts w:ascii="宋体" w:hAnsi="宋体" w:eastAsia="宋体"/>
+        </w:rPr>
+        <w:t>个编码。</w:t>
+      </w:r>
+    </w:p>
+    <w:p>
+      <w:r>
+        <w:rPr>
+          <w:rFonts w:ascii="宋体" w:hAnsi="宋体" w:eastAsia="宋体"/>
+          <w:b/>
+        </w:rPr>
+        <w:t>评测样本。</w:t>
+      </w:r>
+    </w:p>
+    <w:p>
+      <w:r>
+        <w:t xml:space="preserve">1. </w:t>
+      </w:r>
+      <w:r>
+        <w:rPr>
+          <w:i/>
+        </w:rPr>
+        <w:t>模型比较样本</w:t>
+      </w:r>
+      <w:r>
+        <w:t>（</w:t>
+      </w:r>
+      <w:r>
+        <w:t>n=200</w:t>
+      </w:r>
+      <w:r>
+        <w:t>）。按事故类型分层（</w:t>
+      </w:r>
+      <w:r>
+        <w:t xml:space="preserve">11 </w:t>
+      </w:r>
+      <w:r>
+        <w:rPr>
+          <w:rFonts w:ascii="宋体" w:hAnsi="宋体" w:eastAsia="宋体"/>
+        </w:rPr>
+        <w:t>类，每类至少</w:t>
+      </w:r>
+      <w:r>
+        <w:t xml:space="preserve"> 3 </w:t>
+      </w:r>
+      <w:r>
+        <w:rPr>
+          <w:rFonts w:ascii="宋体" w:hAnsi="宋体" w:eastAsia="宋体"/>
+        </w:rPr>
+        <w:t>条）从银标准抽取。</w:t>
+      </w:r>
+    </w:p>
+    <w:p>
+      <w:r>
+        <w:t xml:space="preserve">2. </w:t>
+      </w:r>
+      <w:r>
+        <w:rPr>
+          <w:i/>
+        </w:rPr>
+        <w:t>策略比较样本</w:t>
+      </w:r>
+      <w:r>
+        <w:t>（</w:t>
+      </w:r>
+      <w:r>
+        <w:t>n=100</w:t>
+      </w:r>
+      <w:r>
+        <w:t>）。从银标准抽取，覆盖全部</w:t>
+      </w:r>
+      <w:r>
+        <w:t xml:space="preserve"> 12 </w:t>
+      </w:r>
+      <w:r>
+        <w:rPr>
+          <w:rFonts w:ascii="宋体" w:hAnsi="宋体" w:eastAsia="宋体"/>
+        </w:rPr>
+        <w:t>种事故类型与</w:t>
+      </w:r>
+      <w:r>
+        <w:t xml:space="preserve"> 19 </w:t>
+      </w:r>
+      <w:r>
+        <w:rPr>
+          <w:rFonts w:ascii="宋体" w:hAnsi="宋体" w:eastAsia="宋体"/>
+        </w:rPr>
+        <w:t>个</w:t>
+      </w:r>
+      <w:r>
+        <w:t xml:space="preserve"> CAICS </w:t>
+      </w:r>
+      <w:r>
+        <w:rPr>
+          <w:rFonts w:ascii="宋体" w:hAnsi="宋体" w:eastAsia="宋体"/>
+        </w:rPr>
+        <w:t>类别；致因真值为上述三专家多数投票。</w:t>
+      </w:r>
+      <w:r>
+        <w:rPr>
+          <w:rFonts w:ascii="宋体" w:hAnsi="宋体" w:eastAsia="宋体"/>
+          <w:b/>
+        </w:rPr>
+        <w:t>口径声明</w:t>
+      </w:r>
+      <w:r>
+        <w:t>：该样本承担了提示开发</w:t>
+      </w:r>
+      <w:r>
+        <w:t>——</w:t>
+      </w:r>
+      <w:r>
+        <w:rPr>
+          <w:rFonts w:ascii="宋体" w:hAnsi="宋体" w:eastAsia="宋体"/>
+        </w:rPr>
+        <w:t>发现</w:t>
+      </w:r>
+      <w:r>
+        <w:t xml:space="preserve"> v1 </w:t>
+      </w:r>
+      <w:r>
+        <w:rPr>
+          <w:rFonts w:ascii="宋体" w:hAnsi="宋体" w:eastAsia="宋体"/>
+        </w:rPr>
+        <w:t>召回问题、分析错误类别、设计</w:t>
+      </w:r>
+      <w:r>
+        <w:t xml:space="preserve"> v2</w:t>
+      </w:r>
+      <w:r>
+        <w:t>、运行消融、选定生产配置。开发与最终报告共用同一样本，因此策略结果带有开发集复用风险；三个少样本示例取自同一银标准，未按显式流程与测试记录隔离。所报数字最好解读为开发评估，而非冻结测试集认证。</w:t>
+      </w:r>
+    </w:p>
+    <w:p>
+      <w:r>
+        <w:t xml:space="preserve">3. </w:t>
+      </w:r>
+      <w:r>
+        <w:rPr>
+          <w:i/>
+        </w:rPr>
+        <w:t>一致性样本</w:t>
+      </w:r>
+      <w:r>
+        <w:t>（</w:t>
+      </w:r>
+      <w:r>
+        <w:t>n=289</w:t>
+      </w:r>
+      <w:r>
+        <w:t>）。两阶段分层抽样（事故类型</w:t>
+      </w:r>
+      <w:r>
+        <w:t xml:space="preserve"> × </w:t>
+      </w:r>
+      <w:r>
+        <w:rPr>
+          <w:rFonts w:ascii="宋体" w:hAnsi="宋体" w:eastAsia="宋体"/>
+        </w:rPr>
+        <w:t>等级，比例分配、每格保底</w:t>
+      </w:r>
+      <w:r>
+        <w:t xml:space="preserve"> 2 </w:t>
+      </w:r>
+      <w:r>
+        <w:rPr>
+          <w:rFonts w:ascii="宋体" w:hAnsi="宋体" w:eastAsia="宋体"/>
+        </w:rPr>
+        <w:t>条）从</w:t>
+      </w:r>
+      <w:r>
+        <w:t xml:space="preserve"> 2,623 </w:t>
+      </w:r>
+      <w:r>
+        <w:rPr>
+          <w:rFonts w:ascii="宋体" w:hAnsi="宋体" w:eastAsia="宋体"/>
+        </w:rPr>
+        <w:t>条全量语料抽取</w:t>
+      </w:r>
+      <w:r>
+        <w:t>——</w:t>
+      </w:r>
+      <w:r>
+        <w:rPr>
+          <w:rFonts w:ascii="宋体" w:hAnsi="宋体" w:eastAsia="宋体"/>
+        </w:rPr>
+        <w:t>而非银标准。一名受训标注者（安全工程研究生）经</w:t>
+      </w:r>
+      <w:r>
+        <w:t xml:space="preserve"> LabelStudio </w:t>
+      </w:r>
+      <w:r>
+        <w:rPr>
+          <w:rFonts w:ascii="宋体" w:hAnsi="宋体" w:eastAsia="宋体"/>
+        </w:rPr>
+        <w:t>标注六项基础特征（事故类型、等级、省份、死亡人数、受伤人数、日期），标注过程未接触管道的抽取值。原</w:t>
+      </w:r>
+      <w:r>
+        <w:t xml:space="preserve"> 300 </w:t>
+      </w:r>
+      <w:r>
+        <w:rPr>
+          <w:rFonts w:ascii="宋体" w:hAnsi="宋体" w:eastAsia="宋体"/>
+        </w:rPr>
+        <w:t>条中</w:t>
+      </w:r>
+      <w:r>
+        <w:t xml:space="preserve"> 11 </w:t>
+      </w:r>
+      <w:r>
+        <w:rPr>
+          <w:rFonts w:ascii="宋体" w:hAnsi="宋体" w:eastAsia="宋体"/>
+        </w:rPr>
+        <w:t>条因多事故文本被排除。</w:t>
+      </w:r>
+    </w:p>
+    <w:p>
+      <w:r>
+        <w:rPr>
+          <w:rFonts w:ascii="宋体" w:hAnsi="宋体" w:eastAsia="宋体"/>
+        </w:rPr>
+        <w:t>图</w:t>
+      </w:r>
+      <w:r>
+        <w:t xml:space="preserve"> 4 </w:t>
+      </w:r>
+      <w:r>
+        <w:rPr>
+          <w:rFonts w:ascii="宋体" w:hAnsi="宋体" w:eastAsia="宋体"/>
+        </w:rPr>
+        <w:t>汇总样本层级。</w:t>
+      </w:r>
+    </w:p>
+    <w:p>
+      <w:r>
+        <w:rPr>
+          <w:rFonts w:ascii="宋体" w:hAnsi="宋体" w:eastAsia="宋体"/>
+          <w:b/>
+        </w:rPr>
+        <w:t>图 4. 数据集层级与三个评测样本</w:t>
+      </w:r>
+    </w:p>
+    <w:p>
+      <w:pPr>
+        <w:ind w:left="432"/>
+      </w:pPr>
+      <w:r>
+        <w:rPr>
+          <w:i/>
+          <w:color w:val="7F8C8D"/>
+        </w:rPr>
+        <w:t>▢ [图4占位：待手绘 — 样本关系流程图]</w:t>
+      </w:r>
+    </w:p>
+    <w:p>
+      <w:pPr>
+        <w:pStyle w:val="Heading2"/>
+      </w:pPr>
+      <w:r>
+        <w:rPr>
+          <w:color w:val="000000"/>
+        </w:rPr>
+        <w:t xml:space="preserve">4.2 </w:t>
+      </w:r>
+      <w:r>
+        <w:rPr>
+          <w:rFonts w:ascii="宋体" w:hAnsi="宋体" w:eastAsia="宋体"/>
+          <w:color w:val="000000"/>
+        </w:rPr>
+        <w:t>评测指标</w:t>
+      </w:r>
+    </w:p>
+    <w:p>
+      <w:r>
+        <w:rPr>
+          <w:rFonts w:ascii="宋体" w:hAnsi="宋体" w:eastAsia="宋体"/>
+        </w:rPr>
+        <w:t>基础字段抽取采用逐字段精确匹配准确率，地点字段做行政后缀归一化。致因编码按维度（管理、防线、触发、人的行为）计算精确率、召回率与</w:t>
+      </w:r>
+      <w:r>
+        <w:t xml:space="preserve"> F1</w:t>
+      </w:r>
+      <w:r>
+        <w:t>，采用</w:t>
+      </w:r>
+      <w:r>
+        <w:t xml:space="preserve"> Liu et al. (2025a) </w:t>
+      </w:r>
+      <w:r>
+        <w:rPr>
+          <w:rFonts w:ascii="宋体" w:hAnsi="宋体" w:eastAsia="宋体"/>
+        </w:rPr>
+        <w:t>的维度级匹配定义；六策略对比另报百分位</w:t>
+      </w:r>
+      <w:r>
+        <w:t xml:space="preserve"> bootstrap 95% </w:t>
+      </w:r>
+      <w:r>
+        <w:rPr>
+          <w:rFonts w:ascii="宋体" w:hAnsi="宋体" w:eastAsia="宋体"/>
+        </w:rPr>
+        <w:t>置信区间（</w:t>
+      </w:r>
+      <w:r>
+        <w:t xml:space="preserve">1,000 </w:t>
+      </w:r>
+      <w:r>
+        <w:rPr>
+          <w:rFonts w:ascii="宋体" w:hAnsi="宋体" w:eastAsia="宋体"/>
+        </w:rPr>
+        <w:t>次重采样）。标注者一致性方面：分类字段用带</w:t>
+      </w:r>
+      <w:r>
+        <w:t xml:space="preserve"> 95% </w:t>
+      </w:r>
+      <w:r>
+        <w:rPr>
+          <w:rFonts w:ascii="宋体" w:hAnsi="宋体" w:eastAsia="宋体"/>
+        </w:rPr>
+        <w:t>置信区间的</w:t>
+      </w:r>
+      <w:r>
+        <w:t xml:space="preserve"> Cohen's kappa</w:t>
+      </w:r>
+      <w:r>
+        <w:t>，计数字段用</w:t>
+      </w:r>
+      <w:r>
+        <w:t xml:space="preserve"> ICC(2,1)</w:t>
+      </w:r>
+      <w:r>
+        <w:t>，日期用年</w:t>
+      </w:r>
+      <w:r>
+        <w:t>-</w:t>
+      </w:r>
+      <w:r>
+        <w:rPr>
+          <w:rFonts w:ascii="宋体" w:hAnsi="宋体" w:eastAsia="宋体"/>
+        </w:rPr>
+        <w:t>月匹配率</w:t>
+      </w:r>
+      <w:r>
+        <w:t>——</w:t>
+      </w:r>
+      <w:r>
+        <w:rPr>
+          <w:rFonts w:ascii="宋体" w:hAnsi="宋体" w:eastAsia="宋体"/>
+        </w:rPr>
+        <w:t>三种统计量按各自名称报告，不以单一标签统称。</w:t>
+      </w:r>
+    </w:p>
+    <w:p>
+      <w:pPr>
+        <w:pStyle w:val="Heading2"/>
+      </w:pPr>
+      <w:r>
+        <w:rPr>
+          <w:color w:val="000000"/>
+        </w:rPr>
+        <w:t xml:space="preserve">4.3 </w:t>
+      </w:r>
+      <w:r>
+        <w:rPr>
+          <w:rFonts w:ascii="宋体" w:hAnsi="宋体" w:eastAsia="宋体"/>
+          <w:color w:val="000000"/>
+        </w:rPr>
+        <w:t>实验一：显式约束下的骨干选型</w:t>
+      </w:r>
+    </w:p>
+    <w:p>
+      <w:r>
+        <w:rPr>
+          <w:rFonts w:ascii="宋体" w:hAnsi="宋体" w:eastAsia="宋体"/>
+        </w:rPr>
+        <w:t>四个候选模型在模型比较样本上评测：</w:t>
+      </w:r>
+      <w:r>
+        <w:t>DeepSeek V4</w:t>
+      </w:r>
+      <w:r>
+        <w:t>、</w:t>
+      </w:r>
+      <w:r>
+        <w:t>Qwen 3.7</w:t>
+      </w:r>
+      <w:r>
+        <w:t>、</w:t>
+      </w:r>
+      <w:r>
+        <w:t>GLM 5.2</w:t>
+      </w:r>
+      <w:r>
+        <w:t>、</w:t>
+      </w:r>
+      <w:r>
+        <w:t>Kimi K2.6</w:t>
+      </w:r>
+      <w:r>
+        <w:t>，使用相同系统提示与三个少样本示例。各模型运行条件并非完全对等：</w:t>
+      </w:r>
+      <w:r>
+        <w:t xml:space="preserve">Kimi K2.6 </w:t>
+      </w:r>
+      <w:r>
+        <w:rPr>
+          <w:rFonts w:ascii="宋体" w:hAnsi="宋体" w:eastAsia="宋体"/>
+        </w:rPr>
+        <w:t>按</w:t>
+      </w:r>
+      <w:r>
+        <w:t xml:space="preserve"> API </w:t>
+      </w:r>
+      <w:r>
+        <w:rPr>
+          <w:rFonts w:ascii="宋体" w:hAnsi="宋体" w:eastAsia="宋体"/>
+        </w:rPr>
+        <w:t>规范强制</w:t>
+      </w:r>
+      <w:r>
+        <w:t xml:space="preserve"> temperature 1.0</w:t>
+      </w:r>
+      <w:r>
+        <w:t>；</w:t>
+      </w:r>
+      <w:r>
+        <w:t xml:space="preserve">GLM 5.2 </w:t>
+      </w:r>
+      <w:r>
+        <w:rPr>
+          <w:rFonts w:ascii="宋体" w:hAnsi="宋体" w:eastAsia="宋体"/>
+        </w:rPr>
+        <w:t>因推理痕迹需</w:t>
+      </w:r>
+      <w:r>
+        <w:t xml:space="preserve"> 16,384 token </w:t>
+      </w:r>
+      <w:r>
+        <w:rPr>
+          <w:rFonts w:ascii="宋体" w:hAnsi="宋体" w:eastAsia="宋体"/>
+        </w:rPr>
+        <w:t>输出预算；</w:t>
+      </w:r>
+      <w:r>
+        <w:t xml:space="preserve">DeepSeek V4 </w:t>
+      </w:r>
+      <w:r>
+        <w:rPr>
+          <w:rFonts w:ascii="宋体" w:hAnsi="宋体" w:eastAsia="宋体"/>
+        </w:rPr>
+        <w:t>经提供商自动档位路由访问，运行日志中的请求标识覆盖其档位家族。由于这些差异，且每种配置仅运行一次，本实验定位为支持选型决策的约束性系统比较，而非一般性模型能力排名。</w:t>
+      </w:r>
+    </w:p>
+    <w:p>
+      <w:r>
+        <w:rPr>
+          <w:rFonts w:ascii="宋体" w:hAnsi="宋体" w:eastAsia="宋体"/>
+        </w:rPr>
+        <w:t>表</w:t>
+      </w:r>
+      <w:r>
+        <w:t xml:space="preserve"> 5 </w:t>
+      </w:r>
+      <w:r>
+        <w:rPr>
+          <w:rFonts w:ascii="宋体" w:hAnsi="宋体" w:eastAsia="宋体"/>
+        </w:rPr>
+        <w:t>报告逐字段准确率。三个最强模型总体达</w:t>
+      </w:r>
+      <w:r>
+        <w:t xml:space="preserve"> 91.2–91.5%</w:t>
+      </w:r>
+      <w:r>
+        <w:t>，事故等级、死亡人数、省级地点普遍高准确。城市提取最难（</w:t>
+      </w:r>
+      <w:r>
+        <w:t>81.5–88.0%</w:t>
+      </w:r>
+      <w:r>
+        <w:t>）：中文报道常点名县级市而参考记录为上级地级市。</w:t>
+      </w:r>
+      <w:r>
+        <w:t xml:space="preserve">Kimi K2.6 </w:t>
+      </w:r>
+      <w:r>
+        <w:rPr>
+          <w:rFonts w:ascii="宋体" w:hAnsi="宋体" w:eastAsia="宋体"/>
+        </w:rPr>
+        <w:t>大幅落后（</w:t>
+      </w:r>
+      <w:r>
+        <w:t>63.9%</w:t>
+      </w:r>
+      <w:r>
+        <w:t>），与其强制温度带来的输出不稳定一致。</w:t>
+      </w:r>
+    </w:p>
+    <w:p>
+      <w:r>
+        <w:rPr>
+          <w:rFonts w:ascii="宋体" w:hAnsi="宋体" w:eastAsia="宋体"/>
+          <w:b/>
+        </w:rPr>
+        <w:t>表 5. 基础字段提取准确率（%），实验一</w:t>
       </w:r>
     </w:p>
     <w:tbl>
@@ -4659,7 +5902,7 @@
               <w:rPr>
                 <w:b/>
               </w:rPr>
-              <w:t>维度</w:t>
+              <w:t>字段</w:t>
             </w:r>
           </w:p>
         </w:tc>
@@ -4723,6 +5966,621 @@
           </w:tcPr>
           <w:p>
             <w:r>
+              <w:t>事故类型</w:t>
+            </w:r>
+          </w:p>
+        </w:tc>
+        <w:tc>
+          <w:tcPr>
+            <w:tcW w:type="dxa" w:w="1728"/>
+          </w:tcPr>
+          <w:p>
+            <w:r>
+              <w:t>86.0</w:t>
+            </w:r>
+          </w:p>
+        </w:tc>
+        <w:tc>
+          <w:tcPr>
+            <w:tcW w:type="dxa" w:w="1728"/>
+          </w:tcPr>
+          <w:p>
+            <w:r>
+              <w:t>85.0</w:t>
+            </w:r>
+          </w:p>
+        </w:tc>
+        <w:tc>
+          <w:tcPr>
+            <w:tcW w:type="dxa" w:w="1728"/>
+          </w:tcPr>
+          <w:p>
+            <w:r>
+              <w:t>84.5</w:t>
+            </w:r>
+          </w:p>
+        </w:tc>
+        <w:tc>
+          <w:tcPr>
+            <w:tcW w:type="dxa" w:w="1728"/>
+          </w:tcPr>
+          <w:p>
+            <w:r>
+              <w:t>61.5</w:t>
+            </w:r>
+          </w:p>
+        </w:tc>
+      </w:tr>
+      <w:tr>
+        <w:tc>
+          <w:tcPr>
+            <w:tcW w:type="dxa" w:w="1728"/>
+          </w:tcPr>
+          <w:p>
+            <w:r>
+              <w:t>事故等级</w:t>
+            </w:r>
+          </w:p>
+        </w:tc>
+        <w:tc>
+          <w:tcPr>
+            <w:tcW w:type="dxa" w:w="1728"/>
+          </w:tcPr>
+          <w:p>
+            <w:r>
+              <w:t>98.0</w:t>
+            </w:r>
+          </w:p>
+        </w:tc>
+        <w:tc>
+          <w:tcPr>
+            <w:tcW w:type="dxa" w:w="1728"/>
+          </w:tcPr>
+          <w:p>
+            <w:r>
+              <w:t>90.5</w:t>
+            </w:r>
+          </w:p>
+        </w:tc>
+        <w:tc>
+          <w:tcPr>
+            <w:tcW w:type="dxa" w:w="1728"/>
+          </w:tcPr>
+          <w:p>
+            <w:r>
+              <w:t>97.5</w:t>
+            </w:r>
+          </w:p>
+        </w:tc>
+        <w:tc>
+          <w:tcPr>
+            <w:tcW w:type="dxa" w:w="1728"/>
+          </w:tcPr>
+          <w:p>
+            <w:r>
+              <w:t>69.5</w:t>
+            </w:r>
+          </w:p>
+        </w:tc>
+      </w:tr>
+      <w:tr>
+        <w:tc>
+          <w:tcPr>
+            <w:tcW w:type="dxa" w:w="1728"/>
+          </w:tcPr>
+          <w:p>
+            <w:r>
+              <w:t>死亡人数</w:t>
+            </w:r>
+          </w:p>
+        </w:tc>
+        <w:tc>
+          <w:tcPr>
+            <w:tcW w:type="dxa" w:w="1728"/>
+          </w:tcPr>
+          <w:p>
+            <w:r>
+              <w:t>96.0</w:t>
+            </w:r>
+          </w:p>
+        </w:tc>
+        <w:tc>
+          <w:tcPr>
+            <w:tcW w:type="dxa" w:w="1728"/>
+          </w:tcPr>
+          <w:p>
+            <w:r>
+              <w:t>96.0</w:t>
+            </w:r>
+          </w:p>
+        </w:tc>
+        <w:tc>
+          <w:tcPr>
+            <w:tcW w:type="dxa" w:w="1728"/>
+          </w:tcPr>
+          <w:p>
+            <w:r>
+              <w:t>97.0</w:t>
+            </w:r>
+          </w:p>
+        </w:tc>
+        <w:tc>
+          <w:tcPr>
+            <w:tcW w:type="dxa" w:w="1728"/>
+          </w:tcPr>
+          <w:p>
+            <w:r>
+              <w:t>68.5</w:t>
+            </w:r>
+          </w:p>
+        </w:tc>
+      </w:tr>
+      <w:tr>
+        <w:tc>
+          <w:tcPr>
+            <w:tcW w:type="dxa" w:w="1728"/>
+          </w:tcPr>
+          <w:p>
+            <w:r>
+              <w:t>受伤人数</w:t>
+            </w:r>
+          </w:p>
+        </w:tc>
+        <w:tc>
+          <w:tcPr>
+            <w:tcW w:type="dxa" w:w="1728"/>
+          </w:tcPr>
+          <w:p>
+            <w:r>
+              <w:t>90.0</w:t>
+            </w:r>
+          </w:p>
+        </w:tc>
+        <w:tc>
+          <w:tcPr>
+            <w:tcW w:type="dxa" w:w="1728"/>
+          </w:tcPr>
+          <w:p>
+            <w:r>
+              <w:t>91.0</w:t>
+            </w:r>
+          </w:p>
+        </w:tc>
+        <w:tc>
+          <w:tcPr>
+            <w:tcW w:type="dxa" w:w="1728"/>
+          </w:tcPr>
+          <w:p>
+            <w:r>
+              <w:t>91.0</w:t>
+            </w:r>
+          </w:p>
+        </w:tc>
+        <w:tc>
+          <w:tcPr>
+            <w:tcW w:type="dxa" w:w="1728"/>
+          </w:tcPr>
+          <w:p>
+            <w:r>
+              <w:t>58.5</w:t>
+            </w:r>
+          </w:p>
+        </w:tc>
+      </w:tr>
+      <w:tr>
+        <w:tc>
+          <w:tcPr>
+            <w:tcW w:type="dxa" w:w="1728"/>
+          </w:tcPr>
+          <w:p>
+            <w:r>
+              <w:t>省份</w:t>
+            </w:r>
+          </w:p>
+        </w:tc>
+        <w:tc>
+          <w:tcPr>
+            <w:tcW w:type="dxa" w:w="1728"/>
+          </w:tcPr>
+          <w:p>
+            <w:r>
+              <w:t>96.0</w:t>
+            </w:r>
+          </w:p>
+        </w:tc>
+        <w:tc>
+          <w:tcPr>
+            <w:tcW w:type="dxa" w:w="1728"/>
+          </w:tcPr>
+          <w:p>
+            <w:r>
+              <w:t>98.5</w:t>
+            </w:r>
+          </w:p>
+        </w:tc>
+        <w:tc>
+          <w:tcPr>
+            <w:tcW w:type="dxa" w:w="1728"/>
+          </w:tcPr>
+          <w:p>
+            <w:r>
+              <w:t>96.0</w:t>
+            </w:r>
+          </w:p>
+        </w:tc>
+        <w:tc>
+          <w:tcPr>
+            <w:tcW w:type="dxa" w:w="1728"/>
+          </w:tcPr>
+          <w:p>
+            <w:r>
+              <w:t>67.0</w:t>
+            </w:r>
+          </w:p>
+        </w:tc>
+      </w:tr>
+      <w:tr>
+        <w:tc>
+          <w:tcPr>
+            <w:tcW w:type="dxa" w:w="1728"/>
+          </w:tcPr>
+          <w:p>
+            <w:r>
+              <w:t>城市</w:t>
+            </w:r>
+          </w:p>
+        </w:tc>
+        <w:tc>
+          <w:tcPr>
+            <w:tcW w:type="dxa" w:w="1728"/>
+          </w:tcPr>
+          <w:p>
+            <w:r>
+              <w:t>81.5</w:t>
+            </w:r>
+          </w:p>
+        </w:tc>
+        <w:tc>
+          <w:tcPr>
+            <w:tcW w:type="dxa" w:w="1728"/>
+          </w:tcPr>
+          <w:p>
+            <w:r>
+              <w:t>88.0</w:t>
+            </w:r>
+          </w:p>
+        </w:tc>
+        <w:tc>
+          <w:tcPr>
+            <w:tcW w:type="dxa" w:w="1728"/>
+          </w:tcPr>
+          <w:p>
+            <w:r>
+              <w:t>83.0</w:t>
+            </w:r>
+          </w:p>
+        </w:tc>
+        <w:tc>
+          <w:tcPr>
+            <w:tcW w:type="dxa" w:w="1728"/>
+          </w:tcPr>
+          <w:p>
+            <w:r>
+              <w:t>58.5</w:t>
+            </w:r>
+          </w:p>
+        </w:tc>
+      </w:tr>
+      <w:tr>
+        <w:tc>
+          <w:tcPr>
+            <w:tcW w:type="dxa" w:w="1728"/>
+          </w:tcPr>
+          <w:p>
+            <w:r>
+              <w:t>总体</w:t>
+            </w:r>
+          </w:p>
+        </w:tc>
+        <w:tc>
+          <w:tcPr>
+            <w:tcW w:type="dxa" w:w="1728"/>
+          </w:tcPr>
+          <w:p>
+            <w:r>
+              <w:t>91.2</w:t>
+            </w:r>
+          </w:p>
+        </w:tc>
+        <w:tc>
+          <w:tcPr>
+            <w:tcW w:type="dxa" w:w="1728"/>
+          </w:tcPr>
+          <w:p>
+            <w:r>
+              <w:t>91.5</w:t>
+            </w:r>
+          </w:p>
+        </w:tc>
+        <w:tc>
+          <w:tcPr>
+            <w:tcW w:type="dxa" w:w="1728"/>
+          </w:tcPr>
+          <w:p>
+            <w:r>
+              <w:t>91.5</w:t>
+            </w:r>
+          </w:p>
+        </w:tc>
+        <w:tc>
+          <w:tcPr>
+            <w:tcW w:type="dxa" w:w="1728"/>
+          </w:tcPr>
+          <w:p>
+            <w:r>
+              <w:t>63.9</w:t>
+            </w:r>
+          </w:p>
+        </w:tc>
+      </w:tr>
+    </w:tbl>
+    <w:p>
+      <w:r>
+        <w:rPr>
+          <w:rFonts w:ascii="宋体" w:hAnsi="宋体" w:eastAsia="宋体"/>
+        </w:rPr>
+        <w:t>表</w:t>
+      </w:r>
+      <w:r>
+        <w:t xml:space="preserve"> 6 </w:t>
+      </w:r>
+      <w:r>
+        <w:rPr>
+          <w:rFonts w:ascii="宋体" w:hAnsi="宋体" w:eastAsia="宋体"/>
+        </w:rPr>
+        <w:t>报告按维度的致因编码表现。</w:t>
+      </w:r>
+      <w:r>
+        <w:t xml:space="preserve">DeepSeek V4 </w:t>
+      </w:r>
+      <w:r>
+        <w:rPr>
+          <w:rFonts w:ascii="宋体" w:hAnsi="宋体" w:eastAsia="宋体"/>
+        </w:rPr>
+        <w:t>平均精确率最高（</w:t>
+      </w:r>
+      <w:r>
+        <w:t>89.5%</w:t>
+      </w:r>
+      <w:r>
+        <w:t>）、强模型间召回率最低（</w:t>
+      </w:r>
+      <w:r>
+        <w:t>52.7%</w:t>
+      </w:r>
+      <w:r>
+        <w:t>）；</w:t>
+      </w:r>
+      <w:r>
+        <w:t xml:space="preserve">Qwen 3.7 </w:t>
+      </w:r>
+      <w:r>
+        <w:rPr>
+          <w:rFonts w:ascii="宋体" w:hAnsi="宋体" w:eastAsia="宋体"/>
+        </w:rPr>
+        <w:t>呈镜像取舍（精确</w:t>
+      </w:r>
+      <w:r>
+        <w:t xml:space="preserve"> 78.0%</w:t>
+      </w:r>
+      <w:r>
+        <w:t>、召回</w:t>
+      </w:r>
+      <w:r>
+        <w:t xml:space="preserve"> 80.5%</w:t>
+      </w:r>
+      <w:r>
+        <w:t>）。成本与延迟补全选型图景：</w:t>
+      </w:r>
+      <w:r>
+        <w:t xml:space="preserve">200 </w:t>
+      </w:r>
+      <w:r>
+        <w:rPr>
+          <w:rFonts w:ascii="宋体" w:hAnsi="宋体" w:eastAsia="宋体"/>
+        </w:rPr>
+        <w:t>条记录成本</w:t>
+      </w:r>
+      <w:r>
+        <w:t xml:space="preserve"> 0.13 </w:t>
+      </w:r>
+      <w:r>
+        <w:rPr>
+          <w:rFonts w:ascii="宋体" w:hAnsi="宋体" w:eastAsia="宋体"/>
+        </w:rPr>
+        <w:t>美元（</w:t>
+      </w:r>
+      <w:r>
+        <w:t>DeepSeek V4</w:t>
+      </w:r>
+      <w:r>
+        <w:t>）、</w:t>
+      </w:r>
+      <w:r>
+        <w:t>0.43</w:t>
+      </w:r>
+      <w:r>
+        <w:t>（</w:t>
+      </w:r>
+      <w:r>
+        <w:t>Qwen 3.7</w:t>
+      </w:r>
+      <w:r>
+        <w:t>）、</w:t>
+      </w:r>
+      <w:r>
+        <w:t>2.91</w:t>
+      </w:r>
+      <w:r>
+        <w:t>（</w:t>
+      </w:r>
+      <w:r>
+        <w:t>GLM 5.2</w:t>
+      </w:r>
+      <w:r>
+        <w:t>）、</w:t>
+      </w:r>
+      <w:r>
+        <w:t>2.84</w:t>
+      </w:r>
+      <w:r>
+        <w:t>（</w:t>
+      </w:r>
+      <w:r>
+        <w:t>Kimi K2.6</w:t>
+      </w:r>
+      <w:r>
+        <w:t>）；单条延迟</w:t>
+      </w:r>
+      <w:r>
+        <w:t xml:space="preserve"> 9.8 </w:t>
+      </w:r>
+      <w:r>
+        <w:rPr>
+          <w:rFonts w:ascii="宋体" w:hAnsi="宋体" w:eastAsia="宋体"/>
+        </w:rPr>
+        <w:t>秒、</w:t>
+      </w:r>
+      <w:r>
+        <w:t xml:space="preserve">8.6 </w:t>
+      </w:r>
+      <w:r>
+        <w:rPr>
+          <w:rFonts w:ascii="宋体" w:hAnsi="宋体" w:eastAsia="宋体"/>
+        </w:rPr>
+        <w:t>秒、</w:t>
+      </w:r>
+      <w:r>
+        <w:t xml:space="preserve">27.0 </w:t>
+      </w:r>
+      <w:r>
+        <w:rPr>
+          <w:rFonts w:ascii="宋体" w:hAnsi="宋体" w:eastAsia="宋体"/>
+        </w:rPr>
+        <w:t>秒、</w:t>
+      </w:r>
+      <w:r>
+        <w:t xml:space="preserve">74.9 </w:t>
+      </w:r>
+      <w:r>
+        <w:rPr>
+          <w:rFonts w:ascii="宋体" w:hAnsi="宋体" w:eastAsia="宋体"/>
+        </w:rPr>
+        <w:t>秒。管道采用</w:t>
+      </w:r>
+      <w:r>
+        <w:t xml:space="preserve"> DeepSeek V4</w:t>
+      </w:r>
+      <w:r>
+        <w:t>。</w:t>
+      </w:r>
+    </w:p>
+    <w:p>
+      <w:r>
+        <w:rPr>
+          <w:rFonts w:ascii="宋体" w:hAnsi="宋体" w:eastAsia="宋体"/>
+          <w:b/>
+        </w:rPr>
+        <w:t>表 6. 致因编码精确率 / 召回率 / F1（%），按维度，实验一</w:t>
+      </w:r>
+    </w:p>
+    <w:tbl>
+      <w:tblPr>
+        <w:tblStyle w:val="LightGrid-Accent1"/>
+        <w:tblW w:type="auto" w:w="0"/>
+        <w:tblLook w:firstColumn="1" w:firstRow="1" w:lastColumn="0" w:lastRow="0" w:noHBand="0" w:noVBand="1" w:val="04A0"/>
+      </w:tblPr>
+      <w:tblGrid>
+        <w:gridCol w:w="1728"/>
+        <w:gridCol w:w="1728"/>
+        <w:gridCol w:w="1728"/>
+        <w:gridCol w:w="1728"/>
+        <w:gridCol w:w="1728"/>
+      </w:tblGrid>
+      <w:tr>
+        <w:tc>
+          <w:tcPr>
+            <w:tcW w:type="dxa" w:w="1728"/>
+          </w:tcPr>
+          <w:p>
+            <w:r>
+              <w:rPr>
+                <w:b/>
+              </w:rPr>
+              <w:t>维度</w:t>
+            </w:r>
+          </w:p>
+        </w:tc>
+        <w:tc>
+          <w:tcPr>
+            <w:tcW w:type="dxa" w:w="1728"/>
+          </w:tcPr>
+          <w:p>
+            <w:r>
+              <w:rPr>
+                <w:b/>
+              </w:rPr>
+              <w:t>DeepSeek V4</w:t>
+            </w:r>
+          </w:p>
+        </w:tc>
+        <w:tc>
+          <w:tcPr>
+            <w:tcW w:type="dxa" w:w="1728"/>
+          </w:tcPr>
+          <w:p>
+            <w:r>
+              <w:rPr>
+                <w:b/>
+              </w:rPr>
+              <w:t>Qwen 3.7</w:t>
+            </w:r>
+          </w:p>
+        </w:tc>
+        <w:tc>
+          <w:tcPr>
+            <w:tcW w:type="dxa" w:w="1728"/>
+          </w:tcPr>
+          <w:p>
+            <w:r>
+              <w:rPr>
+                <w:b/>
+              </w:rPr>
+              <w:t>GLM 5.2</w:t>
+            </w:r>
+          </w:p>
+        </w:tc>
+        <w:tc>
+          <w:tcPr>
+            <w:tcW w:type="dxa" w:w="1728"/>
+          </w:tcPr>
+          <w:p>
+            <w:r>
+              <w:rPr>
+                <w:b/>
+              </w:rPr>
+              <w:t>Kimi K2.6</w:t>
+            </w:r>
+          </w:p>
+        </w:tc>
+      </w:tr>
+      <w:tr>
+        <w:tc>
+          <w:tcPr>
+            <w:tcW w:type="dxa" w:w="1728"/>
+          </w:tcPr>
+          <w:p>
+            <w:r>
               <w:t>管理</w:t>
             </w:r>
           </w:p>
@@ -5098,7 +6956,7 @@
           <w:rFonts w:ascii="宋体" w:hAnsi="宋体" w:eastAsia="宋体"/>
           <w:b/>
         </w:rPr>
-        <w:t>表 6. 六种提示策略性能（多数投票真值，n=100）</w:t>
+        <w:t>表 7. 六种提示策略性能（多数投票真值，n=100）</w:t>
       </w:r>
     </w:p>
     <w:tbl>
@@ -6431,7 +8289,7 @@
         <w:t>全覆盖）。表</w:t>
       </w:r>
       <w:r>
-        <w:t xml:space="preserve"> 7 </w:t>
+        <w:t xml:space="preserve"> 8 </w:t>
       </w:r>
       <w:r>
         <w:rPr>
@@ -6541,7 +8399,7 @@
           <w:rFonts w:ascii="宋体" w:hAnsi="宋体" w:eastAsia="宋体"/>
           <w:b/>
         </w:rPr>
-        <w:t>表 7. 措辞与输出政策的四格比较（n=100，多数投票真值，DeepSeek V4，temperature 0.0）</w:t>
+        <w:t>表 8. 措辞与输出政策的四格比较（n=100，多数投票真值，DeepSeek V4，temperature 0.0）</w:t>
       </w:r>
     </w:p>
     <w:tbl>
@@ -7470,7 +9328,7 @@
         <w:t>与标注者独立标注六项字段。表</w:t>
       </w:r>
       <w:r>
-        <w:t xml:space="preserve"> 8 </w:t>
+        <w:t xml:space="preserve"> 9 </w:t>
       </w:r>
       <w:r>
         <w:rPr>
@@ -7572,7 +9430,7 @@
           <w:rFonts w:ascii="宋体" w:hAnsi="宋体" w:eastAsia="宋体"/>
           <w:b/>
         </w:rPr>
-        <w:t>表 8. LLM 与一名受训标注者在六项基础字段上的一致性（n=289）</w:t>
+        <w:t>表 9. LLM 与一名受训标注者在六项基础字段上的一致性（n=289）</w:t>
       </w:r>
     </w:p>
     <w:tbl>
@@ -8128,7 +9986,7 @@
         <w:t>表</w:t>
       </w:r>
       <w:r>
-        <w:t xml:space="preserve"> 9 </w:t>
+        <w:t xml:space="preserve"> 10 </w:t>
       </w:r>
       <w:r>
         <w:rPr>
@@ -8188,7 +10046,7 @@
           <w:rFonts w:ascii="宋体" w:hAnsi="宋体" w:eastAsia="宋体"/>
           <w:b/>
         </w:rPr>
-        <w:t>表 9. 与代表性既有系统的描述性对比</w:t>
+        <w:t>表 10. 与代表性既有系统的描述性对比</w:t>
       </w:r>
     </w:p>
     <w:tbl>
@@ -8929,13 +10787,22 @@
         <w:rPr>
           <w:rFonts w:ascii="宋体" w:hAnsi="宋体" w:eastAsia="宋体"/>
         </w:rPr>
-        <w:t>语料存在已知质量缺口：分类器的多事故残留错误未完全审计，跨源镜像报道未系统去重，字段缺失率跨字段差异大（五个枚举字段非空率</w:t>
+        <w:t>语料存在已知质量缺口：分类器的多事故残留错误未完全审计，</w:t>
+      </w:r>
+      <w:r>
+        <w:t xml:space="preserve">3.2.4 </w:t>
+      </w:r>
+      <w:r>
+        <w:rPr>
+          <w:rFonts w:ascii="宋体" w:hAnsi="宋体" w:eastAsia="宋体"/>
+        </w:rPr>
+        <w:t>节所述镜像报道的四层去重之后未有对残留重复率的独立估计，字段缺失率跨字段差异大（五个枚举字段非空率</w:t>
       </w:r>
       <w:r>
         <w:t xml:space="preserve"> 13.7%–83.9%</w:t>
       </w:r>
       <w:r>
-        <w:t>），且因来源为公共新闻门户，语料过度代表严重事故。数据库覆盖公开可检索的事故报道；它不是全部施工事故的代表性样本。</w:t>
+        <w:t>），且因来源为公共新闻门户与官方调查报告，语料过度代表严重事故。数据库覆盖公开可检索的事故报道；它不是全部施工事故的代表性样本。</w:t>
       </w:r>
     </w:p>
     <w:p>
@@ -9039,19 +10906,19 @@
         <w:rPr>
           <w:rFonts w:ascii="宋体" w:hAnsi="宋体" w:eastAsia="宋体"/>
         </w:rPr>
-        <w:t>条记录、</w:t>
-      </w:r>
-      <w:r>
-        <w:t xml:space="preserve">33 </w:t>
-      </w:r>
-      <w:r>
-        <w:rPr>
-          <w:rFonts w:ascii="宋体" w:hAnsi="宋体" w:eastAsia="宋体"/>
-        </w:rPr>
-        <w:t>字段、</w:t>
-      </w:r>
-      <w:r>
-        <w:t xml:space="preserve">17,364 </w:t>
+        <w:t>条记录，取自网络门户与公开事故汇编，含</w:t>
+      </w:r>
+      <w:r>
+        <w:t xml:space="preserve"> 33 </w:t>
+      </w:r>
+      <w:r>
+        <w:rPr>
+          <w:rFonts w:ascii="宋体" w:hAnsi="宋体" w:eastAsia="宋体"/>
+        </w:rPr>
+        <w:t>字段与</w:t>
+      </w:r>
+      <w:r>
+        <w:t xml:space="preserve"> 17,364 </w:t>
       </w:r>
       <w:r>
         <w:rPr>
@@ -9140,7 +11007,13 @@
         <w:rPr>
           <w:rFonts w:ascii="宋体" w:hAnsi="宋体" w:eastAsia="宋体"/>
         </w:rPr>
-        <w:t>数据库的匿名只读快照、字段字典、来源清单与</w:t>
+        <w:t>数据库的匿名只读快照、字段字典、来源清单（构成汇总见表</w:t>
+      </w:r>
+      <w:r>
+        <w:t xml:space="preserve"> 1</w:t>
+      </w:r>
+      <w:r>
+        <w:t>）与</w:t>
       </w:r>
       <w:r>
         <w:t xml:space="preserve"> CAICS </w:t>
@@ -9747,7 +11620,7 @@
         <w:rPr>
           <w:i/>
         </w:rPr>
-        <w:t>V2 修订说明（供作者与导师查阅，投稿时删除本段）：本版依据综合评阅意见完成以下文字级修订——①主线确定为"探索性数据工程系统与数据资源"，删除"首次/推翻/证明模型依赖/因果机制/专家级/替代人工/全部编码有证据"等结论；②致因标注重构为 explicit/inferred/prior 三层证据分级（对应数据库 evidence_quality 字段），全文统一分层统计口径；③银标准构建方式如实描述并标注独立性边界；④开发集与测试集重叠风险在 4.1 显式声明；⑤2×2 消融降级为"措辞敏感性观察+实用补救"，删除机制性归因与"排除替代解释"表述；⑥人机一致性限定为"一名标注者、六项字段、协议一致性"，κ/ICC/匹配率分列不再统称 Kappa；⑦全部计数对账闭合（类型 2,617+未标注6、等级 2,622+未标注1、表2 补非空分母列）；⑧M1 数字全文统一为 0.847/0.800；⑨表引用勘误（4.5 节表 7→表 8）、表 6 脚注与数值矛盾修正；⑩数据治理声明扩充（逐源许可/撤回机制/创伤影像访问控制）；⑪局限性扩为 8 项分级。图片为占位符，待作者手绘后替换。</w:t>
+        <w:t>V2 修订说明（供作者与导师查阅，投稿时删除本段）：本版依据综合评阅意见完成以下文字级修订——①主线确定为"探索性数据工程系统与数据资源"，删除"首次/推翻/证明模型依赖/因果机制/专家级/替代人工/全部编码有证据"等结论；②致因标注重构为 explicit/inferred/prior 三层证据分级（对应数据库 evidence_quality 字段），全文统一分层统计口径；③银标准构建方式如实描述并标注独立性边界；④开发集与测试集重叠风险在 4.1 显式声明；⑤2×2 消融降级为"措辞敏感性观察+实用补救"，删除机制性归因与"排除替代解释"表述；⑥人机一致性限定为"一名标注者、六项字段、协议一致性"，κ/ICC/匹配率分列不再统称 Kappa；⑦全部计数对账闭合（类型 2,617+未标注6、等级 2,622+未标注1、表2 补非空分母列）；⑧M1 数字全文统一为 0.847/0.800；⑨表引用勘误（4.5 节表 7→表 8）、表 6 脚注与数值矛盾修正；⑩数据治理声明扩充（逐源许可/撤回机制/创伤影像访问控制）；⑪局限性扩为 8 项分级；⑫新增 3.2 节"数据来源与语料构建"（含 4 个子节与表 1），端到端呈现采集、清洗、筛选与整合流程，原 3.2–3.5 节顺延为 3.3–3.6 节、表 1–9 顺延为表 2–10，并修正阶段 2 的两处表述（文本类型实为六类而非三类；895 条数字化记录经独立的文献切分路径入库，并非在该阶段被删除）及 5.3 节(6)枚举字段非空率上限（52.3%→83.9%）。图片为占位符，待作者手绘后替换。</w:t>
       </w:r>
     </w:p>
     <w:sectPr>

--- a/docs/paper_v2/eswa_paper_v2_zh.docx
+++ b/docs/paper_v2/eswa_paper_v2_zh.docx
@@ -71,7 +71,7 @@
         <w:t>个字段、</w:t>
       </w:r>
       <w:r>
-        <w:t xml:space="preserve">17,364 </w:t>
+        <w:t xml:space="preserve">16,323 </w:t>
       </w:r>
       <w:r>
         <w:rPr>
@@ -438,7 +438,7 @@
         <w:t>字段与</w:t>
       </w:r>
       <w:r>
-        <w:t xml:space="preserve"> 17,364 </w:t>
+        <w:t xml:space="preserve"> 16,323 </w:t>
       </w:r>
       <w:r>
         <w:rPr>
@@ -1671,7 +1671,7 @@
         <w:t>的更强声明。分层方案才是对生产提示实际行为的准确描述：直接抽取、同义归纳与领域先验推断对下游分析都有用，但混为一谈会把模型先验呈现为经验发现。全库</w:t>
       </w:r>
       <w:r>
-        <w:t xml:space="preserve"> 17,364 </w:t>
+        <w:t xml:space="preserve"> 16,323 </w:t>
       </w:r>
       <w:r>
         <w:rPr>
@@ -1680,7 +1680,7 @@
         <w:t>条标注中，</w:t>
       </w:r>
       <w:r>
-        <w:t xml:space="preserve">explicit 15,809 </w:t>
+        <w:t xml:space="preserve">explicit 14,784 </w:t>
       </w:r>
       <w:r>
         <w:rPr>
@@ -1689,13 +1689,13 @@
         <w:t>条（</w:t>
       </w:r>
       <w:r>
-        <w:t>91.0%</w:t>
+        <w:t>90.6%</w:t>
       </w:r>
       <w:r>
         <w:t>）、</w:t>
       </w:r>
       <w:r>
-        <w:t xml:space="preserve">inferred 1,131 </w:t>
+        <w:t xml:space="preserve">inferred 1,117 </w:t>
       </w:r>
       <w:r>
         <w:rPr>
@@ -1704,13 +1704,13 @@
         <w:t>条（</w:t>
       </w:r>
       <w:r>
-        <w:t>6.5%</w:t>
+        <w:t>6.8%</w:t>
       </w:r>
       <w:r>
         <w:t>）、</w:t>
       </w:r>
       <w:r>
-        <w:t xml:space="preserve">prior 424 </w:t>
+        <w:t xml:space="preserve">prior 422 </w:t>
       </w:r>
       <w:r>
         <w:rPr>
@@ -1719,7 +1719,7 @@
         <w:t>条（</w:t>
       </w:r>
       <w:r>
-        <w:t>2.4%</w:t>
+        <w:t>2.6%</w:t>
       </w:r>
       <w:r>
         <w:t>）；本文报告总量，并在相关处给出分层细目。</w:t>
@@ -4964,7 +4964,7 @@
           </w:tcPr>
           <w:p>
             <w:r>
-              <w:t>17,364 条（explicit 15,809 / inferred 1,131 / prior 424）</w:t>
+              <w:t>16,323 条（explicit 14,784 / inferred 1,117 / prior 422）</w:t>
             </w:r>
           </w:p>
         </w:tc>
@@ -5255,7 +5255,7 @@
         <w:t>字段与</w:t>
       </w:r>
       <w:r>
-        <w:t xml:space="preserve"> 17,364 </w:t>
+        <w:t xml:space="preserve"> 16,323 </w:t>
       </w:r>
       <w:r>
         <w:rPr>
@@ -10918,7 +10918,7 @@
         <w:t>字段与</w:t>
       </w:r>
       <w:r>
-        <w:t xml:space="preserve"> 17,364 </w:t>
+        <w:t xml:space="preserve"> 16,323 </w:t>
       </w:r>
       <w:r>
         <w:rPr>

--- a/docs/paper_v2/eswa_paper_v2_zh.docx
+++ b/docs/paper_v2/eswa_paper_v2_zh.docx
@@ -3819,24 +3819,414 @@
       </w:r>
     </w:p>
     <w:p>
+      <w:pPr>
+        <w:jc w:val="center"/>
+      </w:pPr>
+      <w:r>
+        <w:drawing>
+          <wp:inline xmlns:a="http://schemas.openxmlformats.org/drawingml/2006/main" xmlns:pic="http://schemas.openxmlformats.org/drawingml/2006/picture">
+            <wp:extent cx="5476326" cy="6766560"/>
+            <wp:docPr id="1" name="Picture 1"/>
+            <wp:cNvGraphicFramePr>
+              <a:graphicFrameLocks noChangeAspect="1"/>
+            </wp:cNvGraphicFramePr>
+            <a:graphic>
+              <a:graphicData uri="http://schemas.openxmlformats.org/drawingml/2006/picture">
+                <pic:pic>
+                  <pic:nvPicPr>
+                    <pic:cNvPr id="0" name="fig1_architecture.png"/>
+                    <pic:cNvPicPr/>
+                  </pic:nvPicPr>
+                  <pic:blipFill>
+                    <a:blip r:embed="rId9"/>
+                    <a:stretch>
+                      <a:fillRect/>
+                    </a:stretch>
+                  </pic:blipFill>
+                  <pic:spPr>
+                    <a:xfrm>
+                      <a:off x="0" y="0"/>
+                      <a:ext cx="5476326" cy="6766560"/>
+                    </a:xfrm>
+                    <a:prstGeom prst="rect"/>
+                  </pic:spPr>
+                </pic:pic>
+              </a:graphicData>
+            </a:graphic>
+          </wp:inline>
+        </w:drawing>
+      </w:r>
+    </w:p>
+    <w:p>
       <w:r>
         <w:rPr>
           <w:rFonts w:ascii="宋体" w:hAnsi="宋体" w:eastAsia="宋体"/>
           <w:b/>
         </w:rPr>
         <w:t>图 1. CAIEMS 系统架构</w:t>
+      </w:r>
+    </w:p>
+    <w:p>
+      <w:r>
+        <w:rPr>
+          <w:rFonts w:ascii="宋体" w:hAnsi="宋体" w:eastAsia="宋体"/>
+          <w:b/>
+        </w:rPr>
+        <w:t>阶段 1：多源采集。</w:t>
+      </w:r>
+      <w:r>
+        <w:t xml:space="preserve"> </w:t>
+      </w:r>
+      <w:r>
+        <w:rPr>
+          <w:rFonts w:ascii="宋体" w:hAnsi="宋体" w:eastAsia="宋体"/>
+        </w:rPr>
+        <w:t>事故报告采集自公共安全信息门户（</w:t>
+      </w:r>
+      <w:r>
+        <w:t>safehoo.com</w:t>
+      </w:r>
+      <w:r>
+        <w:t>、</w:t>
+      </w:r>
+      <w:r>
+        <w:t>esafety.cn</w:t>
+      </w:r>
+      <w:r>
+        <w:t>）、省级与国家级应急管理部门网站及公开事故汇编，遵循</w:t>
+      </w:r>
+      <w:r>
+        <w:t xml:space="preserve"> 3.2 </w:t>
+      </w:r>
+      <w:r>
+        <w:rPr>
+          <w:rFonts w:ascii="宋体" w:hAnsi="宋体" w:eastAsia="宋体"/>
+        </w:rPr>
+        <w:t>节所述的双轨方案与采集、清洗、筛选流程。阶段</w:t>
+      </w:r>
+      <w:r>
+        <w:t xml:space="preserve"> 1 </w:t>
+      </w:r>
+      <w:r>
+        <w:rPr>
+          <w:rFonts w:ascii="宋体" w:hAnsi="宋体" w:eastAsia="宋体"/>
+        </w:rPr>
+        <w:t>产出表</w:t>
+      </w:r>
+      <w:r>
+        <w:t xml:space="preserve"> 1 </w:t>
+      </w:r>
+      <w:r>
+        <w:rPr>
+          <w:rFonts w:ascii="宋体" w:hAnsi="宋体" w:eastAsia="宋体"/>
+        </w:rPr>
+        <w:t>所报告构成的、已去重的工作语料</w:t>
+      </w:r>
+      <w:r>
+        <w:t xml:space="preserve"> 2,623 </w:t>
+      </w:r>
+      <w:r>
+        <w:rPr>
+          <w:rFonts w:ascii="宋体" w:hAnsi="宋体" w:eastAsia="宋体"/>
+        </w:rPr>
+        <w:t>条。中国承包商海外工地事故（</w:t>
+      </w:r>
+      <w:r>
+        <w:t xml:space="preserve">22 </w:t>
+      </w:r>
+      <w:r>
+        <w:rPr>
+          <w:rFonts w:ascii="宋体" w:hAnsi="宋体" w:eastAsia="宋体"/>
+        </w:rPr>
+        <w:t>条境外记录）保留于库但排除在省级统计之外。</w:t>
+      </w:r>
+    </w:p>
+    <w:p>
+      <w:r>
+        <w:rPr>
+          <w:rFonts w:ascii="宋体" w:hAnsi="宋体" w:eastAsia="宋体"/>
+          <w:b/>
+        </w:rPr>
+        <w:t>阶段 2：LLM 文本分类。</w:t>
+      </w:r>
+      <w:r>
+        <w:t xml:space="preserve"> </w:t>
+      </w:r>
+      <w:r>
+        <w:rPr>
+          <w:rFonts w:ascii="宋体" w:hAnsi="宋体" w:eastAsia="宋体"/>
+        </w:rPr>
+        <w:t>候选页面异质性显著，且提及事故的页面未必是某起事故的报告。轻量</w:t>
+      </w:r>
+      <w:r>
+        <w:t xml:space="preserve"> LLM </w:t>
+      </w:r>
+      <w:r>
+        <w:rPr>
+          <w:rFonts w:ascii="宋体" w:hAnsi="宋体" w:eastAsia="宋体"/>
+        </w:rPr>
+        <w:t>分类器以五个标注示例的少样本提示为每条记录分配六种文本类型之一</w:t>
+      </w:r>
+      <w:r>
+        <w:t>——</w:t>
+      </w:r>
+      <w:r>
+        <w:rPr>
+          <w:i/>
+        </w:rPr>
+        <w:t>单事故报告</w:t>
+      </w:r>
+      <w:r>
+        <w:t>、</w:t>
+      </w:r>
+      <w:r>
+        <w:rPr>
+          <w:i/>
+        </w:rPr>
+        <w:t>多事故汇编</w:t>
+      </w:r>
+      <w:r>
+        <w:t>、</w:t>
+      </w:r>
+      <w:r>
+        <w:rPr>
+          <w:i/>
+        </w:rPr>
+        <w:t>监管文件</w:t>
+      </w:r>
+      <w:r>
+        <w:t>、</w:t>
+      </w:r>
+      <w:r>
+        <w:rPr>
+          <w:i/>
+        </w:rPr>
+        <w:t>汇总统计</w:t>
+      </w:r>
+      <w:r>
+        <w:t>、</w:t>
+      </w:r>
+      <w:r>
+        <w:rPr>
+          <w:i/>
+        </w:rPr>
+        <w:t>培训材料</w:t>
+      </w:r>
+      <w:r>
+        <w:rPr>
+          <w:rFonts w:ascii="宋体" w:hAnsi="宋体" w:eastAsia="宋体"/>
+        </w:rPr>
+        <w:t>或</w:t>
+      </w:r>
+      <w:r>
+        <w:rPr>
+          <w:i/>
+        </w:rPr>
+        <w:t>其他</w:t>
+      </w:r>
+      <w:r>
+        <w:t>。六种类型归为三种处置：单事故报告直接推进；多事故汇编拆分为其构成案例；其余四类移出语料。该阶段剔除的是</w:t>
+      </w:r>
+      <w:r>
+        <w:t xml:space="preserve"> 3.2.4 </w:t>
+      </w:r>
+      <w:r>
+        <w:rPr>
+          <w:rFonts w:ascii="宋体" w:hAnsi="宋体" w:eastAsia="宋体"/>
+        </w:rPr>
+        <w:t>节规则闸门放行的监管通知、汇总统计、培训材料以及广告与导航文本。</w:t>
+      </w:r>
+      <w:r>
+        <w:t xml:space="preserve">3.2 </w:t>
+      </w:r>
+      <w:r>
+        <w:rPr>
+          <w:rFonts w:ascii="宋体" w:hAnsi="宋体" w:eastAsia="宋体"/>
+        </w:rPr>
+        <w:t>节所述的</w:t>
+      </w:r>
+      <w:r>
+        <w:t xml:space="preserve"> 895 </w:t>
+      </w:r>
+      <w:r>
+        <w:rPr>
+          <w:rFonts w:ascii="宋体" w:hAnsi="宋体" w:eastAsia="宋体"/>
+        </w:rPr>
+        <w:t>条数字化记录不经过本阶段；其向独立案例的切分由该节所述的文献级切分路径完成，在记录进入语料之前即实现了同样的区分。需说明的是分类器并不完美：一致性研究的</w:t>
+      </w:r>
+      <w:r>
+        <w:t xml:space="preserve"> 300 </w:t>
+      </w:r>
+      <w:r>
+        <w:rPr>
+          <w:rFonts w:ascii="宋体" w:hAnsi="宋体" w:eastAsia="宋体"/>
+        </w:rPr>
+        <w:t>条抽样中仍有</w:t>
+      </w:r>
+      <w:r>
+        <w:t xml:space="preserve"> 11 </w:t>
+      </w:r>
+      <w:r>
+        <w:rPr>
+          <w:rFonts w:ascii="宋体" w:hAnsi="宋体" w:eastAsia="宋体"/>
+        </w:rPr>
+        <w:t>条在标注时因含多起事故被排除，说明文本分类存在残留错误，当前管道尚未对其完全审计；多事故拆分规则仍部分依赖启发式。</w:t>
+      </w:r>
+    </w:p>
+    <w:p>
+      <w:r>
+        <w:rPr>
+          <w:rFonts w:ascii="宋体" w:hAnsi="宋体" w:eastAsia="宋体"/>
+          <w:b/>
+        </w:rPr>
+        <w:t>阶段 3：基础字段抽取（Step 1）。</w:t>
+      </w:r>
+      <w:r>
+        <w:t xml:space="preserve"> </w:t>
+      </w:r>
+      <w:r>
+        <w:rPr>
+          <w:rFonts w:ascii="宋体" w:hAnsi="宋体" w:eastAsia="宋体"/>
+        </w:rPr>
+        <w:t>对每条通过分类的记录，</w:t>
+      </w:r>
+      <w:r>
+        <w:t xml:space="preserve">LLM </w:t>
+      </w:r>
+      <w:r>
+        <w:rPr>
+          <w:rFonts w:ascii="宋体" w:hAnsi="宋体" w:eastAsia="宋体"/>
+        </w:rPr>
+        <w:t>在严格</w:t>
+      </w:r>
+      <w:r>
+        <w:t xml:space="preserve"> JSON </w:t>
+      </w:r>
+      <w:r>
+        <w:rPr>
+          <w:rFonts w:ascii="宋体" w:hAnsi="宋体" w:eastAsia="宋体"/>
+        </w:rPr>
+        <w:t>工具模式下抽取</w:t>
+      </w:r>
+      <w:r>
+        <w:t xml:space="preserve"> 33 </w:t>
+      </w:r>
+      <w:r>
+        <w:rPr>
+          <w:rFonts w:ascii="宋体" w:hAnsi="宋体" w:eastAsia="宋体"/>
+        </w:rPr>
+        <w:t>字段基础信息向量。评测运行中</w:t>
+      </w:r>
+      <w:r>
+        <w:t xml:space="preserve"> 100% </w:t>
+      </w:r>
+      <w:r>
+        <w:rPr>
+          <w:rFonts w:ascii="宋体" w:hAnsi="宋体" w:eastAsia="宋体"/>
+        </w:rPr>
+        <w:t>记录获得符合</w:t>
+      </w:r>
+      <w:r>
+        <w:t xml:space="preserve"> schema </w:t>
+      </w:r>
+      <w:r>
+        <w:rPr>
+          <w:rFonts w:ascii="宋体" w:hAnsi="宋体" w:eastAsia="宋体"/>
+        </w:rPr>
+        <w:t>的输出。抽取器同时产出规范化标题摘要用于搜索增强。</w:t>
+      </w:r>
+    </w:p>
+    <w:p>
+      <w:r>
+        <w:rPr>
+          <w:rFonts w:ascii="宋体" w:hAnsi="宋体" w:eastAsia="宋体"/>
+          <w:b/>
+        </w:rPr>
+        <w:t>阶段 4：CAICS 致因编码（Step 2）。</w:t>
+      </w:r>
+      <w:r>
+        <w:t xml:space="preserve"> </w:t>
+      </w:r>
+      <w:r>
+        <w:rPr>
+          <w:rFonts w:ascii="宋体" w:hAnsi="宋体" w:eastAsia="宋体"/>
+        </w:rPr>
+        <w:t>编码器应用两步判断流程</w:t>
+      </w:r>
+      <w:r>
+        <w:t>——</w:t>
+      </w:r>
+      <w:r>
+        <w:rPr>
+          <w:rFonts w:ascii="宋体" w:hAnsi="宋体" w:eastAsia="宋体"/>
+        </w:rPr>
+        <w:t>显性匹配后授权推断</w:t>
+      </w:r>
+      <w:r>
+        <w:t>——</w:t>
+      </w:r>
+      <w:r>
+        <w:rPr>
+          <w:rFonts w:ascii="宋体" w:hAnsi="宋体" w:eastAsia="宋体"/>
+        </w:rPr>
+        <w:t>并为每个编码记录证据层级、支撑文本与推理链（</w:t>
+      </w:r>
+      <w:r>
+        <w:t xml:space="preserve">3.1 </w:t>
+      </w:r>
+      <w:r>
+        <w:rPr>
+          <w:rFonts w:ascii="宋体" w:hAnsi="宋体" w:eastAsia="宋体"/>
+        </w:rPr>
+        <w:t>节）。图</w:t>
+      </w:r>
+      <w:r>
+        <w:t xml:space="preserve"> 2 </w:t>
+      </w:r>
+      <w:r>
+        <w:rPr>
+          <w:rFonts w:ascii="宋体" w:hAnsi="宋体" w:eastAsia="宋体"/>
+        </w:rPr>
+        <w:t>以一条真实记录的示例展示五层结构。</w:t>
       </w:r>
     </w:p>
     <w:p>
       <w:pPr>
-        <w:ind w:left="432"/>
+        <w:jc w:val="center"/>
       </w:pPr>
       <w:r>
-        <w:rPr>
-          <w:i/>
-          <w:color w:val="7F8C8D"/>
-        </w:rPr>
-        <w:t>▢ [图1占位：待手绘 — 系统架构图]</w:t>
+        <w:drawing>
+          <wp:inline xmlns:a="http://schemas.openxmlformats.org/drawingml/2006/main" xmlns:pic="http://schemas.openxmlformats.org/drawingml/2006/picture">
+            <wp:extent cx="5486400" cy="3320771"/>
+            <wp:docPr id="2" name="Picture 2"/>
+            <wp:cNvGraphicFramePr>
+              <a:graphicFrameLocks noChangeAspect="1"/>
+            </wp:cNvGraphicFramePr>
+            <a:graphic>
+              <a:graphicData uri="http://schemas.openxmlformats.org/drawingml/2006/picture">
+                <pic:pic>
+                  <pic:nvPicPr>
+                    <pic:cNvPr id="0" name="fig2_caics_tree.png"/>
+                    <pic:cNvPicPr/>
+                  </pic:nvPicPr>
+                  <pic:blipFill>
+                    <a:blip r:embed="rId10"/>
+                    <a:stretch>
+                      <a:fillRect/>
+                    </a:stretch>
+                  </pic:blipFill>
+                  <pic:spPr>
+                    <a:xfrm>
+                      <a:off x="0" y="0"/>
+                      <a:ext cx="5486400" cy="3320771"/>
+                    </a:xfrm>
+                    <a:prstGeom prst="rect"/>
+                  </pic:spPr>
+                </pic:pic>
+              </a:graphicData>
+            </a:graphic>
+          </wp:inline>
+        </w:drawing>
       </w:r>
     </w:p>
     <w:p>
@@ -3845,343 +4235,7 @@
           <w:rFonts w:ascii="宋体" w:hAnsi="宋体" w:eastAsia="宋体"/>
           <w:b/>
         </w:rPr>
-        <w:t>阶段 1：多源采集。</w:t>
-      </w:r>
-      <w:r>
-        <w:t xml:space="preserve"> </w:t>
-      </w:r>
-      <w:r>
-        <w:rPr>
-          <w:rFonts w:ascii="宋体" w:hAnsi="宋体" w:eastAsia="宋体"/>
-        </w:rPr>
-        <w:t>事故报告采集自公共安全信息门户（</w:t>
-      </w:r>
-      <w:r>
-        <w:t>safehoo.com</w:t>
-      </w:r>
-      <w:r>
-        <w:t>、</w:t>
-      </w:r>
-      <w:r>
-        <w:t>esafety.cn</w:t>
-      </w:r>
-      <w:r>
-        <w:t>）、省级与国家级应急管理部门网站及公开事故汇编，遵循</w:t>
-      </w:r>
-      <w:r>
-        <w:t xml:space="preserve"> 3.2 </w:t>
-      </w:r>
-      <w:r>
-        <w:rPr>
-          <w:rFonts w:ascii="宋体" w:hAnsi="宋体" w:eastAsia="宋体"/>
-        </w:rPr>
-        <w:t>节所述的双轨方案与采集、清洗、筛选流程。阶段</w:t>
-      </w:r>
-      <w:r>
-        <w:t xml:space="preserve"> 1 </w:t>
-      </w:r>
-      <w:r>
-        <w:rPr>
-          <w:rFonts w:ascii="宋体" w:hAnsi="宋体" w:eastAsia="宋体"/>
-        </w:rPr>
-        <w:t>产出表</w:t>
-      </w:r>
-      <w:r>
-        <w:t xml:space="preserve"> 1 </w:t>
-      </w:r>
-      <w:r>
-        <w:rPr>
-          <w:rFonts w:ascii="宋体" w:hAnsi="宋体" w:eastAsia="宋体"/>
-        </w:rPr>
-        <w:t>所报告构成的、已去重的工作语料</w:t>
-      </w:r>
-      <w:r>
-        <w:t xml:space="preserve"> 2,623 </w:t>
-      </w:r>
-      <w:r>
-        <w:rPr>
-          <w:rFonts w:ascii="宋体" w:hAnsi="宋体" w:eastAsia="宋体"/>
-        </w:rPr>
-        <w:t>条。中国承包商海外工地事故（</w:t>
-      </w:r>
-      <w:r>
-        <w:t xml:space="preserve">22 </w:t>
-      </w:r>
-      <w:r>
-        <w:rPr>
-          <w:rFonts w:ascii="宋体" w:hAnsi="宋体" w:eastAsia="宋体"/>
-        </w:rPr>
-        <w:t>条境外记录）保留于库但排除在省级统计之外。</w:t>
-      </w:r>
-    </w:p>
-    <w:p>
-      <w:r>
-        <w:rPr>
-          <w:rFonts w:ascii="宋体" w:hAnsi="宋体" w:eastAsia="宋体"/>
-          <w:b/>
-        </w:rPr>
-        <w:t>阶段 2：LLM 文本分类。</w:t>
-      </w:r>
-      <w:r>
-        <w:t xml:space="preserve"> </w:t>
-      </w:r>
-      <w:r>
-        <w:rPr>
-          <w:rFonts w:ascii="宋体" w:hAnsi="宋体" w:eastAsia="宋体"/>
-        </w:rPr>
-        <w:t>候选页面异质性显著，且提及事故的页面未必是某起事故的报告。轻量</w:t>
-      </w:r>
-      <w:r>
-        <w:t xml:space="preserve"> LLM </w:t>
-      </w:r>
-      <w:r>
-        <w:rPr>
-          <w:rFonts w:ascii="宋体" w:hAnsi="宋体" w:eastAsia="宋体"/>
-        </w:rPr>
-        <w:t>分类器以五个标注示例的少样本提示为每条记录分配六种文本类型之一</w:t>
-      </w:r>
-      <w:r>
-        <w:t>——</w:t>
-      </w:r>
-      <w:r>
-        <w:rPr>
-          <w:i/>
-        </w:rPr>
-        <w:t>单事故报告</w:t>
-      </w:r>
-      <w:r>
-        <w:t>、</w:t>
-      </w:r>
-      <w:r>
-        <w:rPr>
-          <w:i/>
-        </w:rPr>
-        <w:t>多事故汇编</w:t>
-      </w:r>
-      <w:r>
-        <w:t>、</w:t>
-      </w:r>
-      <w:r>
-        <w:rPr>
-          <w:i/>
-        </w:rPr>
-        <w:t>监管文件</w:t>
-      </w:r>
-      <w:r>
-        <w:t>、</w:t>
-      </w:r>
-      <w:r>
-        <w:rPr>
-          <w:i/>
-        </w:rPr>
-        <w:t>汇总统计</w:t>
-      </w:r>
-      <w:r>
-        <w:t>、</w:t>
-      </w:r>
-      <w:r>
-        <w:rPr>
-          <w:i/>
-        </w:rPr>
-        <w:t>培训材料</w:t>
-      </w:r>
-      <w:r>
-        <w:rPr>
-          <w:rFonts w:ascii="宋体" w:hAnsi="宋体" w:eastAsia="宋体"/>
-        </w:rPr>
-        <w:t>或</w:t>
-      </w:r>
-      <w:r>
-        <w:rPr>
-          <w:i/>
-        </w:rPr>
-        <w:t>其他</w:t>
-      </w:r>
-      <w:r>
-        <w:t>。六种类型归为三种处置：单事故报告直接推进；多事故汇编拆分为其构成案例；其余四类移出语料。该阶段剔除的是</w:t>
-      </w:r>
-      <w:r>
-        <w:t xml:space="preserve"> 3.2.4 </w:t>
-      </w:r>
-      <w:r>
-        <w:rPr>
-          <w:rFonts w:ascii="宋体" w:hAnsi="宋体" w:eastAsia="宋体"/>
-        </w:rPr>
-        <w:t>节规则闸门放行的监管通知、汇总统计、培训材料以及广告与导航文本。</w:t>
-      </w:r>
-      <w:r>
-        <w:t xml:space="preserve">3.2 </w:t>
-      </w:r>
-      <w:r>
-        <w:rPr>
-          <w:rFonts w:ascii="宋体" w:hAnsi="宋体" w:eastAsia="宋体"/>
-        </w:rPr>
-        <w:t>节所述的</w:t>
-      </w:r>
-      <w:r>
-        <w:t xml:space="preserve"> 895 </w:t>
-      </w:r>
-      <w:r>
-        <w:rPr>
-          <w:rFonts w:ascii="宋体" w:hAnsi="宋体" w:eastAsia="宋体"/>
-        </w:rPr>
-        <w:t>条数字化记录不经过本阶段；其向独立案例的切分由该节所述的文献级切分路径完成，在记录进入语料之前即实现了同样的区分。需说明的是分类器并不完美：一致性研究的</w:t>
-      </w:r>
-      <w:r>
-        <w:t xml:space="preserve"> 300 </w:t>
-      </w:r>
-      <w:r>
-        <w:rPr>
-          <w:rFonts w:ascii="宋体" w:hAnsi="宋体" w:eastAsia="宋体"/>
-        </w:rPr>
-        <w:t>条抽样中仍有</w:t>
-      </w:r>
-      <w:r>
-        <w:t xml:space="preserve"> 11 </w:t>
-      </w:r>
-      <w:r>
-        <w:rPr>
-          <w:rFonts w:ascii="宋体" w:hAnsi="宋体" w:eastAsia="宋体"/>
-        </w:rPr>
-        <w:t>条在标注时因含多起事故被排除，说明文本分类存在残留错误，当前管道尚未对其完全审计；多事故拆分规则仍部分依赖启发式。</w:t>
-      </w:r>
-    </w:p>
-    <w:p>
-      <w:r>
-        <w:rPr>
-          <w:rFonts w:ascii="宋体" w:hAnsi="宋体" w:eastAsia="宋体"/>
-          <w:b/>
-        </w:rPr>
-        <w:t>阶段 3：基础字段抽取（Step 1）。</w:t>
-      </w:r>
-      <w:r>
-        <w:t xml:space="preserve"> </w:t>
-      </w:r>
-      <w:r>
-        <w:rPr>
-          <w:rFonts w:ascii="宋体" w:hAnsi="宋体" w:eastAsia="宋体"/>
-        </w:rPr>
-        <w:t>对每条通过分类的记录，</w:t>
-      </w:r>
-      <w:r>
-        <w:t xml:space="preserve">LLM </w:t>
-      </w:r>
-      <w:r>
-        <w:rPr>
-          <w:rFonts w:ascii="宋体" w:hAnsi="宋体" w:eastAsia="宋体"/>
-        </w:rPr>
-        <w:t>在严格</w:t>
-      </w:r>
-      <w:r>
-        <w:t xml:space="preserve"> JSON </w:t>
-      </w:r>
-      <w:r>
-        <w:rPr>
-          <w:rFonts w:ascii="宋体" w:hAnsi="宋体" w:eastAsia="宋体"/>
-        </w:rPr>
-        <w:t>工具模式下抽取</w:t>
-      </w:r>
-      <w:r>
-        <w:t xml:space="preserve"> 33 </w:t>
-      </w:r>
-      <w:r>
-        <w:rPr>
-          <w:rFonts w:ascii="宋体" w:hAnsi="宋体" w:eastAsia="宋体"/>
-        </w:rPr>
-        <w:t>字段基础信息向量。评测运行中</w:t>
-      </w:r>
-      <w:r>
-        <w:t xml:space="preserve"> 100% </w:t>
-      </w:r>
-      <w:r>
-        <w:rPr>
-          <w:rFonts w:ascii="宋体" w:hAnsi="宋体" w:eastAsia="宋体"/>
-        </w:rPr>
-        <w:t>记录获得符合</w:t>
-      </w:r>
-      <w:r>
-        <w:t xml:space="preserve"> schema </w:t>
-      </w:r>
-      <w:r>
-        <w:rPr>
-          <w:rFonts w:ascii="宋体" w:hAnsi="宋体" w:eastAsia="宋体"/>
-        </w:rPr>
-        <w:t>的输出。抽取器同时产出规范化标题摘要用于搜索增强。</w:t>
-      </w:r>
-    </w:p>
-    <w:p>
-      <w:r>
-        <w:rPr>
-          <w:rFonts w:ascii="宋体" w:hAnsi="宋体" w:eastAsia="宋体"/>
-          <w:b/>
-        </w:rPr>
-        <w:t>阶段 4：CAICS 致因编码（Step 2）。</w:t>
-      </w:r>
-      <w:r>
-        <w:t xml:space="preserve"> </w:t>
-      </w:r>
-      <w:r>
-        <w:rPr>
-          <w:rFonts w:ascii="宋体" w:hAnsi="宋体" w:eastAsia="宋体"/>
-        </w:rPr>
-        <w:t>编码器应用两步判断流程</w:t>
-      </w:r>
-      <w:r>
-        <w:t>——</w:t>
-      </w:r>
-      <w:r>
-        <w:rPr>
-          <w:rFonts w:ascii="宋体" w:hAnsi="宋体" w:eastAsia="宋体"/>
-        </w:rPr>
-        <w:t>显性匹配后授权推断</w:t>
-      </w:r>
-      <w:r>
-        <w:t>——</w:t>
-      </w:r>
-      <w:r>
-        <w:rPr>
-          <w:rFonts w:ascii="宋体" w:hAnsi="宋体" w:eastAsia="宋体"/>
-        </w:rPr>
-        <w:t>并为每个编码记录证据层级、支撑文本与推理链（</w:t>
-      </w:r>
-      <w:r>
-        <w:t xml:space="preserve">3.1 </w:t>
-      </w:r>
-      <w:r>
-        <w:rPr>
-          <w:rFonts w:ascii="宋体" w:hAnsi="宋体" w:eastAsia="宋体"/>
-        </w:rPr>
-        <w:t>节）。图</w:t>
-      </w:r>
-      <w:r>
-        <w:t xml:space="preserve"> 2 </w:t>
-      </w:r>
-      <w:r>
-        <w:rPr>
-          <w:rFonts w:ascii="宋体" w:hAnsi="宋体" w:eastAsia="宋体"/>
-        </w:rPr>
-        <w:t>以一条真实记录的示例展示五层结构。</w:t>
-      </w:r>
-    </w:p>
-    <w:p>
-      <w:r>
-        <w:rPr>
-          <w:rFonts w:ascii="宋体" w:hAnsi="宋体" w:eastAsia="宋体"/>
-          <w:b/>
-        </w:rPr>
         <w:t>图 2. CAICS 五层结构与示例证据链</w:t>
-      </w:r>
-    </w:p>
-    <w:p>
-      <w:pPr>
-        <w:ind w:left="432"/>
-      </w:pPr>
-      <w:r>
-        <w:rPr>
-          <w:i/>
-          <w:color w:val="7F8C8D"/>
-        </w:rPr>
-        <w:t>▢ [图2占位：待手绘 — CAICS 五层结构与示例证据链]</w:t>
       </w:r>
     </w:p>
     <w:p>
@@ -5090,24 +5144,51 @@
       </w:r>
     </w:p>
     <w:p>
-      <w:r>
-        <w:rPr>
-          <w:rFonts w:ascii="宋体" w:hAnsi="宋体" w:eastAsia="宋体"/>
-          <w:b/>
-        </w:rPr>
-        <w:t>图 3. 十九个 CAICS 类别的致因标注分布</w:t>
+      <w:pPr>
+        <w:jc w:val="center"/>
+      </w:pPr>
+      <w:r>
+        <w:drawing>
+          <wp:inline xmlns:a="http://schemas.openxmlformats.org/drawingml/2006/main" xmlns:pic="http://schemas.openxmlformats.org/drawingml/2006/picture">
+            <wp:extent cx="5486400" cy="3720090"/>
+            <wp:docPr id="3" name="Picture 3"/>
+            <wp:cNvGraphicFramePr>
+              <a:graphicFrameLocks noChangeAspect="1"/>
+            </wp:cNvGraphicFramePr>
+            <a:graphic>
+              <a:graphicData uri="http://schemas.openxmlformats.org/drawingml/2006/picture">
+                <pic:pic>
+                  <pic:nvPicPr>
+                    <pic:cNvPr id="0" name="fig3_code_dist.png"/>
+                    <pic:cNvPicPr/>
+                  </pic:nvPicPr>
+                  <pic:blipFill>
+                    <a:blip r:embed="rId11"/>
+                    <a:stretch>
+                      <a:fillRect/>
+                    </a:stretch>
+                  </pic:blipFill>
+                  <pic:spPr>
+                    <a:xfrm>
+                      <a:off x="0" y="0"/>
+                      <a:ext cx="5486400" cy="3720090"/>
+                    </a:xfrm>
+                    <a:prstGeom prst="rect"/>
+                  </pic:spPr>
+                </pic:pic>
+              </a:graphicData>
+            </a:graphic>
+          </wp:inline>
+        </w:drawing>
       </w:r>
     </w:p>
     <w:p>
-      <w:pPr>
-        <w:ind w:left="432"/>
-      </w:pPr>
-      <w:r>
-        <w:rPr>
-          <w:i/>
-          <w:color w:val="7F8C8D"/>
-        </w:rPr>
-        <w:t>▢ [图3占位：待手绘 — CAICS 编码分布条形图]</w:t>
+      <w:r>
+        <w:rPr>
+          <w:rFonts w:ascii="宋体" w:hAnsi="宋体" w:eastAsia="宋体"/>
+          <w:b/>
+        </w:rPr>
+        <w:t>图 3. 十九个 CAICS 类别的致因标注分布</w:t>
       </w:r>
     </w:p>
     <w:p>
@@ -5607,24 +5688,51 @@
       </w:r>
     </w:p>
     <w:p>
-      <w:r>
-        <w:rPr>
-          <w:rFonts w:ascii="宋体" w:hAnsi="宋体" w:eastAsia="宋体"/>
-          <w:b/>
-        </w:rPr>
-        <w:t>图 4. 数据集层级与三个评测样本</w:t>
+      <w:pPr>
+        <w:jc w:val="center"/>
+      </w:pPr>
+      <w:r>
+        <w:drawing>
+          <wp:inline xmlns:a="http://schemas.openxmlformats.org/drawingml/2006/main" xmlns:pic="http://schemas.openxmlformats.org/drawingml/2006/picture">
+            <wp:extent cx="5486400" cy="3344178"/>
+            <wp:docPr id="4" name="Picture 4"/>
+            <wp:cNvGraphicFramePr>
+              <a:graphicFrameLocks noChangeAspect="1"/>
+            </wp:cNvGraphicFramePr>
+            <a:graphic>
+              <a:graphicData uri="http://schemas.openxmlformats.org/drawingml/2006/picture">
+                <pic:pic>
+                  <pic:nvPicPr>
+                    <pic:cNvPr id="0" name="fig4_sampling.png"/>
+                    <pic:cNvPicPr/>
+                  </pic:nvPicPr>
+                  <pic:blipFill>
+                    <a:blip r:embed="rId12"/>
+                    <a:stretch>
+                      <a:fillRect/>
+                    </a:stretch>
+                  </pic:blipFill>
+                  <pic:spPr>
+                    <a:xfrm>
+                      <a:off x="0" y="0"/>
+                      <a:ext cx="5486400" cy="3344178"/>
+                    </a:xfrm>
+                    <a:prstGeom prst="rect"/>
+                  </pic:spPr>
+                </pic:pic>
+              </a:graphicData>
+            </a:graphic>
+          </wp:inline>
+        </w:drawing>
       </w:r>
     </w:p>
     <w:p>
-      <w:pPr>
-        <w:ind w:left="432"/>
-      </w:pPr>
-      <w:r>
-        <w:rPr>
-          <w:i/>
-          <w:color w:val="7F8C8D"/>
-        </w:rPr>
-        <w:t>▢ [图4占位：待手绘 — 样本关系流程图]</w:t>
+      <w:r>
+        <w:rPr>
+          <w:rFonts w:ascii="宋体" w:hAnsi="宋体" w:eastAsia="宋体"/>
+          <w:b/>
+        </w:rPr>
+        <w:t>图 4. 数据集层级与三个评测样本</w:t>
       </w:r>
     </w:p>
     <w:p>
@@ -8178,24 +8286,51 @@
       </w:r>
     </w:p>
     <w:p>
-      <w:r>
-        <w:rPr>
-          <w:rFonts w:ascii="宋体" w:hAnsi="宋体" w:eastAsia="宋体"/>
-          <w:b/>
-        </w:rPr>
-        <w:t>图 5. 词汇门控观察及其补救</w:t>
+      <w:pPr>
+        <w:jc w:val="center"/>
+      </w:pPr>
+      <w:r>
+        <w:drawing>
+          <wp:inline xmlns:a="http://schemas.openxmlformats.org/drawingml/2006/main" xmlns:pic="http://schemas.openxmlformats.org/drawingml/2006/picture">
+            <wp:extent cx="5486400" cy="2323231"/>
+            <wp:docPr id="5" name="Picture 5"/>
+            <wp:cNvGraphicFramePr>
+              <a:graphicFrameLocks noChangeAspect="1"/>
+            </wp:cNvGraphicFramePr>
+            <a:graphic>
+              <a:graphicData uri="http://schemas.openxmlformats.org/drawingml/2006/picture">
+                <pic:pic>
+                  <pic:nvPicPr>
+                    <pic:cNvPr id="0" name="fig5_gatekeeping.png"/>
+                    <pic:cNvPicPr/>
+                  </pic:nvPicPr>
+                  <pic:blipFill>
+                    <a:blip r:embed="rId13"/>
+                    <a:stretch>
+                      <a:fillRect/>
+                    </a:stretch>
+                  </pic:blipFill>
+                  <pic:spPr>
+                    <a:xfrm>
+                      <a:off x="0" y="0"/>
+                      <a:ext cx="5486400" cy="2323231"/>
+                    </a:xfrm>
+                    <a:prstGeom prst="rect"/>
+                  </pic:spPr>
+                </pic:pic>
+              </a:graphicData>
+            </a:graphic>
+          </wp:inline>
+        </w:drawing>
       </w:r>
     </w:p>
     <w:p>
-      <w:pPr>
-        <w:ind w:left="432"/>
-      </w:pPr>
-      <w:r>
-        <w:rPr>
-          <w:i/>
-          <w:color w:val="7F8C8D"/>
-        </w:rPr>
-        <w:t>▢ [图5占位：待手绘 — 门控效应观察与补救双面板图]</w:t>
+      <w:r>
+        <w:rPr>
+          <w:rFonts w:ascii="宋体" w:hAnsi="宋体" w:eastAsia="宋体"/>
+          <w:b/>
+        </w:rPr>
+        <w:t>图 5. 词汇门控观察及其补救</w:t>
       </w:r>
     </w:p>
     <w:p>
@@ -9806,24 +9941,51 @@
       </w:r>
     </w:p>
     <w:p>
-      <w:r>
-        <w:rPr>
-          <w:rFonts w:ascii="宋体" w:hAnsi="宋体" w:eastAsia="宋体"/>
-          <w:b/>
-        </w:rPr>
-        <w:t>图 6. LLM 与一名标注者在六项字段上的一致性</w:t>
+      <w:pPr>
+        <w:jc w:val="center"/>
+      </w:pPr>
+      <w:r>
+        <w:drawing>
+          <wp:inline xmlns:a="http://schemas.openxmlformats.org/drawingml/2006/main" xmlns:pic="http://schemas.openxmlformats.org/drawingml/2006/picture">
+            <wp:extent cx="5486400" cy="3708875"/>
+            <wp:docPr id="6" name="Picture 6"/>
+            <wp:cNvGraphicFramePr>
+              <a:graphicFrameLocks noChangeAspect="1"/>
+            </wp:cNvGraphicFramePr>
+            <a:graphic>
+              <a:graphicData uri="http://schemas.openxmlformats.org/drawingml/2006/picture">
+                <pic:pic>
+                  <pic:nvPicPr>
+                    <pic:cNvPr id="0" name="fig6_kappa.png"/>
+                    <pic:cNvPicPr/>
+                  </pic:nvPicPr>
+                  <pic:blipFill>
+                    <a:blip r:embed="rId14"/>
+                    <a:stretch>
+                      <a:fillRect/>
+                    </a:stretch>
+                  </pic:blipFill>
+                  <pic:spPr>
+                    <a:xfrm>
+                      <a:off x="0" y="0"/>
+                      <a:ext cx="5486400" cy="3708875"/>
+                    </a:xfrm>
+                    <a:prstGeom prst="rect"/>
+                  </pic:spPr>
+                </pic:pic>
+              </a:graphicData>
+            </a:graphic>
+          </wp:inline>
+        </w:drawing>
       </w:r>
     </w:p>
     <w:p>
-      <w:pPr>
-        <w:ind w:left="432"/>
-      </w:pPr>
-      <w:r>
-        <w:rPr>
-          <w:i/>
-          <w:color w:val="7F8C8D"/>
-        </w:rPr>
-        <w:t>▢ [图6占位：待手绘 — 一致性森林图]</w:t>
+      <w:r>
+        <w:rPr>
+          <w:rFonts w:ascii="宋体" w:hAnsi="宋体" w:eastAsia="宋体"/>
+          <w:b/>
+        </w:rPr>
+        <w:t>图 6. LLM 与一名标注者在六项字段上的一致性</w:t>
       </w:r>
     </w:p>
     <w:p>
@@ -11620,7 +11782,7 @@
         <w:rPr>
           <w:i/>
         </w:rPr>
-        <w:t>V2 修订说明（供作者与导师查阅，投稿时删除本段）：本版依据综合评阅意见完成以下文字级修订——①主线确定为"探索性数据工程系统与数据资源"，删除"首次/推翻/证明模型依赖/因果机制/专家级/替代人工/全部编码有证据"等结论；②致因标注重构为 explicit/inferred/prior 三层证据分级（对应数据库 evidence_quality 字段），全文统一分层统计口径；③银标准构建方式如实描述并标注独立性边界；④开发集与测试集重叠风险在 4.1 显式声明；⑤2×2 消融降级为"措辞敏感性观察+实用补救"，删除机制性归因与"排除替代解释"表述；⑥人机一致性限定为"一名标注者、六项字段、协议一致性"，κ/ICC/匹配率分列不再统称 Kappa；⑦全部计数对账闭合（类型 2,617+未标注6、等级 2,622+未标注1、表2 补非空分母列）；⑧M1 数字全文统一为 0.847/0.800；⑨表引用勘误（4.5 节表 7→表 8）、表 6 脚注与数值矛盾修正；⑩数据治理声明扩充（逐源许可/撤回机制/创伤影像访问控制）；⑪局限性扩为 8 项分级；⑫新增 3.2 节"数据来源与语料构建"（含 4 个子节与表 1），端到端呈现采集、清洗、筛选与整合流程，原 3.2–3.5 节顺延为 3.3–3.6 节、表 1–9 顺延为表 2–10，并修正阶段 2 的两处表述（文本类型实为六类而非三类；895 条数字化记录经独立的文献切分路径入库，并非在该阶段被删除）及 5.3 节(6)枚举字段非空率上限（52.3%→83.9%）。图片为占位符，待作者手绘后替换。</w:t>
+        <w:t>V2 修订说明（供作者与导师查阅，投稿时删除本段）：本版依据综合评阅意见完成以下文字级修订——①主线确定为"探索性数据工程系统与数据资源"，删除"首次/推翻/证明模型依赖/因果机制/专家级/替代人工/全部编码有证据"等结论；②致因标注重构为 explicit/inferred/prior 三层证据分级（对应数据库 evidence_quality 字段），全文统一分层统计口径；③银标准构建方式如实描述并标注独立性边界；④开发集与测试集重叠风险在 4.1 显式声明；⑤2×2 消融降级为"措辞敏感性观察+实用补救"，删除机制性归因与"排除替代解释"表述；⑥人机一致性限定为"一名标注者、六项字段、协议一致性"，κ/ICC/匹配率分列不再统称 Kappa；⑦全部计数对账闭合（类型 2,617+未标注6、等级 2,622+未标注1、表2 补非空分母列）；⑧M1 数字全文统一为 0.847/0.800；⑨表引用勘误（4.5 节表 7→表 8）、表 6 脚注与数值矛盾修正；⑩数据治理声明扩充（逐源许可/撤回机制/创伤影像访问控制）；⑪局限性扩为 8 项分级；⑫新增 3.2 节"数据来源与语料构建"（含 4 个子节与表 1），端到端呈现采集、清洗、筛选与整合流程，原 3.2–3.5 节顺延为 3.3–3.6 节、表 1–9 顺延为表 2–10，并修正阶段 2 的两处表述（文本类型实为六类而非三类；895 条数字化记录经独立的文献切分路径入库，并非在该阶段被删除）及 5.3 节(6)枚举字段非空率上限（52.3%→83.9%）。六张插图已由 `scripts/gen_paper_figures.py` 生成并插入（图 1–6），图中分布数字随主库现读；表 2 仍为占位，待补。</w:t>
       </w:r>
     </w:p>
     <w:sectPr>

--- a/docs/paper_v2/eswa_paper_v2_zh.docx
+++ b/docs/paper_v2/eswa_paper_v2_zh.docx
@@ -1807,12 +1807,19 @@
       </w:r>
     </w:p>
     <w:p>
-      <w:r>
-        <w:t xml:space="preserve">#### 3.2.1 </w:t>
-      </w:r>
-      <w:r>
-        <w:rPr>
-          <w:rFonts w:ascii="宋体" w:hAnsi="宋体" w:eastAsia="宋体"/>
+      <w:pPr>
+        <w:pStyle w:val="Heading3"/>
+      </w:pPr>
+      <w:r>
+        <w:rPr>
+          <w:color w:val="000000"/>
+        </w:rPr>
+        <w:t xml:space="preserve">3.2.1 </w:t>
+      </w:r>
+      <w:r>
+        <w:rPr>
+          <w:rFonts w:ascii="宋体" w:hAnsi="宋体" w:eastAsia="宋体"/>
+          <w:color w:val="000000"/>
         </w:rPr>
         <w:t>双轨语料</w:t>
       </w:r>
@@ -2605,12 +2612,19 @@
       </w:r>
     </w:p>
     <w:p>
-      <w:r>
-        <w:t xml:space="preserve">#### 3.2.2 </w:t>
-      </w:r>
-      <w:r>
-        <w:rPr>
-          <w:rFonts w:ascii="宋体" w:hAnsi="宋体" w:eastAsia="宋体"/>
+      <w:pPr>
+        <w:pStyle w:val="Heading3"/>
+      </w:pPr>
+      <w:r>
+        <w:rPr>
+          <w:color w:val="000000"/>
+        </w:rPr>
+        <w:t xml:space="preserve">3.2.2 </w:t>
+      </w:r>
+      <w:r>
+        <w:rPr>
+          <w:rFonts w:ascii="宋体" w:hAnsi="宋体" w:eastAsia="宋体"/>
+          <w:color w:val="000000"/>
         </w:rPr>
         <w:t>采集方案</w:t>
       </w:r>
@@ -2933,12 +2947,19 @@
       </w:r>
     </w:p>
     <w:p>
-      <w:r>
-        <w:t xml:space="preserve">#### 3.2.3 </w:t>
-      </w:r>
-      <w:r>
-        <w:rPr>
-          <w:rFonts w:ascii="宋体" w:hAnsi="宋体" w:eastAsia="宋体"/>
+      <w:pPr>
+        <w:pStyle w:val="Heading3"/>
+      </w:pPr>
+      <w:r>
+        <w:rPr>
+          <w:color w:val="000000"/>
+        </w:rPr>
+        <w:t xml:space="preserve">3.2.3 </w:t>
+      </w:r>
+      <w:r>
+        <w:rPr>
+          <w:rFonts w:ascii="宋体" w:hAnsi="宋体" w:eastAsia="宋体"/>
+          <w:color w:val="000000"/>
         </w:rPr>
         <w:t>清洗、规范化与规则预抽取</w:t>
       </w:r>
@@ -3188,12 +3209,19 @@
       </w:r>
     </w:p>
     <w:p>
-      <w:r>
-        <w:t xml:space="preserve">#### 3.2.4 </w:t>
-      </w:r>
-      <w:r>
-        <w:rPr>
-          <w:rFonts w:ascii="宋体" w:hAnsi="宋体" w:eastAsia="宋体"/>
+      <w:pPr>
+        <w:pStyle w:val="Heading3"/>
+      </w:pPr>
+      <w:r>
+        <w:rPr>
+          <w:color w:val="000000"/>
+        </w:rPr>
+        <w:t xml:space="preserve">3.2.4 </w:t>
+      </w:r>
+      <w:r>
+        <w:rPr>
+          <w:rFonts w:ascii="宋体" w:hAnsi="宋体" w:eastAsia="宋体"/>
+          <w:color w:val="000000"/>
         </w:rPr>
         <w:t>相关性筛选与去重</w:t>
       </w:r>
@@ -3599,45 +3627,1053 @@
         <w:t>表 2. CAICS 编码方案：操作定义</w:t>
       </w:r>
     </w:p>
+    <w:tbl>
+      <w:tblPr>
+        <w:tblStyle w:val="LightGrid-Accent1"/>
+        <w:tblW w:type="auto" w:w="0"/>
+        <w:tblLook w:firstColumn="1" w:firstRow="1" w:lastColumn="0" w:lastRow="0" w:noHBand="0" w:noVBand="1" w:val="04A0"/>
+      </w:tblPr>
+      <w:tblGrid>
+        <w:gridCol w:w="1728"/>
+        <w:gridCol w:w="1728"/>
+        <w:gridCol w:w="1728"/>
+        <w:gridCol w:w="1728"/>
+        <w:gridCol w:w="1728"/>
+      </w:tblGrid>
+      <w:tr>
+        <w:tc>
+          <w:tcPr>
+            <w:tcW w:type="dxa" w:w="1728"/>
+          </w:tcPr>
+          <w:p>
+            <w:r>
+              <w:rPr>
+                <w:b/>
+              </w:rPr>
+              <w:t>层</w:t>
+            </w:r>
+          </w:p>
+        </w:tc>
+        <w:tc>
+          <w:tcPr>
+            <w:tcW w:type="dxa" w:w="1728"/>
+          </w:tcPr>
+          <w:p>
+            <w:r>
+              <w:rPr>
+                <w:b/>
+              </w:rPr>
+              <w:t>码</w:t>
+            </w:r>
+          </w:p>
+        </w:tc>
+        <w:tc>
+          <w:tcPr>
+            <w:tcW w:type="dxa" w:w="1728"/>
+          </w:tcPr>
+          <w:p>
+            <w:r>
+              <w:rPr>
+                <w:b/>
+              </w:rPr>
+              <w:t>类别</w:t>
+            </w:r>
+          </w:p>
+        </w:tc>
+        <w:tc>
+          <w:tcPr>
+            <w:tcW w:type="dxa" w:w="1728"/>
+          </w:tcPr>
+          <w:p>
+            <w:r>
+              <w:rPr>
+                <w:b/>
+              </w:rPr>
+              <w:t>操作定义</w:t>
+            </w:r>
+          </w:p>
+        </w:tc>
+        <w:tc>
+          <w:tcPr>
+            <w:tcW w:type="dxa" w:w="1728"/>
+          </w:tcPr>
+          <w:p>
+            <w:r>
+              <w:rPr>
+                <w:b/>
+              </w:rPr>
+              <w:t>典型证据关键词</w:t>
+            </w:r>
+          </w:p>
+        </w:tc>
+      </w:tr>
+      <w:tr>
+        <w:tc>
+          <w:tcPr>
+            <w:tcW w:type="dxa" w:w="1728"/>
+          </w:tcPr>
+          <w:p>
+            <w:r>
+              <w:t>M 层 — 管理根基</w:t>
+            </w:r>
+          </w:p>
+        </w:tc>
+        <w:tc>
+          <w:tcPr>
+            <w:tcW w:type="dxa" w:w="1728"/>
+          </w:tcPr>
+          <w:p>
+            <w:r>
+              <w:t>M1</w:t>
+            </w:r>
+          </w:p>
+        </w:tc>
+        <w:tc>
+          <w:tcPr>
+            <w:tcW w:type="dxa" w:w="1728"/>
+          </w:tcPr>
+          <w:p>
+            <w:r>
+              <w:t>现场监管缺失</w:t>
+            </w:r>
+          </w:p>
+        </w:tc>
+        <w:tc>
+          <w:tcPr>
+            <w:tcW w:type="dxa" w:w="1728"/>
+          </w:tcPr>
+          <w:p>
+            <w:r>
+              <w:t>现场无具备资格的监督人员，或监督未能发现并制止不安全状态</w:t>
+            </w:r>
+          </w:p>
+        </w:tc>
+        <w:tc>
+          <w:tcPr>
+            <w:tcW w:type="dxa" w:w="1728"/>
+          </w:tcPr>
+          <w:p>
+            <w:r>
+              <w:t>无人监督；监理未到场；未予制止</w:t>
+            </w:r>
+          </w:p>
+        </w:tc>
+      </w:tr>
+      <w:tr>
+        <w:tc>
+          <w:tcPr>
+            <w:tcW w:type="dxa" w:w="1728"/>
+          </w:tcPr>
+          <w:p>
+            <w:r/>
+          </w:p>
+        </w:tc>
+        <w:tc>
+          <w:tcPr>
+            <w:tcW w:type="dxa" w:w="1728"/>
+          </w:tcPr>
+          <w:p>
+            <w:r>
+              <w:t>M2</w:t>
+            </w:r>
+          </w:p>
+        </w:tc>
+        <w:tc>
+          <w:tcPr>
+            <w:tcW w:type="dxa" w:w="1728"/>
+          </w:tcPr>
+          <w:p>
+            <w:r>
+              <w:t>隐患排查失效</w:t>
+            </w:r>
+          </w:p>
+        </w:tc>
+        <w:tc>
+          <w:tcPr>
+            <w:tcW w:type="dxa" w:w="1728"/>
+          </w:tcPr>
+          <w:p>
+            <w:r>
+              <w:t>隐患未排查、未整改，或长期存在</w:t>
+            </w:r>
+          </w:p>
+        </w:tc>
+        <w:tc>
+          <w:tcPr>
+            <w:tcW w:type="dxa" w:w="1728"/>
+          </w:tcPr>
+          <w:p>
+            <w:r>
+              <w:t>隐患未整改；检查走过场；反复上报未处置</w:t>
+            </w:r>
+          </w:p>
+        </w:tc>
+      </w:tr>
+      <w:tr>
+        <w:tc>
+          <w:tcPr>
+            <w:tcW w:type="dxa" w:w="1728"/>
+          </w:tcPr>
+          <w:p>
+            <w:r/>
+          </w:p>
+        </w:tc>
+        <w:tc>
+          <w:tcPr>
+            <w:tcW w:type="dxa" w:w="1728"/>
+          </w:tcPr>
+          <w:p>
+            <w:r>
+              <w:t>M3</w:t>
+            </w:r>
+          </w:p>
+        </w:tc>
+        <w:tc>
+          <w:tcPr>
+            <w:tcW w:type="dxa" w:w="1728"/>
+          </w:tcPr>
+          <w:p>
+            <w:r>
+              <w:t>安全培训不足</w:t>
+            </w:r>
+          </w:p>
+        </w:tc>
+        <w:tc>
+          <w:tcPr>
+            <w:tcW w:type="dxa" w:w="1728"/>
+          </w:tcPr>
+          <w:p>
+            <w:r>
+              <w:t>未进行入场培训或安全交底流于形式；作业人员缺乏必要安全知识</w:t>
+            </w:r>
+          </w:p>
+        </w:tc>
+        <w:tc>
+          <w:tcPr>
+            <w:tcW w:type="dxa" w:w="1728"/>
+          </w:tcPr>
+          <w:p>
+            <w:r>
+              <w:t>未做三级教育；班前未交底；作业人员不知规程</w:t>
+            </w:r>
+          </w:p>
+        </w:tc>
+      </w:tr>
+      <w:tr>
+        <w:tc>
+          <w:tcPr>
+            <w:tcW w:type="dxa" w:w="1728"/>
+          </w:tcPr>
+          <w:p>
+            <w:r/>
+          </w:p>
+        </w:tc>
+        <w:tc>
+          <w:tcPr>
+            <w:tcW w:type="dxa" w:w="1728"/>
+          </w:tcPr>
+          <w:p>
+            <w:r>
+              <w:t>M4</w:t>
+            </w:r>
+          </w:p>
+        </w:tc>
+        <w:tc>
+          <w:tcPr>
+            <w:tcW w:type="dxa" w:w="1728"/>
+          </w:tcPr>
+          <w:p>
+            <w:r>
+              <w:t>制度规程漏洞</w:t>
+            </w:r>
+          </w:p>
+        </w:tc>
+        <w:tc>
+          <w:tcPr>
+            <w:tcW w:type="dxa" w:w="1728"/>
+          </w:tcPr>
+          <w:p>
+            <w:r>
+              <w:t>无安全方案、无应急预案，或现场管理制度不健全</w:t>
+            </w:r>
+          </w:p>
+        </w:tc>
+        <w:tc>
+          <w:tcPr>
+            <w:tcW w:type="dxa" w:w="1728"/>
+          </w:tcPr>
+          <w:p>
+            <w:r>
+              <w:t>无专项施工方案；应急预案缺失；制度未建立</w:t>
+            </w:r>
+          </w:p>
+        </w:tc>
+      </w:tr>
+      <w:tr>
+        <w:tc>
+          <w:tcPr>
+            <w:tcW w:type="dxa" w:w="1728"/>
+          </w:tcPr>
+          <w:p>
+            <w:r/>
+          </w:p>
+        </w:tc>
+        <w:tc>
+          <w:tcPr>
+            <w:tcW w:type="dxa" w:w="1728"/>
+          </w:tcPr>
+          <w:p>
+            <w:r>
+              <w:t>M5</w:t>
+            </w:r>
+          </w:p>
+        </w:tc>
+        <w:tc>
+          <w:tcPr>
+            <w:tcW w:type="dxa" w:w="1728"/>
+          </w:tcPr>
+          <w:p>
+            <w:r>
+              <w:t>市场行为违规</w:t>
+            </w:r>
+          </w:p>
+        </w:tc>
+        <w:tc>
+          <w:tcPr>
+            <w:tcW w:type="dxa" w:w="1728"/>
+          </w:tcPr>
+          <w:p>
+            <w:r>
+              <w:t>无资质承揽、违法分包、转包挂靠，或违规压缩工期</w:t>
+            </w:r>
+          </w:p>
+        </w:tc>
+        <w:tc>
+          <w:tcPr>
+            <w:tcW w:type="dxa" w:w="1728"/>
+          </w:tcPr>
+          <w:p>
+            <w:r>
+              <w:t>施工单位无资质；违法分包；压缩工期</w:t>
+            </w:r>
+          </w:p>
+        </w:tc>
+      </w:tr>
+      <w:tr>
+        <w:tc>
+          <w:tcPr>
+            <w:tcW w:type="dxa" w:w="1728"/>
+          </w:tcPr>
+          <w:p>
+            <w:r>
+              <w:t>F 层 — 防线失效</w:t>
+            </w:r>
+          </w:p>
+        </w:tc>
+        <w:tc>
+          <w:tcPr>
+            <w:tcW w:type="dxa" w:w="1728"/>
+          </w:tcPr>
+          <w:p>
+            <w:r>
+              <w:t>F1</w:t>
+            </w:r>
+          </w:p>
+        </w:tc>
+        <w:tc>
+          <w:tcPr>
+            <w:tcW w:type="dxa" w:w="1728"/>
+          </w:tcPr>
+          <w:p>
+            <w:r>
+              <w:t>临边洞口防护缺失</w:t>
+            </w:r>
+          </w:p>
+        </w:tc>
+        <w:tc>
+          <w:tcPr>
+            <w:tcW w:type="dxa" w:w="1728"/>
+          </w:tcPr>
+          <w:p>
+            <w:r>
+              <w:t>无防护栏杆、无安全网、洞口未盖或临边未设防</w:t>
+            </w:r>
+          </w:p>
+        </w:tc>
+        <w:tc>
+          <w:tcPr>
+            <w:tcW w:type="dxa" w:w="1728"/>
+          </w:tcPr>
+          <w:p>
+            <w:r>
+              <w:t>井口无护栏；安全网缺失；洞口未覆盖</w:t>
+            </w:r>
+          </w:p>
+        </w:tc>
+      </w:tr>
+      <w:tr>
+        <w:tc>
+          <w:tcPr>
+            <w:tcW w:type="dxa" w:w="1728"/>
+          </w:tcPr>
+          <w:p>
+            <w:r/>
+          </w:p>
+        </w:tc>
+        <w:tc>
+          <w:tcPr>
+            <w:tcW w:type="dxa" w:w="1728"/>
+          </w:tcPr>
+          <w:p>
+            <w:r>
+              <w:t>F2</w:t>
+            </w:r>
+          </w:p>
+        </w:tc>
+        <w:tc>
+          <w:tcPr>
+            <w:tcW w:type="dxa" w:w="1728"/>
+          </w:tcPr>
+          <w:p>
+            <w:r>
+              <w:t>支撑体系失稳</w:t>
+            </w:r>
+          </w:p>
+        </w:tc>
+        <w:tc>
+          <w:tcPr>
+            <w:tcW w:type="dxa" w:w="1728"/>
+          </w:tcPr>
+          <w:p>
+            <w:r>
+              <w:t>模板或脚手架失稳、支撑不足，或临时结构失效</w:t>
+            </w:r>
+          </w:p>
+        </w:tc>
+        <w:tc>
+          <w:tcPr>
+            <w:tcW w:type="dxa" w:w="1728"/>
+          </w:tcPr>
+          <w:p>
+            <w:r>
+              <w:t>模板支撑坍塌；脚手架失稳；支撑不足</w:t>
+            </w:r>
+          </w:p>
+        </w:tc>
+      </w:tr>
+      <w:tr>
+        <w:tc>
+          <w:tcPr>
+            <w:tcW w:type="dxa" w:w="1728"/>
+          </w:tcPr>
+          <w:p>
+            <w:r/>
+          </w:p>
+        </w:tc>
+        <w:tc>
+          <w:tcPr>
+            <w:tcW w:type="dxa" w:w="1728"/>
+          </w:tcPr>
+          <w:p>
+            <w:r>
+              <w:t>F3</w:t>
+            </w:r>
+          </w:p>
+        </w:tc>
+        <w:tc>
+          <w:tcPr>
+            <w:tcW w:type="dxa" w:w="1728"/>
+          </w:tcPr>
+          <w:p>
+            <w:r>
+              <w:t>设备安全装置失效</w:t>
+            </w:r>
+          </w:p>
+        </w:tc>
+        <w:tc>
+          <w:tcPr>
+            <w:tcW w:type="dxa" w:w="1728"/>
+          </w:tcPr>
+          <w:p>
+            <w:r>
+              <w:t>限位器被屏蔽、防坠器失效，或安全装置损坏、未安装</w:t>
+            </w:r>
+          </w:p>
+        </w:tc>
+        <w:tc>
+          <w:tcPr>
+            <w:tcW w:type="dxa" w:w="1728"/>
+          </w:tcPr>
+          <w:p>
+            <w:r>
+              <w:t>限位器被屏蔽；防坠器失效；装置被拆除</w:t>
+            </w:r>
+          </w:p>
+        </w:tc>
+      </w:tr>
+      <w:tr>
+        <w:tc>
+          <w:tcPr>
+            <w:tcW w:type="dxa" w:w="1728"/>
+          </w:tcPr>
+          <w:p>
+            <w:r/>
+          </w:p>
+        </w:tc>
+        <w:tc>
+          <w:tcPr>
+            <w:tcW w:type="dxa" w:w="1728"/>
+          </w:tcPr>
+          <w:p>
+            <w:r>
+              <w:t>F4</w:t>
+            </w:r>
+          </w:p>
+        </w:tc>
+        <w:tc>
+          <w:tcPr>
+            <w:tcW w:type="dxa" w:w="1728"/>
+          </w:tcPr>
+          <w:p>
+            <w:r>
+              <w:t>个体防护未使用</w:t>
+            </w:r>
+          </w:p>
+        </w:tc>
+        <w:tc>
+          <w:tcPr>
+            <w:tcW w:type="dxa" w:w="1728"/>
+          </w:tcPr>
+          <w:p>
+            <w:r>
+              <w:t>应按要求佩戴的安全带、安全帽等个体防护装备未使用</w:t>
+            </w:r>
+          </w:p>
+        </w:tc>
+        <w:tc>
+          <w:tcPr>
+            <w:tcW w:type="dxa" w:w="1728"/>
+          </w:tcPr>
+          <w:p>
+            <w:r>
+              <w:t>未系安全带；未戴安全帽；无个体防护</w:t>
+            </w:r>
+          </w:p>
+        </w:tc>
+      </w:tr>
+      <w:tr>
+        <w:tc>
+          <w:tcPr>
+            <w:tcW w:type="dxa" w:w="1728"/>
+          </w:tcPr>
+          <w:p>
+            <w:r>
+              <w:t>T 层 — 触发条件</w:t>
+            </w:r>
+          </w:p>
+        </w:tc>
+        <w:tc>
+          <w:tcPr>
+            <w:tcW w:type="dxa" w:w="1728"/>
+          </w:tcPr>
+          <w:p>
+            <w:r>
+              <w:t>T1</w:t>
+            </w:r>
+          </w:p>
+        </w:tc>
+        <w:tc>
+          <w:tcPr>
+            <w:tcW w:type="dxa" w:w="1728"/>
+          </w:tcPr>
+          <w:p>
+            <w:r>
+              <w:t>设备机具故障</w:t>
+            </w:r>
+          </w:p>
+        </w:tc>
+        <w:tc>
+          <w:tcPr>
+            <w:tcW w:type="dxa" w:w="1728"/>
+          </w:tcPr>
+          <w:p>
+            <w:r>
+              <w:t>设备故障、钢丝绳断裂、机械失灵或制动失效</w:t>
+            </w:r>
+          </w:p>
+        </w:tc>
+        <w:tc>
+          <w:tcPr>
+            <w:tcW w:type="dxa" w:w="1728"/>
+          </w:tcPr>
+          <w:p>
+            <w:r>
+              <w:t>提升机故障；钢丝绳断裂；制动失灵</w:t>
+            </w:r>
+          </w:p>
+        </w:tc>
+      </w:tr>
+      <w:tr>
+        <w:tc>
+          <w:tcPr>
+            <w:tcW w:type="dxa" w:w="1728"/>
+          </w:tcPr>
+          <w:p>
+            <w:r/>
+          </w:p>
+        </w:tc>
+        <w:tc>
+          <w:tcPr>
+            <w:tcW w:type="dxa" w:w="1728"/>
+          </w:tcPr>
+          <w:p>
+            <w:r>
+              <w:t>T2</w:t>
+            </w:r>
+          </w:p>
+        </w:tc>
+        <w:tc>
+          <w:tcPr>
+            <w:tcW w:type="dxa" w:w="1728"/>
+          </w:tcPr>
+          <w:p>
+            <w:r>
+              <w:t>物料状态异常</w:t>
+            </w:r>
+          </w:p>
+        </w:tc>
+        <w:tc>
+          <w:tcPr>
+            <w:tcW w:type="dxa" w:w="1728"/>
+          </w:tcPr>
+          <w:p>
+            <w:r>
+              <w:t>堆载超出设计承载、材料缺陷或物料失稳</w:t>
+            </w:r>
+          </w:p>
+        </w:tc>
+        <w:tc>
+          <w:tcPr>
+            <w:tcW w:type="dxa" w:w="1728"/>
+          </w:tcPr>
+          <w:p>
+            <w:r>
+              <w:t>堆载超限；材料缺陷；物料浸水增重</w:t>
+            </w:r>
+          </w:p>
+        </w:tc>
+      </w:tr>
+      <w:tr>
+        <w:tc>
+          <w:tcPr>
+            <w:tcW w:type="dxa" w:w="1728"/>
+          </w:tcPr>
+          <w:p>
+            <w:r/>
+          </w:p>
+        </w:tc>
+        <w:tc>
+          <w:tcPr>
+            <w:tcW w:type="dxa" w:w="1728"/>
+          </w:tcPr>
+          <w:p>
+            <w:r>
+              <w:t>T3</w:t>
+            </w:r>
+          </w:p>
+        </w:tc>
+        <w:tc>
+          <w:tcPr>
+            <w:tcW w:type="dxa" w:w="1728"/>
+          </w:tcPr>
+          <w:p>
+            <w:r>
+              <w:t>地质环境突变</w:t>
+            </w:r>
+          </w:p>
+        </w:tc>
+        <w:tc>
+          <w:tcPr>
+            <w:tcW w:type="dxa" w:w="1728"/>
+          </w:tcPr>
+          <w:p>
+            <w:r>
+              <w:t>涌水、边坡失稳、地基沉降或流沙</w:t>
+            </w:r>
+          </w:p>
+        </w:tc>
+        <w:tc>
+          <w:tcPr>
+            <w:tcW w:type="dxa" w:w="1728"/>
+          </w:tcPr>
+          <w:p>
+            <w:r>
+              <w:t>突发涌水；边坡失稳；地基沉降</w:t>
+            </w:r>
+          </w:p>
+        </w:tc>
+      </w:tr>
+      <w:tr>
+        <w:tc>
+          <w:tcPr>
+            <w:tcW w:type="dxa" w:w="1728"/>
+          </w:tcPr>
+          <w:p>
+            <w:r/>
+          </w:p>
+        </w:tc>
+        <w:tc>
+          <w:tcPr>
+            <w:tcW w:type="dxa" w:w="1728"/>
+          </w:tcPr>
+          <w:p>
+            <w:r>
+              <w:t>T4</w:t>
+            </w:r>
+          </w:p>
+        </w:tc>
+        <w:tc>
+          <w:tcPr>
+            <w:tcW w:type="dxa" w:w="1728"/>
+          </w:tcPr>
+          <w:p>
+            <w:r>
+              <w:t>气象水文触发</w:t>
+            </w:r>
+          </w:p>
+        </w:tc>
+        <w:tc>
+          <w:tcPr>
+            <w:tcW w:type="dxa" w:w="1728"/>
+          </w:tcPr>
+          <w:p>
+            <w:r>
+              <w:t>暴雨、大风、冰雪、雷电或连日降雨</w:t>
+            </w:r>
+          </w:p>
+        </w:tc>
+        <w:tc>
+          <w:tcPr>
+            <w:tcW w:type="dxa" w:w="1728"/>
+          </w:tcPr>
+          <w:p>
+            <w:r>
+              <w:t>暴雨；大风；连日降雨；雷电</w:t>
+            </w:r>
+          </w:p>
+        </w:tc>
+      </w:tr>
+      <w:tr>
+        <w:tc>
+          <w:tcPr>
+            <w:tcW w:type="dxa" w:w="1728"/>
+          </w:tcPr>
+          <w:p>
+            <w:r>
+              <w:t>H 层 — 人的行为</w:t>
+            </w:r>
+          </w:p>
+        </w:tc>
+        <w:tc>
+          <w:tcPr>
+            <w:tcW w:type="dxa" w:w="1728"/>
+          </w:tcPr>
+          <w:p>
+            <w:r>
+              <w:t>H1</w:t>
+            </w:r>
+          </w:p>
+        </w:tc>
+        <w:tc>
+          <w:tcPr>
+            <w:tcW w:type="dxa" w:w="1728"/>
+          </w:tcPr>
+          <w:p>
+            <w:r>
+              <w:t>违反操作规程</w:t>
+            </w:r>
+          </w:p>
+        </w:tc>
+        <w:tc>
+          <w:tcPr>
+            <w:tcW w:type="dxa" w:w="1728"/>
+          </w:tcPr>
+          <w:p>
+            <w:r>
+              <w:t>未按方案施工、擅自变更方案或未按规范搭设</w:t>
+            </w:r>
+          </w:p>
+        </w:tc>
+        <w:tc>
+          <w:tcPr>
+            <w:tcW w:type="dxa" w:w="1728"/>
+          </w:tcPr>
+          <w:p>
+            <w:r>
+              <w:t>未按方案施工；擅自变更；违规搭设</w:t>
+            </w:r>
+          </w:p>
+        </w:tc>
+      </w:tr>
+      <w:tr>
+        <w:tc>
+          <w:tcPr>
+            <w:tcW w:type="dxa" w:w="1728"/>
+          </w:tcPr>
+          <w:p>
+            <w:r/>
+          </w:p>
+        </w:tc>
+        <w:tc>
+          <w:tcPr>
+            <w:tcW w:type="dxa" w:w="1728"/>
+          </w:tcPr>
+          <w:p>
+            <w:r>
+              <w:t>H2</w:t>
+            </w:r>
+          </w:p>
+        </w:tc>
+        <w:tc>
+          <w:tcPr>
+            <w:tcW w:type="dxa" w:w="1728"/>
+          </w:tcPr>
+          <w:p>
+            <w:r>
+              <w:t>违规指挥决策</w:t>
+            </w:r>
+          </w:p>
+        </w:tc>
+        <w:tc>
+          <w:tcPr>
+            <w:tcW w:type="dxa" w:w="1728"/>
+          </w:tcPr>
+          <w:p>
+            <w:r>
+              <w:t>明知已识别的风险仍下令或继续作业</w:t>
+            </w:r>
+          </w:p>
+        </w:tc>
+        <w:tc>
+          <w:tcPr>
+            <w:tcW w:type="dxa" w:w="1728"/>
+          </w:tcPr>
+          <w:p>
+            <w:r>
+              <w:t>强令作业；已知风险仍继续施工</w:t>
+            </w:r>
+          </w:p>
+        </w:tc>
+      </w:tr>
+      <w:tr>
+        <w:tc>
+          <w:tcPr>
+            <w:tcW w:type="dxa" w:w="1728"/>
+          </w:tcPr>
+          <w:p>
+            <w:r/>
+          </w:p>
+        </w:tc>
+        <w:tc>
+          <w:tcPr>
+            <w:tcW w:type="dxa" w:w="1728"/>
+          </w:tcPr>
+          <w:p>
+            <w:r>
+              <w:t>H3</w:t>
+            </w:r>
+          </w:p>
+        </w:tc>
+        <w:tc>
+          <w:tcPr>
+            <w:tcW w:type="dxa" w:w="1728"/>
+          </w:tcPr>
+          <w:p>
+            <w:r>
+              <w:t>风险辨识失败</w:t>
+            </w:r>
+          </w:p>
+        </w:tc>
+        <w:tc>
+          <w:tcPr>
+            <w:tcW w:type="dxa" w:w="1728"/>
+          </w:tcPr>
+          <w:p>
+            <w:r>
+              <w:t>未识别危险，或已识别但判断失误</w:t>
+            </w:r>
+          </w:p>
+        </w:tc>
+        <w:tc>
+          <w:tcPr>
+            <w:tcW w:type="dxa" w:w="1728"/>
+          </w:tcPr>
+          <w:p>
+            <w:r>
+              <w:t>未察觉危险；判断失误；疏忽大意</w:t>
+            </w:r>
+          </w:p>
+        </w:tc>
+      </w:tr>
+      <w:tr>
+        <w:tc>
+          <w:tcPr>
+            <w:tcW w:type="dxa" w:w="1728"/>
+          </w:tcPr>
+          <w:p>
+            <w:r/>
+          </w:p>
+        </w:tc>
+        <w:tc>
+          <w:tcPr>
+            <w:tcW w:type="dxa" w:w="1728"/>
+          </w:tcPr>
+          <w:p>
+            <w:r>
+              <w:t>H4</w:t>
+            </w:r>
+          </w:p>
+        </w:tc>
+        <w:tc>
+          <w:tcPr>
+            <w:tcW w:type="dxa" w:w="1728"/>
+          </w:tcPr>
+          <w:p>
+            <w:r>
+              <w:t>应急行为失当</w:t>
+            </w:r>
+          </w:p>
+        </w:tc>
+        <w:tc>
+          <w:tcPr>
+            <w:tcW w:type="dxa" w:w="1728"/>
+          </w:tcPr>
+          <w:p>
+            <w:r>
+              <w:t>无防护施救、撤离不及时，或救援方法不当致后果扩大</w:t>
+            </w:r>
+          </w:p>
+        </w:tc>
+        <w:tc>
+          <w:tcPr>
+            <w:tcW w:type="dxa" w:w="1728"/>
+          </w:tcPr>
+          <w:p>
+            <w:r>
+              <w:t>盲目施救；救援方法错误；撤离不及时</w:t>
+            </w:r>
+          </w:p>
+        </w:tc>
+      </w:tr>
+      <w:tr>
+        <w:tc>
+          <w:tcPr>
+            <w:tcW w:type="dxa" w:w="1728"/>
+          </w:tcPr>
+          <w:p>
+            <w:r>
+              <w:t>C 层 — 后果放大</w:t>
+            </w:r>
+          </w:p>
+        </w:tc>
+        <w:tc>
+          <w:tcPr>
+            <w:tcW w:type="dxa" w:w="1728"/>
+          </w:tcPr>
+          <w:p>
+            <w:r>
+              <w:t>C1</w:t>
+            </w:r>
+          </w:p>
+        </w:tc>
+        <w:tc>
+          <w:tcPr>
+            <w:tcW w:type="dxa" w:w="1728"/>
+          </w:tcPr>
+          <w:p>
+            <w:r>
+              <w:t>救援响应迟缓</w:t>
+            </w:r>
+          </w:p>
+        </w:tc>
+        <w:tc>
+          <w:tcPr>
+            <w:tcW w:type="dxa" w:w="1728"/>
+          </w:tcPr>
+          <w:p>
+            <w:r>
+              <w:t>救援启动滞后、应急预案未落实，或二次坍塌阻碍救援</w:t>
+            </w:r>
+          </w:p>
+        </w:tc>
+        <w:tc>
+          <w:tcPr>
+            <w:tcW w:type="dxa" w:w="1728"/>
+          </w:tcPr>
+          <w:p>
+            <w:r>
+              <w:t>救援不及时；二次坍塌；无应急预案</w:t>
+            </w:r>
+          </w:p>
+        </w:tc>
+      </w:tr>
+      <w:tr>
+        <w:tc>
+          <w:tcPr>
+            <w:tcW w:type="dxa" w:w="1728"/>
+          </w:tcPr>
+          <w:p>
+            <w:r/>
+          </w:p>
+        </w:tc>
+        <w:tc>
+          <w:tcPr>
+            <w:tcW w:type="dxa" w:w="1728"/>
+          </w:tcPr>
+          <w:p>
+            <w:r>
+              <w:t>C2</w:t>
+            </w:r>
+          </w:p>
+        </w:tc>
+        <w:tc>
+          <w:tcPr>
+            <w:tcW w:type="dxa" w:w="1728"/>
+          </w:tcPr>
+          <w:p>
+            <w:r>
+              <w:t>信息迟报瞒报</w:t>
+            </w:r>
+          </w:p>
+        </w:tc>
+        <w:tc>
+          <w:tcPr>
+            <w:tcW w:type="dxa" w:w="1728"/>
+          </w:tcPr>
+          <w:p>
+            <w:r>
+              <w:t>未上报、少报或迟报事故信息</w:t>
+            </w:r>
+          </w:p>
+        </w:tc>
+        <w:tc>
+          <w:tcPr>
+            <w:tcW w:type="dxa" w:w="1728"/>
+          </w:tcPr>
+          <w:p>
+            <w:r>
+              <w:t>未上报；瞒报伤亡；迟报</w:t>
+            </w:r>
+          </w:p>
+        </w:tc>
+      </w:tr>
+    </w:tbl>
     <w:p>
       <w:r>
-        <w:t>[</w:t>
-      </w:r>
-      <w:r>
-        <w:rPr>
-          <w:rFonts w:ascii="宋体" w:hAnsi="宋体" w:eastAsia="宋体"/>
-        </w:rPr>
-        <w:t>表</w:t>
-      </w:r>
-      <w:r>
-        <w:t>2</w:t>
-      </w:r>
-      <w:r>
-        <w:rPr>
-          <w:rFonts w:ascii="宋体" w:hAnsi="宋体" w:eastAsia="宋体"/>
-        </w:rPr>
-        <w:t>占位：待手绘</w:t>
-      </w:r>
-      <w:r>
-        <w:t xml:space="preserve"> — 5 </w:t>
-      </w:r>
-      <w:r>
-        <w:rPr>
-          <w:rFonts w:ascii="宋体" w:hAnsi="宋体" w:eastAsia="宋体"/>
-        </w:rPr>
-        <w:t>层</w:t>
-      </w:r>
-      <w:r>
-        <w:t xml:space="preserve"> 19 </w:t>
-      </w:r>
-      <w:r>
-        <w:rPr>
-          <w:rFonts w:ascii="宋体" w:hAnsi="宋体" w:eastAsia="宋体"/>
-        </w:rPr>
-        <w:t>类操作定义表</w:t>
-      </w:r>
-      <w:r>
-        <w:t>]</w:t>
+        <w:rPr>
+          <w:i/>
+        </w:rPr>
+        <w:t>关键词为语料中中文表述的概括。不依赖直接引用的编码占比随层而异——管理层 12.0%，触发层 3.1%——与 3.1 节的三级证据方案一致。</w:t>
       </w:r>
     </w:p>
     <w:p>
@@ -6962,12 +7998,19 @@
       </w:r>
     </w:p>
     <w:p>
-      <w:r>
-        <w:t xml:space="preserve">#### 4.4.1 </w:t>
-      </w:r>
-      <w:r>
-        <w:rPr>
-          <w:rFonts w:ascii="宋体" w:hAnsi="宋体" w:eastAsia="宋体"/>
+      <w:pPr>
+        <w:pStyle w:val="Heading3"/>
+      </w:pPr>
+      <w:r>
+        <w:rPr>
+          <w:color w:val="000000"/>
+        </w:rPr>
+        <w:t xml:space="preserve">4.4.1 </w:t>
+      </w:r>
+      <w:r>
+        <w:rPr>
+          <w:rFonts w:ascii="宋体" w:hAnsi="宋体" w:eastAsia="宋体"/>
+          <w:color w:val="000000"/>
         </w:rPr>
         <w:t>实验设计</w:t>
       </w:r>
@@ -7799,25 +8842,39 @@
       </w:r>
     </w:p>
     <w:p>
-      <w:r>
-        <w:t xml:space="preserve">#### 4.4.2 </w:t>
-      </w:r>
-      <w:r>
-        <w:rPr>
-          <w:rFonts w:ascii="宋体" w:hAnsi="宋体" w:eastAsia="宋体"/>
+      <w:pPr>
+        <w:pStyle w:val="Heading3"/>
+      </w:pPr>
+      <w:r>
+        <w:rPr>
+          <w:color w:val="000000"/>
+        </w:rPr>
+        <w:t xml:space="preserve">4.4.2 </w:t>
+      </w:r>
+      <w:r>
+        <w:rPr>
+          <w:rFonts w:ascii="宋体" w:hAnsi="宋体" w:eastAsia="宋体"/>
+          <w:color w:val="000000"/>
         </w:rPr>
         <w:t>少样本在本模型</w:t>
       </w:r>
       <w:r>
+        <w:rPr>
+          <w:color w:val="000000"/>
+        </w:rPr>
         <w:t>-</w:t>
       </w:r>
       <w:r>
         <w:rPr>
           <w:rFonts w:ascii="宋体" w:hAnsi="宋体" w:eastAsia="宋体"/>
+          <w:color w:val="000000"/>
         </w:rPr>
         <w:t>任务组合上优于领域</w:t>
       </w:r>
       <w:r>
+        <w:rPr>
+          <w:color w:val="000000"/>
+        </w:rPr>
         <w:t xml:space="preserve"> CoT</w:t>
       </w:r>
     </w:p>
@@ -7950,12 +9007,19 @@
       </w:r>
     </w:p>
     <w:p>
-      <w:r>
-        <w:t xml:space="preserve">#### 4.4.3 </w:t>
-      </w:r>
-      <w:r>
-        <w:rPr>
-          <w:rFonts w:ascii="宋体" w:hAnsi="宋体" w:eastAsia="宋体"/>
+      <w:pPr>
+        <w:pStyle w:val="Heading3"/>
+      </w:pPr>
+      <w:r>
+        <w:rPr>
+          <w:color w:val="000000"/>
+        </w:rPr>
+        <w:t xml:space="preserve">4.4.3 </w:t>
+      </w:r>
+      <w:r>
+        <w:rPr>
+          <w:rFonts w:ascii="宋体" w:hAnsi="宋体" w:eastAsia="宋体"/>
+          <w:color w:val="000000"/>
         </w:rPr>
         <w:t>词汇门控观察及其补救</w:t>
       </w:r>
@@ -8334,12 +9398,19 @@
       </w:r>
     </w:p>
     <w:p>
-      <w:r>
-        <w:t xml:space="preserve">#### 4.4.4 </w:t>
-      </w:r>
-      <w:r>
-        <w:rPr>
-          <w:rFonts w:ascii="宋体" w:hAnsi="宋体" w:eastAsia="宋体"/>
+      <w:pPr>
+        <w:pStyle w:val="Heading3"/>
+      </w:pPr>
+      <w:r>
+        <w:rPr>
+          <w:color w:val="000000"/>
+        </w:rPr>
+        <w:t xml:space="preserve">4.4.4 </w:t>
+      </w:r>
+      <w:r>
+        <w:rPr>
+          <w:rFonts w:ascii="宋体" w:hAnsi="宋体" w:eastAsia="宋体"/>
+          <w:color w:val="000000"/>
         </w:rPr>
         <w:t>措辞变化的约束性四格比较</w:t>
       </w:r>
@@ -9293,12 +10364,19 @@
       </w:tr>
     </w:tbl>
     <w:p>
-      <w:r>
-        <w:t xml:space="preserve">#### 4.4.5 </w:t>
-      </w:r>
-      <w:r>
-        <w:rPr>
-          <w:rFonts w:ascii="宋体" w:hAnsi="宋体" w:eastAsia="宋体"/>
+      <w:pPr>
+        <w:pStyle w:val="Heading3"/>
+      </w:pPr>
+      <w:r>
+        <w:rPr>
+          <w:color w:val="000000"/>
+        </w:rPr>
+        <w:t xml:space="preserve">4.4.5 </w:t>
+      </w:r>
+      <w:r>
+        <w:rPr>
+          <w:rFonts w:ascii="宋体" w:hAnsi="宋体" w:eastAsia="宋体"/>
+          <w:color w:val="000000"/>
         </w:rPr>
         <w:t>生产管道的策略选择</w:t>
       </w:r>
@@ -11782,7 +12860,7 @@
         <w:rPr>
           <w:i/>
         </w:rPr>
-        <w:t>V2 修订说明（供作者与导师查阅，投稿时删除本段）：本版依据综合评阅意见完成以下文字级修订——①主线确定为"探索性数据工程系统与数据资源"，删除"首次/推翻/证明模型依赖/因果机制/专家级/替代人工/全部编码有证据"等结论；②致因标注重构为 explicit/inferred/prior 三层证据分级（对应数据库 evidence_quality 字段），全文统一分层统计口径；③银标准构建方式如实描述并标注独立性边界；④开发集与测试集重叠风险在 4.1 显式声明；⑤2×2 消融降级为"措辞敏感性观察+实用补救"，删除机制性归因与"排除替代解释"表述；⑥人机一致性限定为"一名标注者、六项字段、协议一致性"，κ/ICC/匹配率分列不再统称 Kappa；⑦全部计数对账闭合（类型 2,617+未标注6、等级 2,622+未标注1、表2 补非空分母列）；⑧M1 数字全文统一为 0.847/0.800；⑨表引用勘误（4.5 节表 7→表 8）、表 6 脚注与数值矛盾修正；⑩数据治理声明扩充（逐源许可/撤回机制/创伤影像访问控制）；⑪局限性扩为 8 项分级；⑫新增 3.2 节"数据来源与语料构建"（含 4 个子节与表 1），端到端呈现采集、清洗、筛选与整合流程，原 3.2–3.5 节顺延为 3.3–3.6 节、表 1–9 顺延为表 2–10，并修正阶段 2 的两处表述（文本类型实为六类而非三类；895 条数字化记录经独立的文献切分路径入库，并非在该阶段被删除）及 5.3 节(6)枚举字段非空率上限（52.3%→83.9%）。六张插图已由 `scripts/gen_paper_figures.py` 生成并插入（图 1–6），图中分布数字随主库现读；表 2 仍为占位，待补。</w:t>
+        <w:t>V2 修订说明（供作者与导师查阅，投稿时删除本段）：本版依据综合评阅意见完成以下文字级修订——①主线确定为"探索性数据工程系统与数据资源"，删除"首次/推翻/证明模型依赖/因果机制/专家级/替代人工/全部编码有证据"等结论；②致因标注重构为 explicit/inferred/prior 三层证据分级（对应数据库 evidence_quality 字段），全文统一分层统计口径；③银标准构建方式如实描述并标注独立性边界；④开发集与测试集重叠风险在 4.1 显式声明；⑤2×2 消融降级为"措辞敏感性观察+实用补救"，删除机制性归因与"排除替代解释"表述；⑥人机一致性限定为"一名标注者、六项字段、协议一致性"，κ/ICC/匹配率分列不再统称 Kappa；⑦全部计数对账闭合（类型 2,617+未标注6、等级 2,622+未标注1、表2 补非空分母列）；⑧M1 数字全文统一为 0.847/0.800；⑨表引用勘误（4.5 节表 7→表 8）、表 6 脚注与数值矛盾修正；⑩数据治理声明扩充（逐源许可/撤回机制/创伤影像访问控制）；⑪局限性扩为 8 项分级；⑫新增 3.2 节"数据来源与语料构建"（含 4 个子节与表 1），端到端呈现采集、清洗、筛选与整合流程，原 3.2–3.5 节顺延为 3.3–3.6 节、表 1–9 顺延为表 2–10，并修正阶段 2 的两处表述（文本类型实为六类而非三类；895 条数字化记录经独立的文献切分路径入库，并非在该阶段被删除）及 5.3 节(6)枚举字段非空率上限（52.3%→83.9%）。六张插图已由 `scripts/gen_paper_figures.py` 生成并插入（图 1–6），图中分布数字随主库现读；表 2（5 层 19 类操作定义）已按生产提示词补全，定义与落库类名逐条核对一致，表注给出实测的各层推断占比。</w:t>
       </w:r>
     </w:p>
     <w:sectPr>

--- a/docs/paper_v2/eswa_paper_v2_zh.docx
+++ b/docs/paper_v2/eswa_paper_v2_zh.docx
@@ -1415,7 +1415,55 @@
         <w:t>令</w:t>
       </w:r>
       <w:r>
-        <w:t xml:space="preserve"> $T = \{t_1, t_2, \dots, t_N\}$ </w:t>
+        <w:t xml:space="preserve"> </w:t>
+      </w:r>
+      <w:r>
+        <w:rPr>
+          <w:i/>
+        </w:rPr>
+        <w:t>T = {t</w:t>
+      </w:r>
+      <w:r>
+        <w:rPr>
+          <w:i/>
+          <w:vertAlign w:val="subscript"/>
+        </w:rPr>
+        <w:t>1</w:t>
+      </w:r>
+      <w:r>
+        <w:rPr>
+          <w:i/>
+        </w:rPr>
+        <w:t>, t</w:t>
+      </w:r>
+      <w:r>
+        <w:rPr>
+          <w:i/>
+          <w:vertAlign w:val="subscript"/>
+        </w:rPr>
+        <w:t>2</w:t>
+      </w:r>
+      <w:r>
+        <w:rPr>
+          <w:i/>
+        </w:rPr>
+        <w:t>, …, t</w:t>
+      </w:r>
+      <w:r>
+        <w:rPr>
+          <w:i/>
+          <w:vertAlign w:val="subscript"/>
+        </w:rPr>
+        <w:t>N</w:t>
+      </w:r>
+      <w:r>
+        <w:rPr>
+          <w:i/>
+        </w:rPr>
+        <w:t>}</w:t>
+      </w:r>
+      <w:r>
+        <w:t xml:space="preserve"> </w:t>
       </w:r>
       <w:r>
         <w:rPr>
@@ -1433,7 +1481,23 @@
         <w:t>字符）。管道将每条</w:t>
       </w:r>
       <w:r>
-        <w:t xml:space="preserve"> $t_i$ </w:t>
+        <w:t xml:space="preserve"> </w:t>
+      </w:r>
+      <w:r>
+        <w:rPr>
+          <w:i/>
+        </w:rPr>
+        <w:t>t</w:t>
+      </w:r>
+      <w:r>
+        <w:rPr>
+          <w:i/>
+          <w:vertAlign w:val="subscript"/>
+        </w:rPr>
+        <w:t>i</w:t>
+      </w:r>
+      <w:r>
+        <w:t xml:space="preserve"> </w:t>
       </w:r>
       <w:r>
         <w:rPr>
@@ -1442,13 +1506,74 @@
         <w:t>转化为结构化记录</w:t>
       </w:r>
       <w:r>
-        <w:t xml:space="preserve"> $r_i = (b_i, c_i)$</w:t>
+        <w:t xml:space="preserve"> </w:t>
+      </w:r>
+      <w:r>
+        <w:rPr>
+          <w:i/>
+        </w:rPr>
+        <w:t>r</w:t>
+      </w:r>
+      <w:r>
+        <w:rPr>
+          <w:i/>
+          <w:vertAlign w:val="subscript"/>
+        </w:rPr>
+        <w:t>i</w:t>
+      </w:r>
+      <w:r>
+        <w:rPr>
+          <w:i/>
+        </w:rPr>
+        <w:t xml:space="preserve"> = (b</w:t>
+      </w:r>
+      <w:r>
+        <w:rPr>
+          <w:i/>
+          <w:vertAlign w:val="subscript"/>
+        </w:rPr>
+        <w:t>i</w:t>
+      </w:r>
+      <w:r>
+        <w:rPr>
+          <w:i/>
+        </w:rPr>
+        <w:t>, c</w:t>
+      </w:r>
+      <w:r>
+        <w:rPr>
+          <w:i/>
+          <w:vertAlign w:val="subscript"/>
+        </w:rPr>
+        <w:t>i</w:t>
+      </w:r>
+      <w:r>
+        <w:rPr>
+          <w:i/>
+        </w:rPr>
+        <w:t>)</w:t>
       </w:r>
       <w:r>
         <w:t>：基础信息向量</w:t>
       </w:r>
       <w:r>
-        <w:t xml:space="preserve"> $b_i$ </w:t>
+        <w:t xml:space="preserve"> </w:t>
+      </w:r>
+      <w:r>
+        <w:rPr>
+          <w:i/>
+        </w:rPr>
+        <w:t>b</w:t>
+      </w:r>
+      <w:r>
+        <w:rPr>
+          <w:i/>
+          <w:vertAlign w:val="subscript"/>
+        </w:rPr>
+        <w:t>i</w:t>
+      </w:r>
+      <w:r>
+        <w:t xml:space="preserve"> </w:t>
       </w:r>
       <w:r>
         <w:rPr>
@@ -1466,13 +1591,100 @@
         <w:t>个预定义字段；致因标注集</w:t>
       </w:r>
       <w:r>
-        <w:t xml:space="preserve"> $c_i = \{(x_{ij}, e_{ij}, \iota_{ij}, q_{ij})\}$</w:t>
+        <w:t xml:space="preserve"> </w:t>
+      </w:r>
+      <w:r>
+        <w:rPr>
+          <w:i/>
+        </w:rPr>
+        <w:t>c</w:t>
+      </w:r>
+      <w:r>
+        <w:rPr>
+          <w:i/>
+          <w:vertAlign w:val="subscript"/>
+        </w:rPr>
+        <w:t>i</w:t>
+      </w:r>
+      <w:r>
+        <w:rPr>
+          <w:i/>
+        </w:rPr>
+        <w:t xml:space="preserve"> = {(x</w:t>
+      </w:r>
+      <w:r>
+        <w:rPr>
+          <w:i/>
+          <w:vertAlign w:val="subscript"/>
+        </w:rPr>
+        <w:t>ij</w:t>
+      </w:r>
+      <w:r>
+        <w:rPr>
+          <w:i/>
+        </w:rPr>
+        <w:t>, e</w:t>
+      </w:r>
+      <w:r>
+        <w:rPr>
+          <w:i/>
+          <w:vertAlign w:val="subscript"/>
+        </w:rPr>
+        <w:t>ij</w:t>
+      </w:r>
+      <w:r>
+        <w:rPr>
+          <w:i/>
+        </w:rPr>
+        <w:t>, ι</w:t>
+      </w:r>
+      <w:r>
+        <w:rPr>
+          <w:i/>
+          <w:vertAlign w:val="subscript"/>
+        </w:rPr>
+        <w:t>ij</w:t>
+      </w:r>
+      <w:r>
+        <w:rPr>
+          <w:i/>
+        </w:rPr>
+        <w:t>, q</w:t>
+      </w:r>
+      <w:r>
+        <w:rPr>
+          <w:i/>
+          <w:vertAlign w:val="subscript"/>
+        </w:rPr>
+        <w:t>ij</w:t>
+      </w:r>
+      <w:r>
+        <w:rPr>
+          <w:i/>
+        </w:rPr>
+        <w:t>)}</w:t>
       </w:r>
       <w:r>
         <w:t>，其中</w:t>
       </w:r>
       <w:r>
-        <w:t xml:space="preserve"> $x_{ij}$ </w:t>
+        <w:t xml:space="preserve"> </w:t>
+      </w:r>
+      <w:r>
+        <w:rPr>
+          <w:i/>
+        </w:rPr>
+        <w:t>x</w:t>
+      </w:r>
+      <w:r>
+        <w:rPr>
+          <w:i/>
+          <w:vertAlign w:val="subscript"/>
+        </w:rPr>
+        <w:t>ij</w:t>
+      </w:r>
+      <w:r>
+        <w:t xml:space="preserve"> </w:t>
       </w:r>
       <w:r>
         <w:rPr>
@@ -1490,7 +1702,20 @@
         <w:t>方案中的致因编码，</w:t>
       </w:r>
       <w:r>
-        <w:t xml:space="preserve">$e_{ij}$ </w:t>
+        <w:rPr>
+          <w:i/>
+        </w:rPr>
+        <w:t>e</w:t>
+      </w:r>
+      <w:r>
+        <w:rPr>
+          <w:i/>
+          <w:vertAlign w:val="subscript"/>
+        </w:rPr>
+        <w:t>ij</w:t>
+      </w:r>
+      <w:r>
+        <w:t xml:space="preserve"> </w:t>
       </w:r>
       <w:r>
         <w:rPr>
@@ -1499,7 +1724,20 @@
         <w:t>为支撑文本，</w:t>
       </w:r>
       <w:r>
-        <w:t xml:space="preserve">$\iota_{ij}$ </w:t>
+        <w:rPr>
+          <w:i/>
+        </w:rPr>
+        <w:t>ι</w:t>
+      </w:r>
+      <w:r>
+        <w:rPr>
+          <w:i/>
+          <w:vertAlign w:val="subscript"/>
+        </w:rPr>
+        <w:t>ij</w:t>
+      </w:r>
+      <w:r>
+        <w:t xml:space="preserve"> </w:t>
       </w:r>
       <w:r>
         <w:rPr>
@@ -1508,7 +1746,26 @@
         <w:t>为推理链，</w:t>
       </w:r>
       <w:r>
-        <w:t xml:space="preserve">$q_{ij} \in \{\text{explicit}, \text{inferred}, \text{prior}\}$ </w:t>
+        <w:rPr>
+          <w:i/>
+        </w:rPr>
+        <w:t>q</w:t>
+      </w:r>
+      <w:r>
+        <w:rPr>
+          <w:i/>
+          <w:vertAlign w:val="subscript"/>
+        </w:rPr>
+        <w:t>ij</w:t>
+      </w:r>
+      <w:r>
+        <w:rPr>
+          <w:i/>
+        </w:rPr>
+        <w:t xml:space="preserve"> ∈ {explicit, inferred, prior}</w:t>
+      </w:r>
+      <w:r>
+        <w:t xml:space="preserve"> </w:t>
       </w:r>
       <w:r>
         <w:rPr>
@@ -1540,7 +1797,20 @@
         <w:t>：原文含直接支撑该编码的表述，</w:t>
       </w:r>
       <w:r>
-        <w:t xml:space="preserve">$e_{ij}$ </w:t>
+        <w:rPr>
+          <w:i/>
+        </w:rPr>
+        <w:t>e</w:t>
+      </w:r>
+      <w:r>
+        <w:rPr>
+          <w:i/>
+          <w:vertAlign w:val="subscript"/>
+        </w:rPr>
+        <w:t>ij</w:t>
+      </w:r>
+      <w:r>
+        <w:t xml:space="preserve"> </w:t>
       </w:r>
       <w:r>
         <w:rPr>

--- a/docs/paper_v2/eswa_paper_v2_zh.docx
+++ b/docs/paper_v2/eswa_paper_v2_zh.docx
@@ -317,13 +317,16 @@
         <w:t>针对这一转化问题的既有计算路径可分为三类。</w:t>
       </w:r>
       <w:r>
-        <w:t xml:space="preserve">BERT </w:t>
-      </w:r>
-      <w:r>
-        <w:rPr>
-          <w:rFonts w:ascii="宋体" w:hAnsi="宋体" w:eastAsia="宋体"/>
-        </w:rPr>
-        <w:t>及其蒸馏变体等监督分类器依赖标注语料，而该领域的标注语料生产成本高昂（</w:t>
+        <w:t>BERT</w:t>
+      </w:r>
+      <w:r>
+        <w:t>（</w:t>
+      </w:r>
+      <w:r>
+        <w:t>Devlin et al., 2019</w:t>
+      </w:r>
+      <w:r>
+        <w:t>）及其蒸馏变体等监督分类器依赖标注语料，而该领域的标注语料生产成本高昂（</w:t>
       </w:r>
       <w:r>
         <w:t>Togan et al., 2025</w:t>

--- a/docs/paper_v2/eswa_paper_v2_zh.docx
+++ b/docs/paper_v2/eswa_paper_v2_zh.docx
@@ -9152,6 +9152,21 @@
       </w:r>
     </w:p>
     <w:p>
+      <w:r>
+        <w:rPr>
+          <w:rFonts w:ascii="宋体" w:hAnsi="宋体" w:eastAsia="宋体"/>
+        </w:rPr>
+        <w:t>表</w:t>
+      </w:r>
+      <w:r>
+        <w:t xml:space="preserve"> 7 </w:t>
+      </w:r>
+      <w:r>
+        <w:rPr>
+          <w:rFonts w:ascii="宋体" w:hAnsi="宋体" w:eastAsia="宋体"/>
+        </w:rPr>
+        <w:t>汇总了该对比。</w:t>
+      </w:r>
       <w:r>
         <w:t xml:space="preserve">S1 </w:t>
       </w:r>

--- a/docs/paper_v2/eswa_paper_v2_zh.docx
+++ b/docs/paper_v2/eswa_paper_v2_zh.docx
@@ -9198,10 +9198,10 @@
         <w:rPr>
           <w:rFonts w:ascii="宋体" w:hAnsi="宋体" w:eastAsia="宋体"/>
         </w:rPr>
-        <w:t>的平均编码密度与真值接近（</w:t>
-      </w:r>
-      <w:r>
-        <w:t xml:space="preserve">5.0 </w:t>
+        <w:t>的平均编码密度在六策略中最接近真值（</w:t>
+      </w:r>
+      <w:r>
+        <w:t xml:space="preserve">4.2 </w:t>
       </w:r>
       <w:r>
         <w:rPr>
@@ -9225,7 +9225,7 @@
         <w:t>偏少（</w:t>
       </w:r>
       <w:r>
-        <w:t>3.6</w:t>
+        <w:t>2.8</w:t>
       </w:r>
       <w:r>
         <w:t>）、</w:t>
@@ -9240,7 +9240,7 @@
         <w:t>偏多（</w:t>
       </w:r>
       <w:r>
-        <w:t>6.5</w:t>
+        <w:t>9.2</w:t>
       </w:r>
       <w:r>
         <w:t>）。与</w:t>

--- a/docs/paper_v2/eswa_paper_v2_zh.docx
+++ b/docs/paper_v2/eswa_paper_v2_zh.docx
@@ -5737,7 +5737,7 @@
           </w:tcPr>
           <w:p>
             <w:r>
-              <w:t>2.9%</w:t>
+              <w:t>2.8%</w:t>
             </w:r>
           </w:p>
         </w:tc>

--- a/docs/paper_v2/eswa_paper_v2_zh.docx
+++ b/docs/paper_v2/eswa_paper_v2_zh.docx
@@ -2758,7 +2758,55 @@
         <w:rPr>
           <w:rFonts w:ascii="宋体" w:hAnsi="宋体" w:eastAsia="宋体"/>
         </w:rPr>
-        <w:t>界面中将来源轨道作为可筛选属性开放。</w:t>
+        <w:t>界面中将来源轨道作为可筛选属性开放。这一差异并不限于记录条数：文献数字化轨占</w:t>
+      </w:r>
+      <w:r>
+        <w:t xml:space="preserve"> 16,323 </w:t>
+      </w:r>
+      <w:r>
+        <w:rPr>
+          <w:rFonts w:ascii="宋体" w:hAnsi="宋体" w:eastAsia="宋体"/>
+        </w:rPr>
+        <w:t>条致因标注中的</w:t>
+      </w:r>
+      <w:r>
+        <w:t xml:space="preserve"> 6,270 </w:t>
+      </w:r>
+      <w:r>
+        <w:rPr>
+          <w:rFonts w:ascii="宋体" w:hAnsi="宋体" w:eastAsia="宋体"/>
+        </w:rPr>
+        <w:t>条（</w:t>
+      </w:r>
+      <w:r>
+        <w:t>38.4%</w:t>
+      </w:r>
+      <w:r>
+        <w:t>），占</w:t>
+      </w:r>
+      <w:r>
+        <w:t xml:space="preserve"> 14,784 </w:t>
+      </w:r>
+      <w:r>
+        <w:rPr>
+          <w:rFonts w:ascii="宋体" w:hAnsi="宋体" w:eastAsia="宋体"/>
+        </w:rPr>
+        <w:t>条逐字证据标注中的</w:t>
+      </w:r>
+      <w:r>
+        <w:t xml:space="preserve"> 6,081 </w:t>
+      </w:r>
+      <w:r>
+        <w:rPr>
+          <w:rFonts w:ascii="宋体" w:hAnsi="宋体" w:eastAsia="宋体"/>
+        </w:rPr>
+        <w:t>条（</w:t>
+      </w:r>
+      <w:r>
+        <w:t>41.1%</w:t>
+      </w:r>
+      <w:r>
+        <w:t>）。</w:t>
       </w:r>
     </w:p>
     <w:p>

--- a/docs/paper_v2/eswa_paper_v2_zh.docx
+++ b/docs/paper_v2/eswa_paper_v2_zh.docx
@@ -6447,6 +6447,29 @@
         </w:tc>
       </w:tr>
     </w:tbl>
+    <w:p>
+      <w:r>
+        <w:rPr>
+          <w:rFonts w:ascii="宋体" w:hAnsi="宋体" w:eastAsia="宋体"/>
+        </w:rPr>
+        <w:t>严重程度的分布依循中国生产安全事故的分类标准（一般、较大、重大、特别重大）。十二类事故类型以工程特异性粒度整合了中国的职业伤害分类标准（</w:t>
+      </w:r>
+      <w:r>
+        <w:t>GB 6441-86</w:t>
+      </w:r>
+      <w:r>
+        <w:t>）：坍塌与土方坍塌分列，因为二者在建筑施工死亡事故中占主导，且需要不同的预防制度；淹溺与中毒</w:t>
+      </w:r>
+      <w:r>
+        <w:t>/</w:t>
+      </w:r>
+      <w:r>
+        <w:rPr>
+          <w:rFonts w:ascii="宋体" w:hAnsi="宋体" w:eastAsia="宋体"/>
+        </w:rPr>
+        <w:t>窒息虽然频次较低，仍保留为独立类型。</w:t>
+      </w:r>
+    </w:p>
     <w:p>
       <w:r>
         <w:rPr>

--- a/docs/paper_v2/eswa_paper_v2_zh.docx
+++ b/docs/paper_v2/eswa_paper_v2_zh.docx
@@ -2965,7 +2965,7 @@
         <w:rPr>
           <w:rFonts w:ascii="宋体" w:hAnsi="宋体" w:eastAsia="宋体"/>
         </w:rPr>
-        <w:t>二十五个采集器获取网络部分。每个采集器实现统一接口并注册于中央注册表；具体实现分为四族</w:t>
+        <w:t>二十四个采集器获取网络部分。每个采集器实现统一接口并注册于中央注册表；具体实现分为四族</w:t>
       </w:r>
       <w:r>
         <w:t>——</w:t>
@@ -2974,7 +2974,7 @@
         <w:rPr>
           <w:rFonts w:ascii="宋体" w:hAnsi="宋体" w:eastAsia="宋体"/>
         </w:rPr>
-        <w:t>一个搜索引擎聚合器，发出预定义查询并仅接纳域名白名单内的结果；十九个省级应急管理部门采集器，解析</w:t>
+        <w:t>一个搜索引擎聚合器，发出预定义查询并仅接纳域名白名单内的结果；十八个省级应急管理部门采集器，解析</w:t>
       </w:r>
       <w:r>
         <w:t xml:space="preserve"> HTML </w:t>
@@ -2992,7 +2992,40 @@
         <w:rPr>
           <w:rFonts w:ascii="宋体" w:hAnsi="宋体" w:eastAsia="宋体"/>
         </w:rPr>
-        <w:t>调查报告；两个国家级采集器（应急管理部与住建部）；以及三个辅助导入器，分别覆盖开放政府数据集、安全新闻专题归档与两个已公开的学术事故数据集。</w:t>
+        <w:t>调查报告；两个国家级采集器（应急管理部与住建部）；以及三个进一步来源</w:t>
+      </w:r>
+      <w:r>
+        <w:t>——</w:t>
+      </w:r>
+      <w:r>
+        <w:rPr>
+          <w:rFonts w:ascii="宋体" w:hAnsi="宋体" w:eastAsia="宋体"/>
+        </w:rPr>
+        <w:t>两个行业安全新闻门户，合计提供语料</w:t>
+      </w:r>
+      <w:r>
+        <w:t xml:space="preserve"> 2,623 </w:t>
+      </w:r>
+      <w:r>
+        <w:rPr>
+          <w:rFonts w:ascii="宋体" w:hAnsi="宋体" w:eastAsia="宋体"/>
+        </w:rPr>
+        <w:t>条中的</w:t>
+      </w:r>
+      <w:r>
+        <w:t xml:space="preserve"> 1,636 </w:t>
+      </w:r>
+      <w:r>
+        <w:rPr>
+          <w:rFonts w:ascii="宋体" w:hAnsi="宋体" w:eastAsia="宋体"/>
+        </w:rPr>
+        <w:t>条（</w:t>
+      </w:r>
+      <w:r>
+        <w:t>62.4%</w:t>
+      </w:r>
+      <w:r>
+        <w:t>），另一个为开放政府数据导入器。</w:t>
       </w:r>
     </w:p>
     <w:p>
@@ -3128,7 +3161,7 @@
         <w:t>节）随后根据事故自身的地名与关键词再生成至多三条查询。检索结果的接纳限定于</w:t>
       </w:r>
       <w:r>
-        <w:t xml:space="preserve"> 15 </w:t>
+        <w:t xml:space="preserve"> 19 </w:t>
       </w:r>
       <w:r>
         <w:rPr>
@@ -12451,6 +12484,62 @@
           <w:rFonts w:ascii="宋体" w:hAnsi="宋体" w:eastAsia="宋体"/>
         </w:rPr>
         <w:t>数据、代码与完整提示承诺发表后公开而非投稿时公开；单次运行配置与家族粒度模型标识限制精确复现。我们承诺在重投前提供匿名只读数据库、逐字提示、最小复现包与系统演示。</w:t>
+      </w:r>
+    </w:p>
+    <w:p>
+      <w:r>
+        <w:t xml:space="preserve">(9) </w:t>
+      </w:r>
+      <w:r>
+        <w:rPr>
+          <w:i/>
+        </w:rPr>
+        <w:t>描述保真度。</w:t>
+      </w:r>
+      <w:r>
+        <w:t xml:space="preserve"> </w:t>
+      </w:r>
+      <w:r>
+        <w:rPr>
+          <w:rFonts w:ascii="宋体" w:hAnsi="宋体" w:eastAsia="宋体"/>
+        </w:rPr>
+        <w:t>第</w:t>
+      </w:r>
+      <w:r>
+        <w:t xml:space="preserve"> 3 </w:t>
+      </w:r>
+      <w:r>
+        <w:rPr>
+          <w:rFonts w:ascii="宋体" w:hAnsi="宋体" w:eastAsia="宋体"/>
+        </w:rPr>
+        <w:t>节的系统描述是对实现的作者撰写式叙述，而非由实现生成的产物。起草后对该叙述与采集器注册表所做的一次人工审计，在</w:t>
+      </w:r>
+      <w:r>
+        <w:t xml:space="preserve"> 3.2.2 </w:t>
+      </w:r>
+      <w:r>
+        <w:rPr>
+          <w:rFonts w:ascii="宋体" w:hAnsi="宋体" w:eastAsia="宋体"/>
+        </w:rPr>
+        <w:t>节同一段内发现四处不符</w:t>
+      </w:r>
+      <w:r>
+        <w:t>——</w:t>
+      </w:r>
+      <w:r>
+        <w:rPr>
+          <w:rFonts w:ascii="宋体" w:hAnsi="宋体" w:eastAsia="宋体"/>
+        </w:rPr>
+        <w:t>采集器总数、省级采集器数、辅助来源族的构成、新闻域名白名单的规模</w:t>
+      </w:r>
+      <w:r>
+        <w:t>——</w:t>
+      </w:r>
+      <w:r>
+        <w:rPr>
+          <w:rFonts w:ascii="宋体" w:hAnsi="宋体" w:eastAsia="宋体"/>
+        </w:rPr>
+        <w:t>均已修正。此事界定了其余描述应如何阅读：关于实现的叙述性陈述依赖于与代码的人工核对，需要核实某条具体主张的读者，应以注册表与已发布代码为准，而非以散文叙述为准。</w:t>
       </w:r>
     </w:p>
     <w:p>
